--- a/public/training/patch-protect/SecureByDesign-patch-protect-Workbook.docx
+++ b/public/training/patch-protect/SecureByDesign-patch-protect-Workbook.docx
@@ -150,7 +150,7 @@
           <w:sz w:val="16"/>
           <w:szCs w:val="16"/>
         </w:rPr>
-        <w:t xml:space="preserve">MATERIALS EDITION 1.0    /    COURSE 1.10</w:t>
+        <w:t xml:space="preserve">MATERIALS EDITION 1.1    /    COURSE 1.10</w:t>
       </w:r>
     </w:p>
     <w:p>
@@ -1274,7 +1274,7 @@
           <w:sz w:val="21"/>
           <w:szCs w:val="21"/>
         </w:rPr>
-        <w:t xml:space="preserve">Add the register rows: fleet and servers to WSUS (8530), Linux consumers to REPO01 (HTTP), agent-to-ePO and ePO-to-agent ports per the product's documentation, and the scanner's credentialed reach into each VLAN — the one deliberate wide permit, owned and logged.</w:t>
+        <w:t xml:space="preserve">Add the register rows: every Windows system to WSUS (8530/8531), domain controllers included, Linux consumers to REPO01 (HTTP), agent-to-ePO and ePO-to-agent ports per the product's documentation, and the scanner's credentialed reach into each VLAN — the one deliberate wide permit, owned and logged.</w:t>
       </w:r>
     </w:p>
     <w:p>
@@ -1956,7 +1956,7 @@
       <w:pPr>
         <w:spacing w:after="60" w:before="0" w:line="288" w:lineRule="auto"/>
       </w:pPr>
-      <w:hyperlink w:history="1" r:id="rIdepefftbwjzwumnafl9man">
+      <w:hyperlink w:history="1" r:id="rIdqatvxsckfju1l-c1u5i2l">
         <w:r>
           <w:rPr>
             <w:rFonts w:ascii="Arial" w:cs="Arial" w:eastAsia="Arial" w:hAnsi="Arial"/>
@@ -1973,7 +1973,7 @@
       <w:pPr>
         <w:spacing w:after="60" w:before="0" w:line="288" w:lineRule="auto"/>
       </w:pPr>
-      <w:hyperlink w:history="1" r:id="rIdjj1fiwddtssbcasz927ai">
+      <w:hyperlink w:history="1" r:id="rId4yhnudcoy9ykjwobptzk2">
         <w:r>
           <w:rPr>
             <w:rFonts w:ascii="Arial" w:cs="Arial" w:eastAsia="Arial" w:hAnsi="Arial"/>
@@ -2222,7 +2222,7 @@
           <w:sz w:val="21"/>
           <w:szCs w:val="21"/>
         </w:rPr>
-        <w:t xml:space="preserve">Approve one update cycle for the pilot ring only, watch it install and report, then promote the approval ring by ring — the critical ring installs only what two rings already survived.</w:t>
+        <w:t xml:space="preserve">Approve one update cycle for the pilot ring only, watch it install and report, then promote the approval ring by ring — the critical ring installs only what two rings already survived. Pilot and broad-ring approvals are Tier 1 work from SBD-ADMIN-SRV01; critical-ring approvals for the domain controllers are Tier 0 work from AdminJumpBox01.</w:t>
       </w:r>
     </w:p>
     <w:p>
@@ -2904,7 +2904,7 @@
       <w:pPr>
         <w:spacing w:after="60" w:before="0" w:line="288" w:lineRule="auto"/>
       </w:pPr>
-      <w:hyperlink w:history="1" r:id="rIdvbngyqny4eawoggfzvo3y">
+      <w:hyperlink w:history="1" r:id="rId5rfr96j4irplmmylcswvh">
         <w:r>
           <w:rPr>
             <w:rFonts w:ascii="Arial" w:cs="Arial" w:eastAsia="Arial" w:hAnsi="Arial"/>
@@ -2921,7 +2921,7 @@
       <w:pPr>
         <w:spacing w:after="60" w:before="0" w:line="288" w:lineRule="auto"/>
       </w:pPr>
-      <w:hyperlink w:history="1" r:id="rIdgnwrorbdyfeju7e_gea1q">
+      <w:hyperlink w:history="1" r:id="rIdch22roma01svhn61j9-qu">
         <w:r>
           <w:rPr>
             <w:rFonts w:ascii="Arial" w:cs="Arial" w:eastAsia="Arial" w:hAnsi="Arial"/>
@@ -3868,7 +3868,7 @@
       <w:pPr>
         <w:spacing w:after="60" w:before="0" w:line="288" w:lineRule="auto"/>
       </w:pPr>
-      <w:hyperlink w:history="1" r:id="rIdmlyf8kvh2knerwff_ynbk">
+      <w:hyperlink w:history="1" r:id="rId7vzbgcpwksrkqginei1yr">
         <w:r>
           <w:rPr>
             <w:rFonts w:ascii="Arial" w:cs="Arial" w:eastAsia="Arial" w:hAnsi="Arial"/>
@@ -3885,7 +3885,7 @@
       <w:pPr>
         <w:spacing w:after="60" w:before="0" w:line="288" w:lineRule="auto"/>
       </w:pPr>
-      <w:hyperlink w:history="1" r:id="rId6ie4jyypmdnxzdrqoxv_u">
+      <w:hyperlink w:history="1" r:id="rId9iv7cafqynysgvwesmhv0">
         <w:r>
           <w:rPr>
             <w:rFonts w:ascii="Arial" w:cs="Arial" w:eastAsia="Arial" w:hAnsi="Arial"/>
@@ -4816,7 +4816,7 @@
       <w:pPr>
         <w:spacing w:after="60" w:before="0" w:line="288" w:lineRule="auto"/>
       </w:pPr>
-      <w:hyperlink w:history="1" r:id="rId4m3q44wr6oxny1tcrfkoj">
+      <w:hyperlink w:history="1" r:id="rIduzoabb7j4eekt7y35fy5p">
         <w:r>
           <w:rPr>
             <w:rFonts w:ascii="Arial" w:cs="Arial" w:eastAsia="Arial" w:hAnsi="Arial"/>
@@ -5027,7 +5027,7 @@
           <w:sz w:val="21"/>
           <w:szCs w:val="21"/>
         </w:rPr>
-        <w:t xml:space="preserve">Deploy agents to the pilot ring first, confirm check-ins, then follow the ring order through the fleet and member servers — the same earn-your-way-up discipline as updates.</w:t>
+        <w:t xml:space="preserve">Deploy agents to the pilot ring first, confirm check-ins, then follow the ring order through the fleet and member servers — the same earn-your-way-up discipline as updates. Agent policy for the domain controllers is a Tier 0 scope in ePO, changed only from AdminJumpBox01 with a Tier 0 account.</w:t>
       </w:r>
     </w:p>
     <w:p>
@@ -5747,7 +5747,7 @@
       <w:pPr>
         <w:spacing w:after="60" w:before="0" w:line="288" w:lineRule="auto"/>
       </w:pPr>
-      <w:hyperlink w:history="1" r:id="rIdkqq1oir4cltg7ekxxvn3q">
+      <w:hyperlink w:history="1" r:id="rIdgl8g5vklkhmveqv4jpnox">
         <w:r>
           <w:rPr>
             <w:rFonts w:ascii="Arial" w:cs="Arial" w:eastAsia="Arial" w:hAnsi="Arial"/>
@@ -5764,7 +5764,7 @@
       <w:pPr>
         <w:spacing w:after="60" w:before="0" w:line="288" w:lineRule="auto"/>
       </w:pPr>
-      <w:hyperlink w:history="1" r:id="rId84co_9jjsuof4izmjrtmo">
+      <w:hyperlink w:history="1" r:id="rIdy8mth8t_ex7jvr4jipz6k">
         <w:r>
           <w:rPr>
             <w:rFonts w:ascii="Arial" w:cs="Arial" w:eastAsia="Arial" w:hAnsi="Arial"/>
@@ -5956,7 +5956,7 @@
           <w:sz w:val="21"/>
           <w:szCs w:val="21"/>
         </w:rPr>
-        <w:t xml:space="preserve">Build SBD-NESSUS01 in VLAN 50, plugins fed on the offline cadence, with a dedicated scan account — least privilege for credentialed checks, its use logged, its register row the deliberate wide permit from lesson 1.</w:t>
+        <w:t xml:space="preserve">Build SBD-NESSUS01 in VLAN 50, plugins fed on the offline cadence, with dedicated scan accounts — least privilege for credentialed checks, its use logged, its register row the deliberate wide permit from lesson 1. The account that scans the domain controllers is a Tier 0 credential, kept apart from the member-server scan account and used only for DC scan jobs.</w:t>
       </w:r>
     </w:p>
     <w:p>
@@ -6695,7 +6695,7 @@
       <w:pPr>
         <w:spacing w:after="60" w:before="0" w:line="288" w:lineRule="auto"/>
       </w:pPr>
-      <w:hyperlink w:history="1" r:id="rId_fp_y4zmecvf9oeuojgx3">
+      <w:hyperlink w:history="1" r:id="rIdgsoquhmtluxguqyij7imy">
         <w:r>
           <w:rPr>
             <w:rFonts w:ascii="Arial" w:cs="Arial" w:eastAsia="Arial" w:hAnsi="Arial"/>
@@ -6712,7 +6712,7 @@
       <w:pPr>
         <w:spacing w:after="60" w:before="0" w:line="288" w:lineRule="auto"/>
       </w:pPr>
-      <w:hyperlink w:history="1" r:id="rIdz4knzabf_1cpbdpfxhzzm">
+      <w:hyperlink w:history="1" r:id="rId7l21zt4w9yvauqlxtpgrx">
         <w:r>
           <w:rPr>
             <w:rFonts w:ascii="Arial" w:cs="Arial" w:eastAsia="Arial" w:hAnsi="Arial"/>
@@ -6729,7 +6729,7 @@
       <w:pPr>
         <w:spacing w:after="60" w:before="0" w:line="288" w:lineRule="auto"/>
       </w:pPr>
-      <w:hyperlink w:history="1" r:id="rId8z9w7wsr4xag6unjxq12b">
+      <w:hyperlink w:history="1" r:id="rIdk5tnjj9mj8j3qzleqnmz1">
         <w:r>
           <w:rPr>
             <w:rFonts w:ascii="Arial" w:cs="Arial" w:eastAsia="Arial" w:hAnsi="Arial"/>
@@ -7639,7 +7639,7 @@
         <w:sz w:val="15"/>
         <w:szCs w:val="15"/>
       </w:rPr>
-      <w:t xml:space="preserve">© 2026 Secure By Design Team LLC.   Course 1.10 · Materials edition 1.0     </w:t>
+      <w:t xml:space="preserve">© 2026 Secure By Design Team LLC.   Course 1.10 · Materials edition 1.1     </w:t>
     </w:r>
     <w:r>
       <w:rPr>

--- a/public/training/patch-protect/SecureByDesign-patch-protect-Workbook.docx
+++ b/public/training/patch-protect/SecureByDesign-patch-protect-Workbook.docx
@@ -1274,7 +1274,7 @@
           <w:sz w:val="21"/>
           <w:szCs w:val="21"/>
         </w:rPr>
-        <w:t xml:space="preserve">Add the register rows: every Windows system to WSUS (8530/8531), domain controllers included, Linux consumers to REPO01 (HTTP), agent-to-ePO and ePO-to-agent ports per the product's documentation, and the scanner's credentialed reach into each VLAN — the one deliberate wide permit, owned and logged.</w:t>
+        <w:t xml:space="preserve">Add the register rows: every Windows system to WSUS (8530/8531), domain controllers included, the domain-joined Linux servers (SBD-SPLUNK01 and SBD-NESSUS01) to REPO01 (HTTP, GPG-signed packages), agent-to-ePO and ePO-to-agent ports per the product's documentation, and the scanner's credentialed reach into each VLAN — the one deliberate wide permit, owned and logged.</w:t>
       </w:r>
     </w:p>
     <w:p>
@@ -1956,7 +1956,7 @@
       <w:pPr>
         <w:spacing w:after="60" w:before="0" w:line="288" w:lineRule="auto"/>
       </w:pPr>
-      <w:hyperlink w:history="1" r:id="rIdqatvxsckfju1l-c1u5i2l">
+      <w:hyperlink w:history="1" r:id="rId_5c33bxfha1v6zbtnedkd">
         <w:r>
           <w:rPr>
             <w:rFonts w:ascii="Arial" w:cs="Arial" w:eastAsia="Arial" w:hAnsi="Arial"/>
@@ -1973,7 +1973,7 @@
       <w:pPr>
         <w:spacing w:after="60" w:before="0" w:line="288" w:lineRule="auto"/>
       </w:pPr>
-      <w:hyperlink w:history="1" r:id="rId4yhnudcoy9ykjwobptzk2">
+      <w:hyperlink w:history="1" r:id="rIdgyxwxtusa7msxpb4jzu6i">
         <w:r>
           <w:rPr>
             <w:rFonts w:ascii="Arial" w:cs="Arial" w:eastAsia="Arial" w:hAnsi="Arial"/>
@@ -2904,7 +2904,7 @@
       <w:pPr>
         <w:spacing w:after="60" w:before="0" w:line="288" w:lineRule="auto"/>
       </w:pPr>
-      <w:hyperlink w:history="1" r:id="rId5rfr96j4irplmmylcswvh">
+      <w:hyperlink w:history="1" r:id="rIdgdp9nd7mqynyqgoo90ofg">
         <w:r>
           <w:rPr>
             <w:rFonts w:ascii="Arial" w:cs="Arial" w:eastAsia="Arial" w:hAnsi="Arial"/>
@@ -2921,7 +2921,7 @@
       <w:pPr>
         <w:spacing w:after="60" w:before="0" w:line="288" w:lineRule="auto"/>
       </w:pPr>
-      <w:hyperlink w:history="1" r:id="rIdch22roma01svhn61j9-qu">
+      <w:hyperlink w:history="1" r:id="rId0bvwcvu8-dxvq4qlkzpqj">
         <w:r>
           <w:rPr>
             <w:rFonts w:ascii="Arial" w:cs="Arial" w:eastAsia="Arial" w:hAnsi="Arial"/>
@@ -3868,7 +3868,7 @@
       <w:pPr>
         <w:spacing w:after="60" w:before="0" w:line="288" w:lineRule="auto"/>
       </w:pPr>
-      <w:hyperlink w:history="1" r:id="rId7vzbgcpwksrkqginei1yr">
+      <w:hyperlink w:history="1" r:id="rIdblolhhlcukhlgkg2bcxau">
         <w:r>
           <w:rPr>
             <w:rFonts w:ascii="Arial" w:cs="Arial" w:eastAsia="Arial" w:hAnsi="Arial"/>
@@ -3885,7 +3885,7 @@
       <w:pPr>
         <w:spacing w:after="60" w:before="0" w:line="288" w:lineRule="auto"/>
       </w:pPr>
-      <w:hyperlink w:history="1" r:id="rId9iv7cafqynysgvwesmhv0">
+      <w:hyperlink w:history="1" r:id="rIdd1aeb9f0ygw76plql7iji">
         <w:r>
           <w:rPr>
             <w:rFonts w:ascii="Arial" w:cs="Arial" w:eastAsia="Arial" w:hAnsi="Arial"/>
@@ -4816,7 +4816,7 @@
       <w:pPr>
         <w:spacing w:after="60" w:before="0" w:line="288" w:lineRule="auto"/>
       </w:pPr>
-      <w:hyperlink w:history="1" r:id="rIduzoabb7j4eekt7y35fy5p">
+      <w:hyperlink w:history="1" r:id="rIdfcmmdcvj_rljudzxbnvhi">
         <w:r>
           <w:rPr>
             <w:rFonts w:ascii="Arial" w:cs="Arial" w:eastAsia="Arial" w:hAnsi="Arial"/>
@@ -5747,7 +5747,7 @@
       <w:pPr>
         <w:spacing w:after="60" w:before="0" w:line="288" w:lineRule="auto"/>
       </w:pPr>
-      <w:hyperlink w:history="1" r:id="rIdgl8g5vklkhmveqv4jpnox">
+      <w:hyperlink w:history="1" r:id="rIdzxxtkd2jxw3_jwi8xxrnu">
         <w:r>
           <w:rPr>
             <w:rFonts w:ascii="Arial" w:cs="Arial" w:eastAsia="Arial" w:hAnsi="Arial"/>
@@ -5764,7 +5764,7 @@
       <w:pPr>
         <w:spacing w:after="60" w:before="0" w:line="288" w:lineRule="auto"/>
       </w:pPr>
-      <w:hyperlink w:history="1" r:id="rIdy8mth8t_ex7jvr4jipz6k">
+      <w:hyperlink w:history="1" r:id="rIdizuj8jtijhd_apltrf437">
         <w:r>
           <w:rPr>
             <w:rFonts w:ascii="Arial" w:cs="Arial" w:eastAsia="Arial" w:hAnsi="Arial"/>
@@ -5956,7 +5956,7 @@
           <w:sz w:val="21"/>
           <w:szCs w:val="21"/>
         </w:rPr>
-        <w:t xml:space="preserve">Build SBD-NESSUS01 in VLAN 50, plugins fed on the offline cadence, with dedicated scan accounts — least privilege for credentialed checks, its use logged, its register row the deliberate wide permit from lesson 1. The account that scans the domain controllers is a Tier 0 credential, kept apart from the member-server scan account and used only for DC scan jobs.</w:t>
+        <w:t xml:space="preserve">Build SBD-NESSUS01 on Linux in VLAN 50, joined to the sbd.test domain, plugins fed on the offline cadence, with dedicated scan accounts — least privilege for credentialed checks, its use logged, its register row the deliberate wide permit from lesson 1. The account that scans the domain controllers is a Tier 0 credential, kept apart from the member-server scan account and used only for DC scan jobs.</w:t>
       </w:r>
     </w:p>
     <w:p>
@@ -6695,7 +6695,7 @@
       <w:pPr>
         <w:spacing w:after="60" w:before="0" w:line="288" w:lineRule="auto"/>
       </w:pPr>
-      <w:hyperlink w:history="1" r:id="rIdgsoquhmtluxguqyij7imy">
+      <w:hyperlink w:history="1" r:id="rIdciymaze0wgmz4cjghlz54">
         <w:r>
           <w:rPr>
             <w:rFonts w:ascii="Arial" w:cs="Arial" w:eastAsia="Arial" w:hAnsi="Arial"/>
@@ -6712,7 +6712,7 @@
       <w:pPr>
         <w:spacing w:after="60" w:before="0" w:line="288" w:lineRule="auto"/>
       </w:pPr>
-      <w:hyperlink w:history="1" r:id="rId7l21zt4w9yvauqlxtpgrx">
+      <w:hyperlink w:history="1" r:id="rId6mytaimtgmfzmh84g9wtc">
         <w:r>
           <w:rPr>
             <w:rFonts w:ascii="Arial" w:cs="Arial" w:eastAsia="Arial" w:hAnsi="Arial"/>
@@ -6729,7 +6729,7 @@
       <w:pPr>
         <w:spacing w:after="60" w:before="0" w:line="288" w:lineRule="auto"/>
       </w:pPr>
-      <w:hyperlink w:history="1" r:id="rIdk5tnjj9mj8j3qzleqnmz1">
+      <w:hyperlink w:history="1" r:id="rId3ewydurm8ofbhpdsnr82o">
         <w:r>
           <w:rPr>
             <w:rFonts w:ascii="Arial" w:cs="Arial" w:eastAsia="Arial" w:hAnsi="Arial"/>

--- a/public/training/patch-protect/SecureByDesign-patch-protect-Workbook.docx
+++ b/public/training/patch-protect/SecureByDesign-patch-protect-Workbook.docx
@@ -1956,7 +1956,7 @@
       <w:pPr>
         <w:spacing w:after="60" w:before="0" w:line="288" w:lineRule="auto"/>
       </w:pPr>
-      <w:hyperlink w:history="1" r:id="rId_5c33bxfha1v6zbtnedkd">
+      <w:hyperlink w:history="1" r:id="rIdsfqkmb7tndi-kmiu6p4ea">
         <w:r>
           <w:rPr>
             <w:rFonts w:ascii="Arial" w:cs="Arial" w:eastAsia="Arial" w:hAnsi="Arial"/>
@@ -1973,7 +1973,7 @@
       <w:pPr>
         <w:spacing w:after="60" w:before="0" w:line="288" w:lineRule="auto"/>
       </w:pPr>
-      <w:hyperlink w:history="1" r:id="rIdgyxwxtusa7msxpb4jzu6i">
+      <w:hyperlink w:history="1" r:id="rId0rlepv-_yj8chejpt-wox">
         <w:r>
           <w:rPr>
             <w:rFonts w:ascii="Arial" w:cs="Arial" w:eastAsia="Arial" w:hAnsi="Arial"/>
@@ -2904,7 +2904,7 @@
       <w:pPr>
         <w:spacing w:after="60" w:before="0" w:line="288" w:lineRule="auto"/>
       </w:pPr>
-      <w:hyperlink w:history="1" r:id="rIdgdp9nd7mqynyqgoo90ofg">
+      <w:hyperlink w:history="1" r:id="rIdnwd2fhnx8gkwbedmtzrcb">
         <w:r>
           <w:rPr>
             <w:rFonts w:ascii="Arial" w:cs="Arial" w:eastAsia="Arial" w:hAnsi="Arial"/>
@@ -2921,7 +2921,7 @@
       <w:pPr>
         <w:spacing w:after="60" w:before="0" w:line="288" w:lineRule="auto"/>
       </w:pPr>
-      <w:hyperlink w:history="1" r:id="rId0bvwcvu8-dxvq4qlkzpqj">
+      <w:hyperlink w:history="1" r:id="rIdq1tcmg4xw-tdochowbmro">
         <w:r>
           <w:rPr>
             <w:rFonts w:ascii="Arial" w:cs="Arial" w:eastAsia="Arial" w:hAnsi="Arial"/>
@@ -3868,7 +3868,7 @@
       <w:pPr>
         <w:spacing w:after="60" w:before="0" w:line="288" w:lineRule="auto"/>
       </w:pPr>
-      <w:hyperlink w:history="1" r:id="rIdblolhhlcukhlgkg2bcxau">
+      <w:hyperlink w:history="1" r:id="rIds9589bjaoacivsjoibidl">
         <w:r>
           <w:rPr>
             <w:rFonts w:ascii="Arial" w:cs="Arial" w:eastAsia="Arial" w:hAnsi="Arial"/>
@@ -3885,7 +3885,7 @@
       <w:pPr>
         <w:spacing w:after="60" w:before="0" w:line="288" w:lineRule="auto"/>
       </w:pPr>
-      <w:hyperlink w:history="1" r:id="rIdd1aeb9f0ygw76plql7iji">
+      <w:hyperlink w:history="1" r:id="rIdwqw9y-j85akd6z7y9hk9n">
         <w:r>
           <w:rPr>
             <w:rFonts w:ascii="Arial" w:cs="Arial" w:eastAsia="Arial" w:hAnsi="Arial"/>
@@ -4816,7 +4816,7 @@
       <w:pPr>
         <w:spacing w:after="60" w:before="0" w:line="288" w:lineRule="auto"/>
       </w:pPr>
-      <w:hyperlink w:history="1" r:id="rIdfcmmdcvj_rljudzxbnvhi">
+      <w:hyperlink w:history="1" r:id="rIdv5xse_kebruuwxcrruv44">
         <w:r>
           <w:rPr>
             <w:rFonts w:ascii="Arial" w:cs="Arial" w:eastAsia="Arial" w:hAnsi="Arial"/>
@@ -5747,7 +5747,7 @@
       <w:pPr>
         <w:spacing w:after="60" w:before="0" w:line="288" w:lineRule="auto"/>
       </w:pPr>
-      <w:hyperlink w:history="1" r:id="rIdzxxtkd2jxw3_jwi8xxrnu">
+      <w:hyperlink w:history="1" r:id="rIdb_9g6jjhb9hhcuk06enm7">
         <w:r>
           <w:rPr>
             <w:rFonts w:ascii="Arial" w:cs="Arial" w:eastAsia="Arial" w:hAnsi="Arial"/>
@@ -5764,7 +5764,7 @@
       <w:pPr>
         <w:spacing w:after="60" w:before="0" w:line="288" w:lineRule="auto"/>
       </w:pPr>
-      <w:hyperlink w:history="1" r:id="rIdizuj8jtijhd_apltrf437">
+      <w:hyperlink w:history="1" r:id="rIdaj_kpodjc8f7h-hxiqdak">
         <w:r>
           <w:rPr>
             <w:rFonts w:ascii="Arial" w:cs="Arial" w:eastAsia="Arial" w:hAnsi="Arial"/>
@@ -6695,7 +6695,7 @@
       <w:pPr>
         <w:spacing w:after="60" w:before="0" w:line="288" w:lineRule="auto"/>
       </w:pPr>
-      <w:hyperlink w:history="1" r:id="rIdciymaze0wgmz4cjghlz54">
+      <w:hyperlink w:history="1" r:id="rIdksa0ratmw4thsihys-rc1">
         <w:r>
           <w:rPr>
             <w:rFonts w:ascii="Arial" w:cs="Arial" w:eastAsia="Arial" w:hAnsi="Arial"/>
@@ -6712,7 +6712,7 @@
       <w:pPr>
         <w:spacing w:after="60" w:before="0" w:line="288" w:lineRule="auto"/>
       </w:pPr>
-      <w:hyperlink w:history="1" r:id="rId6mytaimtgmfzmh84g9wtc">
+      <w:hyperlink w:history="1" r:id="rIdjiao-ct-pr6kstsdq-t2o">
         <w:r>
           <w:rPr>
             <w:rFonts w:ascii="Arial" w:cs="Arial" w:eastAsia="Arial" w:hAnsi="Arial"/>
@@ -6729,7 +6729,7 @@
       <w:pPr>
         <w:spacing w:after="60" w:before="0" w:line="288" w:lineRule="auto"/>
       </w:pPr>
-      <w:hyperlink w:history="1" r:id="rId3ewydurm8ofbhpdsnr82o">
+      <w:hyperlink w:history="1" r:id="rIdg-tzwkma4sgsevanxgxbo">
         <w:r>
           <w:rPr>
             <w:rFonts w:ascii="Arial" w:cs="Arial" w:eastAsia="Arial" w:hAnsi="Arial"/>

--- a/public/training/patch-protect/SecureByDesign-patch-protect-Workbook.docx
+++ b/public/training/patch-protect/SecureByDesign-patch-protect-Workbook.docx
@@ -11,7 +11,7 @@
           <wp:inline distT="0" distB="0" distL="0" distR="0">
             <wp:extent cx="495300" cy="495300"/>
             <wp:effectExtent t="0" r="0" b="0" l="0"/>
-            <wp:docPr id="1" name="" descr="" title=""/>
+            <wp:docPr id="1" name="" descr="Secure By Design logo" title=""/>
             <wp:cNvGraphicFramePr>
               <a:graphicFrameLocks xmlns:a="http://schemas.openxmlformats.org/drawingml/2006/main" noChangeAspect="1"/>
             </wp:cNvGraphicFramePr>
@@ -19,7 +19,7 @@
               <a:graphicData uri="http://schemas.openxmlformats.org/drawingml/2006/picture">
                 <pic:pic xmlns:pic="http://schemas.openxmlformats.org/drawingml/2006/picture">
                   <pic:nvPicPr>
-                    <pic:cNvPr id="0" name="" descr=""/>
+                    <pic:cNvPr id="0" name="" descr="Secure By Design logo"/>
                     <pic:cNvPicPr>
                       <a:picLocks noChangeAspect="1" noChangeArrowheads="1"/>
                     </pic:cNvPicPr>
@@ -150,7 +150,7 @@
           <w:sz w:val="16"/>
           <w:szCs w:val="16"/>
         </w:rPr>
-        <w:t xml:space="preserve">MATERIALS EDITION 1.1    /    COURSE 1.10</w:t>
+        <w:t xml:space="preserve">MATERIALS EDITION 1.2    /    COURSE 1.10</w:t>
       </w:r>
     </w:p>
     <w:p>
@@ -164,7 +164,7 @@
           <w:sz w:val="16"/>
           <w:szCs w:val="16"/>
         </w:rPr>
-        <w:t xml:space="preserve">Updated 7 October 2026  ·  sbd-patch-protect</w:t>
+        <w:t xml:space="preserve">Updated 8 October 2026  ·  sbd-patch-protect</w:t>
       </w:r>
     </w:p>
     <w:p>
@@ -444,7 +444,7 @@
           <w:sz w:val="21"/>
           <w:szCs w:val="21"/>
         </w:rPr>
-        <w:t xml:space="preserve">Wave 5 keeps the proven state from drifting: updates and software arrive only through controlled channels, every endpoint runs managed protection, and a credentialed scanner turns the course 1.3 cadence into routine. In an air-gapped lab, every one of these systems feeds on content carried across the boundary — which is the recurring lesson.</w:t>
+        <w:t xml:space="preserve">This course keeps the proven state from drifting: updates and software arrive only through controlled channels, every endpoint runs managed protection, and a credentialed scanner turns the course 1.3 cadence into routine. In an air-gapped lab, every one of these systems feeds on content carried across the boundary — which is the recurring lesson.</w:t>
       </w:r>
     </w:p>
     <w:p>
@@ -1180,7 +1180,7 @@
           <w:sz w:val="21"/>
           <w:szCs w:val="21"/>
         </w:rPr>
-        <w:t xml:space="preserve">Register the wave's service paths.</w:t>
+        <w:t xml:space="preserve">Register the course's service paths.</w:t>
       </w:r>
     </w:p>
     <w:p>
@@ -1274,7 +1274,7 @@
           <w:sz w:val="21"/>
           <w:szCs w:val="21"/>
         </w:rPr>
-        <w:t xml:space="preserve">Add the register rows: every Windows system to WSUS (8530/8531), domain controllers included, the domain-joined Linux servers (SBD-SPLUNK01 and SBD-NESSUS01) to REPO01 (HTTP, GPG-signed packages), agent-to-ePO and ePO-to-agent ports per the product's documentation, and the scanner's credentialed reach into each VLAN — the one deliberate wide permit, owned and logged.</w:t>
+        <w:t xml:space="preserve">Add the register rows: every Windows system to WSUS (8530/8531), domain controllers included; the domain-joined Linux servers (SBD-SPLUNK01 and SBD-NESSUS01) to REPO01 (HTTP, GPG-signed packages); every Windows system's agent to Trellix ePolicy Orchestrator (ePO) on SBD-EPO01 on its agent-server secure port, TCP 443, with the agent starting each connection; and the scanner's credentialed reach into each VLAN (SMB 445 and WMI to Windows, SSH 22 to Linux) — the one deliberate wide permit, owned and logged.</w:t>
       </w:r>
     </w:p>
     <w:p>
@@ -1370,7 +1370,7 @@
           <w:sz w:val="20"/>
           <w:szCs w:val="20"/>
         </w:rPr>
-        <w:t xml:space="preserve">The ring table names every system's ring, the one-source rule and feeding cadence are written, and the register carries the wave's rows with owners.</w:t>
+        <w:t xml:space="preserve">The ring table names every system's ring, the one-source rule and feeding cadence are written, and the register carries the course's rows with owners.</w:t>
       </w:r>
     </w:p>
     <w:p>
@@ -2053,7 +2053,7 @@
           <w:sz w:val="20"/>
           <w:szCs w:val="20"/>
         </w:rPr>
-        <w:t xml:space="preserve">WSUS becomes the only road Windows updates travel: content imported across the air gap, approvals per ring, and GPOs that point every OU at the server — with a pilot ring that proves each approval first.</w:t>
+        <w:t xml:space="preserve">WSUS becomes the only road Windows updates travel: content imported across the air gap, approvals per ring, and Group Policy objects (GPOs) that point every OU at the server — with a pilot ring that proves each approval first.</w:t>
       </w:r>
     </w:p>
     <w:p>
@@ -2165,7 +2165,7 @@
           <w:sz w:val="21"/>
           <w:szCs w:val="21"/>
         </w:rPr>
-        <w:t xml:space="preserve">Install the WSUS role on SBD-WSUS01, scope its products and classifications to what the network actually runs — Windows Server 2025, Windows 11, and defender definitions — and nothing speculative.</w:t>
+        <w:t xml:space="preserve">Install the WSUS role on SBD-WSUS01, scope its products and classifications to what the network actually runs — Windows Server 2025, Windows 11, and defender definitions — and nothing speculative. Microsoft announced in September 2024 that WSUS is deprecated and no longer actively developed, but it is still included in Windows Server 2025 and supported for production deployments, with security and quality updates under the product lifecycle.</w:t>
       </w:r>
     </w:p>
     <w:p>
@@ -2203,7 +2203,7 @@
           <w:sz w:val="21"/>
           <w:szCs w:val="21"/>
         </w:rPr>
-        <w:t xml:space="preserve">Create WSUS computer groups matching the rings, and link ring GPOs at the OUs: update source SBD-WSUS01, the ring's group assignment, and install/restart windows that respect what each ring does for a living.</w:t>
+        <w:t xml:space="preserve">Create WSUS computer groups matching the rings, and link ring GPOs at the OUs: update source SBD-WSUS01, the ring's group assignment, and install/restart windows that respect what each ring does for a living. The critical ring's GPO links to the Domain Controllers and Tier 0 Servers OUs.</w:t>
       </w:r>
     </w:p>
     <w:p>
@@ -2222,7 +2222,7 @@
           <w:sz w:val="21"/>
           <w:szCs w:val="21"/>
         </w:rPr>
-        <w:t xml:space="preserve">Approve one update cycle for the pilot ring only, watch it install and report, then promote the approval ring by ring — the critical ring installs only what two rings already survived. Pilot and broad-ring approvals are Tier 1 work from SBD-ADMIN-SRV01; critical-ring approvals for the domain controllers are Tier 0 work from AdminJumpBox01.</w:t>
+        <w:t xml:space="preserve">Approve one update cycle for the pilot ring only, watch it install and report, then promote the approval ring by ring — the critical ring installs only what two rings already survived. Pilot and broad-ring approvals are Tier 1 work from SBD-ADMIN-SRV01; critical-ring approvals for the domain controllers and the two Tier 0 servers are Tier 0 work from AdminJumpBox01. Add SBD-WSUS01 to the SBD Tier 0 Console Hosts group and restart it so the new membership applies: the console reaches the server as a Kerberos network logon, the one Tier 0 logon type course 1.7's deny policy leaves open there, as its exception record states.</w:t>
       </w:r>
     </w:p>
     <w:p>
@@ -2921,6 +2921,23 @@
       <w:pPr>
         <w:spacing w:after="60" w:before="0" w:line="288" w:lineRule="auto"/>
       </w:pPr>
+      <w:hyperlink w:history="1" r:id="rId9">
+        <w:r>
+          <w:rPr>
+            <w:rFonts w:ascii="Arial" w:cs="Arial" w:eastAsia="Arial" w:hAnsi="Arial"/>
+            <w:color w:val="20647C"/>
+            <w:sz w:val="18"/>
+            <w:szCs w:val="18"/>
+            <w:u w:val="single"/>
+          </w:rPr>
+          <w:t xml:space="preserve">Microsoft · Features removed or no longer developed in Windows Server</w:t>
+        </w:r>
+      </w:hyperlink>
+    </w:p>
+    <w:p>
+      <w:pPr>
+        <w:spacing w:after="60" w:before="0" w:line="288" w:lineRule="auto"/>
+      </w:pPr>
       <w:hyperlink w:history="1" r:id="rIdq1tcmg4xw-tdochowbmro">
         <w:r>
           <w:rPr>
@@ -4134,7 +4151,7 @@
           <w:sz w:val="21"/>
           <w:szCs w:val="21"/>
         </w:rPr>
-        <w:t xml:space="preserve">Name the owner and file the inventory's first reconciliation as evidence; course 2.2 will cite this record directly for the configuration-management controls.</w:t>
+        <w:t xml:space="preserve">Name the owner and file the inventory's first reconciliation as evidence; course 2.2 shows how a record like this one joins the Body of Evidence for the configuration-management controls.</w:t>
       </w:r>
     </w:p>
     <w:p>
@@ -4809,7 +4826,7 @@
           <w:sz w:val="20"/>
           <w:szCs w:val="20"/>
         </w:rPr>
-        <w:t xml:space="preserve">One record of everything, with ring, sources, and scan status.  Reconciliation against directory and leases keeps it honest.  Owned, scheduled, and already shaped for course 2.2.</w:t>
+        <w:t xml:space="preserve">One record of everything, with ring, sources, and scan status.  Reconciliation against directory and leases keeps it honest.  Owned, scheduled, and ready to join the Body of Evidence.</w:t>
       </w:r>
     </w:p>
     <w:p>
@@ -5008,7 +5025,7 @@
           <w:sz w:val="21"/>
           <w:szCs w:val="21"/>
         </w:rPr>
-        <w:t xml:space="preserve">Build SBD-EPO01 in VLAN 50, fed its definitions through the offline process on the lesson-1 cadence, with its console reachable only from the admin plane — the register rows from lesson 1 carry agent traffic both ways.</w:t>
+        <w:t xml:space="preserve">Build SBD-EPO01 in VLAN 50, fed its definitions through the offline process on the lesson-1 cadence, with its console reachable only from the admin plane — the register row from lesson 1 carries the agents' check-ins, and with the agent's peer-to-peer and RelayServer features turned off, endpoints open no listener for the server (TCP 8081, UDP 8082).</w:t>
       </w:r>
     </w:p>
     <w:p>
@@ -5027,7 +5044,7 @@
           <w:sz w:val="21"/>
           <w:szCs w:val="21"/>
         </w:rPr>
-        <w:t xml:space="preserve">Deploy agents to the pilot ring first, confirm check-ins, then follow the ring order through the fleet and member servers — the same earn-your-way-up discipline as updates. Agent policy for the domain controllers is a Tier 0 scope in ePO, changed only from AdminJumpBox01 with a Tier 0 account.</w:t>
+        <w:t xml:space="preserve">Deploy agents to the pilot ring first, confirm check-ins, then follow the ring order through the fleet, the member servers, and the critical ring — the same earn-your-way-up discipline as updates. Agent policy for the domain controllers is a Tier 0 scope in ePO, changed only from AdminJumpBox01 with a Tier 0 account. Add SBD-EPO01 to the SBD Tier 0 Console Hosts group and restart it, so course 1.7's recorded network-logon exception covers that console.</w:t>
       </w:r>
     </w:p>
     <w:p>
@@ -5844,7 +5861,7 @@
           <w:sz w:val="20"/>
           <w:szCs w:val="20"/>
         </w:rPr>
-        <w:t xml:space="preserve">The course 1.3 cadence grows its instrument: credentialed scans per VLAN on schedule, findings flowing into the pipeline and the POA&amp;M habit, and this wave's five new systems getting their own baselines on the way out.</w:t>
+        <w:t xml:space="preserve">The course 1.3 cadence grows its instrument: credentialed scans per VLAN on schedule, findings flowing into the pipeline and the Plan of Action and Milestones (POA&amp;M) habit, and this course's five new systems getting their own baselines on the way out.</w:t>
       </w:r>
     </w:p>
     <w:p>
@@ -5919,7 +5936,7 @@
           <w:sz w:val="21"/>
           <w:szCs w:val="21"/>
         </w:rPr>
-        <w:t xml:space="preserve">Fold scanning into the standing cadence and close the wave's scans.</w:t>
+        <w:t xml:space="preserve">Fold scanning into the standing cadence and close the course's scans.</w:t>
       </w:r>
     </w:p>
     <w:p>
@@ -5956,7 +5973,7 @@
           <w:sz w:val="21"/>
           <w:szCs w:val="21"/>
         </w:rPr>
-        <w:t xml:space="preserve">Build SBD-NESSUS01 on Linux in VLAN 50, joined to the sbd.test domain, plugins fed on the offline cadence, with dedicated scan accounts — least privilege for credentialed checks, its use logged, its register row the deliberate wide permit from lesson 1. The account that scans the domain controllers is a Tier 0 credential, kept apart from the member-server scan account and used only for DC scan jobs.</w:t>
+        <w:t xml:space="preserve">Build SBD-NESSUS01 on Linux in VLAN 50, joined to the sbd.test domain with its time taken from both domain controllers, plugins fed on the offline cadence, with dedicated scan accounts — least privilege for credentialed checks, its use logged, its register row the deliberate wide permit from lesson 1. The account that scans the domain controllers is a Tier 0 credential, kept apart from the member-server scan account and used only for DC scan jobs. Allow the scanner through the host firewalls it must reach — on the fleet, add SBD-NESSUS01 to the course 1.9 workstation firewall policy for SMB 445 and WMI.</w:t>
       </w:r>
     </w:p>
     <w:p>
@@ -5994,7 +6011,7 @@
           <w:sz w:val="21"/>
           <w:szCs w:val="21"/>
         </w:rPr>
-        <w:t xml:space="preserve">Wire results outward: findings into the analysis pipeline for trending, the triage into the living exception record, and the scan schedule into the cadence — quarterly with the DISA cycle, plus change-triggered, now automated enough to keep.</w:t>
+        <w:t xml:space="preserve">Wire results outward: findings into the analysis pipeline for trending, the triage into the living exception record, and the scan schedule into the cadence — quarterly with the Defense Information Systems Agency (DISA) release cycle, plus change-triggered, now automated enough to keep.</w:t>
       </w:r>
     </w:p>
     <w:p>
@@ -6013,7 +6030,7 @@
           <w:sz w:val="21"/>
           <w:szCs w:val="21"/>
         </w:rPr>
-        <w:t xml:space="preserve">Close wave 5's own books: baselines for WSUS01, REPO01 (config-export pattern), MGMT01, EPO01, and NESSUS01, rescans where agents and policies changed existing systems, and the handoff — the network now sustains itself; wave 6 finally gives it something to serve.</w:t>
+        <w:t xml:space="preserve">Close this course's own books: baselines for WSUS01, REPO01 (config-export pattern), MGMT01, EPO01, and NESSUS01, rescans where agents and policies changed existing systems, and the handoff — the network now sustains itself; course 1.11 finally gives it something to serve.</w:t>
       </w:r>
     </w:p>
     <w:p>
@@ -6109,7 +6126,7 @@
           <w:sz w:val="20"/>
           <w:szCs w:val="20"/>
         </w:rPr>
-        <w:t xml:space="preserve">The credentialed scan covered the inventory with the scan account's use logged, every finding is classified, results and schedule are wired into pipeline and cadence, and the wave's baselines and rescans are filed.</w:t>
+        <w:t xml:space="preserve">The credentialed scan covered the inventory with the scan account's use logged, every finding is classified, results and schedule are wired into pipeline and cadence, and the course's baselines and rescans are filed.</w:t>
       </w:r>
     </w:p>
     <w:p>
@@ -6141,7 +6158,7 @@
           <w:sz w:val="21"/>
           <w:szCs w:val="21"/>
         </w:rPr>
-        <w:t xml:space="preserve">Evidence to keep: Keep the scan summary with its triage, the scan-account and register records, the cadence entry, and the wave's scan set.</w:t>
+        <w:t xml:space="preserve">Evidence to keep: Keep the scan summary with its triage, the scan-account and register records, the cadence entry, and the course's scan set.</w:t>
       </w:r>
     </w:p>
     <w:tbl>
@@ -6688,7 +6705,7 @@
           <w:sz w:val="20"/>
           <w:szCs w:val="20"/>
         </w:rPr>
-        <w:t xml:space="preserve">Credentialed, least-privilege, logged — the scanner earns its wide row.  Findings end classified and flow into pipeline and records.  Wave 5's systems are baselined; the network now maintains itself.</w:t>
+        <w:t xml:space="preserve">Credentialed, least-privilege, logged — the scanner earns its wide row.  Findings end classified and flow into pipeline and records.  This course's systems are baselined; the network now maintains itself.</w:t>
       </w:r>
     </w:p>
     <w:p>
@@ -7639,7 +7656,7 @@
         <w:sz w:val="15"/>
         <w:szCs w:val="15"/>
       </w:rPr>
-      <w:t xml:space="preserve">© 2026 Secure By Design Team LLC.   Course 1.10 · Materials edition 1.1     </w:t>
+      <w:t xml:space="preserve">© 2026 Secure By Design Team LLC.   Course 1.10 · Materials edition 1.2     </w:t>
     </w:r>
     <w:r>
       <w:rPr>

--- a/public/training/patch-protect/SecureByDesign-patch-protect-Workbook.docx
+++ b/public/training/patch-protect/SecureByDesign-patch-protect-Workbook.docx
@@ -90,7 +90,7 @@
           <w:sz w:val="16"/>
           <w:szCs w:val="16"/>
         </w:rPr>
-        <w:t xml:space="preserve">COURSE 1.10    /    COMPANION WORKBOOK</w:t>
+        <w:t xml:space="preserve">COURSE 1.8    /    COMPANION WORKBOOK</w:t>
       </w:r>
     </w:p>
     <w:p>
@@ -150,7 +150,7 @@
           <w:sz w:val="16"/>
           <w:szCs w:val="16"/>
         </w:rPr>
-        <w:t xml:space="preserve">MATERIALS EDITION 1.2    /    COURSE 1.10</w:t>
+        <w:t xml:space="preserve">MATERIALS EDITION 1.3    /    COURSE 1.8</w:t>
       </w:r>
     </w:p>
     <w:p>
@@ -411,7 +411,7 @@
           <w:sz w:val="16"/>
           <w:szCs w:val="16"/>
         </w:rPr>
-        <w:t xml:space="preserve">COURSE 1.10 / PREREQUISITES</w:t>
+        <w:t xml:space="preserve">COURSE 1.8 / PREREQUISITES</w:t>
       </w:r>
     </w:p>
     <w:p>
@@ -481,7 +481,7 @@
           <w:sz w:val="21"/>
           <w:szCs w:val="21"/>
         </w:rPr>
-        <w:t xml:space="preserve">Complete course 1.9: the fleet exists, inventoried and reporting into the logging pipeline.</w:t>
+        <w:t xml:space="preserve">Complete course 1.7: the fleet exists, inventoried and reporting into the logging pipeline.</w:t>
       </w:r>
     </w:p>
     <w:p>
@@ -1217,7 +1217,7 @@
           <w:sz w:val="21"/>
           <w:szCs w:val="21"/>
         </w:rPr>
-        <w:t xml:space="preserve">Define three rings and their order: a pilot ring (the course 1.9 sample machines plus one member server), the broad ring (fleet and member servers), and the critical ring last (domain controllers and both VLAN 30 hosts) — updates earn their way up, never down.</w:t>
+        <w:t xml:space="preserve">Define three rings and their order: a pilot ring (the course 1.7 sample machines plus one member server), the broad ring (fleet and member servers), and the critical ring last (domain controllers and both VLAN 30 hosts) — updates earn their way up, never down.</w:t>
       </w:r>
     </w:p>
     <w:p>
@@ -2222,7 +2222,7 @@
           <w:sz w:val="21"/>
           <w:szCs w:val="21"/>
         </w:rPr>
-        <w:t xml:space="preserve">Approve one update cycle for the pilot ring only, watch it install and report, then promote the approval ring by ring — the critical ring installs only what two rings already survived. Pilot and broad-ring approvals are Tier 1 work from SBD-ADMIN-SRV01; critical-ring approvals for the domain controllers and the two Tier 0 servers are Tier 0 work from AdminJumpBox01. Add SBD-WSUS01 to the SBD Tier 0 Console Hosts group and restart it so the new membership applies: the console reaches the server as a Kerberos network logon, the one Tier 0 logon type course 1.7's deny policy leaves open there, as its exception record states.</w:t>
+        <w:t xml:space="preserve">Approve one update cycle for the pilot ring only, watch it install and report, then promote the approval ring by ring — the critical ring installs only what two rings already survived. Pilot and broad-ring approvals are Tier 1 work from SBD-ADMIN-SRV01; critical-ring approvals for the domain controllers and the two Tier 0 servers are Tier 0 work from AdminJumpBox01. Add SBD-WSUS01 to the SBD Tier 0 Console Hosts group and restart it so the new membership applies: the console reaches the server as a Kerberos network logon, the one Tier 0 logon type course 1.5's deny policy leaves open there, as its exception record states.</w:t>
       </w:r>
     </w:p>
     <w:p>
@@ -3982,7 +3982,7 @@
           <w:sz w:val="20"/>
           <w:szCs w:val="20"/>
         </w:rPr>
-        <w:t xml:space="preserve">The course 1.9 fleet inventory was a snapshot; SBD-MGMT01 makes it a living record — every system, its ring, its sources, its last-seen state — maintained from the management seat the model placed in VLAN 70.</w:t>
+        <w:t xml:space="preserve">The course 1.7 fleet inventory was a snapshot; SBD-MGMT01 makes it a living record — every system, its ring, its sources, its last-seen state — maintained from the management seat the model placed in VLAN 70.</w:t>
       </w:r>
     </w:p>
     <w:p>
@@ -4113,7 +4113,7 @@
           <w:sz w:val="21"/>
           <w:szCs w:val="21"/>
         </w:rPr>
-        <w:t xml:space="preserve">Load the inventory with every system the network now has — the 1.9 fleet list, the servers, the admin plane, the router — each with its OU, VLAN, address, ring, software sources, and scan status: the CM-8 component inventory, in one place.</w:t>
+        <w:t xml:space="preserve">Load the inventory with every system the network now has — the 1.7 fleet list, the servers, the admin plane, the router — each with its OU, VLAN, address, ring, software sources, and scan status: the CM-8 component inventory, in one place.</w:t>
       </w:r>
     </w:p>
     <w:p>
@@ -5044,7 +5044,7 @@
           <w:sz w:val="21"/>
           <w:szCs w:val="21"/>
         </w:rPr>
-        <w:t xml:space="preserve">Deploy agents to the pilot ring first, confirm check-ins, then follow the ring order through the fleet, the member servers, and the critical ring — the same earn-your-way-up discipline as updates. Agent policy for the domain controllers is a Tier 0 scope in ePO, changed only from AdminJumpBox01 with a Tier 0 account. Add SBD-EPO01 to the SBD Tier 0 Console Hosts group and restart it, so course 1.7's recorded network-logon exception covers that console.</w:t>
+        <w:t xml:space="preserve">Deploy agents to the pilot ring first, confirm check-ins, then follow the ring order through the fleet, the member servers, and the critical ring — the same earn-your-way-up discipline as updates. Agent policy for the domain controllers is a Tier 0 scope in ePO, changed only from AdminJumpBox01 with a Tier 0 account. Add SBD-EPO01 to the SBD Tier 0 Console Hosts group and restart it, so course 1.5's recorded network-logon exception covers that console.</w:t>
       </w:r>
     </w:p>
     <w:p>
@@ -5082,7 +5082,7 @@
           <w:sz w:val="21"/>
           <w:szCs w:val="21"/>
         </w:rPr>
-        <w:t xml:space="preserve">Verify coverage against the living inventory — every endpoint present and checking in — and forward the server's threat events into the course 1.8 pipeline so detections land beside everything else; a standard test file makes the whole path fire once, on record.</w:t>
+        <w:t xml:space="preserve">Verify coverage against the living inventory — every endpoint present and checking in — and forward the server's threat events into the course 1.6 pipeline so detections land beside everything else; a standard test file makes the whole path fire once, on record.</w:t>
       </w:r>
     </w:p>
     <w:p>
@@ -5973,7 +5973,7 @@
           <w:sz w:val="21"/>
           <w:szCs w:val="21"/>
         </w:rPr>
-        <w:t xml:space="preserve">Build SBD-NESSUS01 on Linux in VLAN 50, joined to the sbd.test domain with its time taken from both domain controllers, plugins fed on the offline cadence, with dedicated scan accounts — least privilege for credentialed checks, its use logged, its register row the deliberate wide permit from lesson 1. The account that scans the domain controllers is a Tier 0 credential, kept apart from the member-server scan account and used only for DC scan jobs. Allow the scanner through the host firewalls it must reach — on the fleet, add SBD-NESSUS01 to the course 1.9 workstation firewall policy for SMB 445 and WMI.</w:t>
+        <w:t xml:space="preserve">Build SBD-NESSUS01 on Linux in VLAN 50, joined to the sbd.test domain with its time taken from both domain controllers, plugins fed on the offline cadence, with dedicated scan accounts — least privilege for credentialed checks, its use logged, its register row the deliberate wide permit from lesson 1. The account that scans the domain controllers is a Tier 0 credential, kept apart from the member-server scan account and used only for DC scan jobs. Allow the scanner through the host firewalls it must reach — on the fleet, add SBD-NESSUS01 to the course 1.7 workstation firewall policy for SMB 445 and WMI.</w:t>
       </w:r>
     </w:p>
     <w:p>
@@ -6030,7 +6030,7 @@
           <w:sz w:val="21"/>
           <w:szCs w:val="21"/>
         </w:rPr>
-        <w:t xml:space="preserve">Close this course's own books: baselines for WSUS01, REPO01 (config-export pattern), MGMT01, EPO01, and NESSUS01, rescans where agents and policies changed existing systems, and the handoff — the network now sustains itself; course 1.11 finally gives it something to serve.</w:t>
+        <w:t xml:space="preserve">Close this course's own books: baselines for WSUS01, REPO01 (config-export pattern), MGMT01, EPO01, and NESSUS01, rescans where agents and policies changed existing systems, and the handoff — the network now sustains itself; course 1.9 finally gives it something to serve.</w:t>
       </w:r>
     </w:p>
     <w:p>
@@ -6777,7 +6777,7 @@
           <w:sz w:val="16"/>
           <w:szCs w:val="16"/>
         </w:rPr>
-        <w:t xml:space="preserve">COURSE 1.10 / CLOSE OUT</w:t>
+        <w:t xml:space="preserve">COURSE 1.8 / CLOSE OUT</w:t>
       </w:r>
     </w:p>
     <w:p>
@@ -7558,7 +7558,7 @@
           <w:sz w:val="21"/>
           <w:szCs w:val="21"/>
         </w:rPr>
-        <w:t xml:space="preserve">That completes course 1.10. Course 1.11 stands up the business services the users actually came for — file, database, licensing, and web.</w:t>
+        <w:t xml:space="preserve">That completes course 1.8. Course 1.9 stands up the business services the users actually came for — file, database, licensing, and web.</w:t>
       </w:r>
     </w:p>
     <w:p>
@@ -7656,7 +7656,7 @@
         <w:sz w:val="15"/>
         <w:szCs w:val="15"/>
       </w:rPr>
-      <w:t xml:space="preserve">© 2026 Secure By Design Team LLC.   Course 1.10 · Materials edition 1.2     </w:t>
+      <w:t xml:space="preserve">© 2026 Secure By Design Team LLC.   Course 1.8 · Materials edition 1.3     </w:t>
     </w:r>
     <w:r>
       <w:rPr>

--- a/public/training/patch-protect/SecureByDesign-patch-protect-Workbook.docx
+++ b/public/training/patch-protect/SecureByDesign-patch-protect-Workbook.docx
@@ -150,7 +150,7 @@
           <w:sz w:val="16"/>
           <w:szCs w:val="16"/>
         </w:rPr>
-        <w:t xml:space="preserve">MATERIALS EDITION 1.3    /    COURSE 1.8</w:t>
+        <w:t xml:space="preserve">MATERIALS EDITION 1.4    /    COURSE 1.8</w:t>
       </w:r>
     </w:p>
     <w:p>
@@ -164,7 +164,7 @@
           <w:sz w:val="16"/>
           <w:szCs w:val="16"/>
         </w:rPr>
-        <w:t xml:space="preserve">Updated 8 October 2026  ·  sbd-patch-protect</w:t>
+        <w:t xml:space="preserve">Updated 9 October 2026  ·  sbd-patch-protect</w:t>
       </w:r>
     </w:p>
     <w:p>
@@ -2165,7 +2165,7 @@
           <w:sz w:val="21"/>
           <w:szCs w:val="21"/>
         </w:rPr>
-        <w:t xml:space="preserve">Install the WSUS role on SBD-WSUS01, scope its products and classifications to what the network actually runs — Windows Server 2025, Windows 11, and defender definitions — and nothing speculative. Microsoft announced in September 2024 that WSUS is deprecated and no longer actively developed, but it is still included in Windows Server 2025 and supported for production deployments, with security and quality updates under the product lifecycle.</w:t>
+        <w:t xml:space="preserve">Install the WSUS role on SBD-WSUS01, scope its products and classifications to what the network actually runs — the Windows Server and Windows client releases in use, and Defender definitions — and nothing speculative. Microsoft announced in September 2024 that WSUS is deprecated and no longer actively developed, but it is still included in current Windows Server releases and supported for production deployments, with security and quality updates under the product lifecycle.</w:t>
       </w:r>
     </w:p>
     <w:p>
@@ -7656,7 +7656,7 @@
         <w:sz w:val="15"/>
         <w:szCs w:val="15"/>
       </w:rPr>
-      <w:t xml:space="preserve">© 2026 Secure By Design Team LLC.   Course 1.8 · Materials edition 1.3     </w:t>
+      <w:t xml:space="preserve">© 2026 Secure By Design Team LLC.   Course 1.8 · Materials edition 1.4     </w:t>
     </w:r>
     <w:r>
       <w:rPr>

--- a/public/training/patch-protect/SecureByDesign-patch-protect-Workbook.docx
+++ b/public/training/patch-protect/SecureByDesign-patch-protect-Workbook.docx
@@ -2165,7 +2165,7 @@
           <w:sz w:val="21"/>
           <w:szCs w:val="21"/>
         </w:rPr>
-        <w:t xml:space="preserve">Install the WSUS role on SBD-WSUS01, scope its products and classifications to what the network actually runs — the Windows Server and Windows client releases in use, and Defender definitions — and nothing speculative. Microsoft announced in September 2024 that WSUS is deprecated and no longer actively developed, but it is still included in current Windows Server releases and supported for production deployments, with security and quality updates under the product lifecycle.</w:t>
+        <w:t xml:space="preserve">Install the WSUS role on SBD-WSUS01, scope its products and classifications to what the network actually runs — the Windows Server and Windows client releases in use, and Defender definitions — and nothing speculative. Microsoft announced in September 2024 that WSUS is deprecated and no longer actively developed, but it is still included in Windows Server and supported for production deployments, with security and quality updates under the product lifecycle.</w:t>
       </w:r>
     </w:p>
     <w:p>

--- a/public/training/patch-protect/SecureByDesign-patch-protect-Workbook.docx
+++ b/public/training/patch-protect/SecureByDesign-patch-protect-Workbook.docx
@@ -90,7 +90,7 @@
           <w:sz w:val="16"/>
           <w:szCs w:val="16"/>
         </w:rPr>
-        <w:t xml:space="preserve">COURSE 1.8    /    COMPANION WORKBOOK</w:t>
+        <w:t xml:space="preserve">COURSE 1.14    /    COMPANION WORKBOOK</w:t>
       </w:r>
     </w:p>
     <w:p>
@@ -106,7 +106,7 @@
           <w:sz w:val="60"/>
           <w:szCs w:val="60"/>
         </w:rPr>
-        <w:t xml:space="preserve">Patch, protect, and watch for weakness</w:t>
+        <w:t xml:space="preserve">Deliver Windows updates from SBD-WSUS01</w:t>
       </w:r>
     </w:p>
     <w:p>
@@ -122,7 +122,7 @@
           <w:sz w:val="30"/>
           <w:szCs w:val="30"/>
         </w:rPr>
-        <w:t xml:space="preserve">WSUS rings, approved sources, ePO &amp; credentialed scanning</w:t>
+        <w:t xml:space="preserve">Air-gapped WSUS: offline import, four rings &amp; Group Policy targeting</w:t>
       </w:r>
     </w:p>
     <w:p>
@@ -136,7 +136,7 @@
           <w:sz w:val="21"/>
           <w:szCs w:val="21"/>
         </w:rPr>
-        <w:t xml:space="preserve">Keep the proven state from drifting: Windows updates through WSUS rings fed across the air gap, one approved source per software type with SBD-REPO01 for packages, a living inventory on SBD-MGMT01, managed endpoint protection through SBD-EPO01, and SBD-NESSUS01 turning the scan cadence into routine.</w:t>
+        <w:t xml:space="preserve">Give every Windows system one road for updates: build SBD-WSUS01 as a disconnected WSUS server, feed it each month through the export and import path Microsoft describes for air-gapped networks, target four rings by Group Policy — pilot, workstations, member servers, then the domain controllers and the rest of Tier 0, installed by hand — and prove the cycle with WSUS reports, spot checks and a first STIG baseline.</w:t>
       </w:r>
     </w:p>
     <w:p>
@@ -150,7 +150,7 @@
           <w:sz w:val="16"/>
           <w:szCs w:val="16"/>
         </w:rPr>
-        <w:t xml:space="preserve">MATERIALS EDITION 1.4    /    COURSE 1.8</w:t>
+        <w:t xml:space="preserve">MATERIALS EDITION 2.0    /    COURSE 1.14</w:t>
       </w:r>
     </w:p>
     <w:p>
@@ -164,7 +164,7 @@
           <w:sz w:val="16"/>
           <w:szCs w:val="16"/>
         </w:rPr>
-        <w:t xml:space="preserve">Updated 9 October 2026  ·  sbd-patch-protect</w:t>
+        <w:t xml:space="preserve">Updated 14 October 2026  ·  sbd-patch-protect</w:t>
       </w:r>
     </w:p>
     <w:p>
@@ -263,7 +263,7 @@
             <w:sz w:val="21"/>
             <w:szCs w:val="21"/>
           </w:rPr>
-          <w:t xml:space="preserve">01  Design the rings and the software rules</w:t>
+          <w:t xml:space="preserve">01  Design the rings and the Windows update rule</w:t>
         </w:r>
       </w:hyperlink>
     </w:p>
@@ -279,7 +279,7 @@
             <w:sz w:val="21"/>
             <w:szCs w:val="21"/>
           </w:rPr>
-          <w:t xml:space="preserve">02  Build SBD-WSUS01 and the ring policies</w:t>
+          <w:t xml:space="preserve">02  Build SBD-WSUS01 as a disconnected server</w:t>
         </w:r>
       </w:hyperlink>
     </w:p>
@@ -287,7 +287,7 @@
       <w:pPr>
         <w:spacing w:after="90" w:before="0" w:line="288" w:lineRule="auto"/>
       </w:pPr>
-      <w:hyperlink w:history="1" w:anchor="lesson-repo">
+      <w:hyperlink w:history="1" w:anchor="lesson-wsus-offline">
         <w:r>
           <w:rPr>
             <w:rFonts w:ascii="Arial" w:cs="Arial" w:eastAsia="Arial" w:hAnsi="Arial"/>
@@ -295,7 +295,7 @@
             <w:sz w:val="21"/>
             <w:szCs w:val="21"/>
           </w:rPr>
-          <w:t xml:space="preserve">03  Build SBD-REPO01 for approved packages</w:t>
+          <w:t xml:space="preserve">03  Carry updates across the air gap</w:t>
         </w:r>
       </w:hyperlink>
     </w:p>
@@ -303,7 +303,7 @@
       <w:pPr>
         <w:spacing w:after="90" w:before="0" w:line="288" w:lineRule="auto"/>
       </w:pPr>
-      <w:hyperlink w:history="1" w:anchor="lesson-mgmt">
+      <w:hyperlink w:history="1" w:anchor="lesson-wsus-targeting">
         <w:r>
           <w:rPr>
             <w:rFonts w:ascii="Arial" w:cs="Arial" w:eastAsia="Arial" w:hAnsi="Arial"/>
@@ -311,7 +311,7 @@
             <w:sz w:val="21"/>
             <w:szCs w:val="21"/>
           </w:rPr>
-          <w:t xml:space="preserve">04  SBD-MGMT01 and the living inventory</w:t>
+          <w:t xml:space="preserve">04  Target the rings with computer groups and Group Policy</w:t>
         </w:r>
       </w:hyperlink>
     </w:p>
@@ -319,7 +319,7 @@
       <w:pPr>
         <w:spacing w:after="90" w:before="0" w:line="288" w:lineRule="auto"/>
       </w:pPr>
-      <w:hyperlink w:history="1" w:anchor="lesson-epo">
+      <w:hyperlink w:history="1" w:anchor="lesson-wsus-prove">
         <w:r>
           <w:rPr>
             <w:rFonts w:ascii="Arial" w:cs="Arial" w:eastAsia="Arial" w:hAnsi="Arial"/>
@@ -327,23 +327,7 @@
             <w:sz w:val="21"/>
             <w:szCs w:val="21"/>
           </w:rPr>
-          <w:t xml:space="preserve">05  Endpoint protection through SBD-EPO01</w:t>
-        </w:r>
-      </w:hyperlink>
-    </w:p>
-    <w:p>
-      <w:pPr>
-        <w:spacing w:after="90" w:before="0" w:line="288" w:lineRule="auto"/>
-      </w:pPr>
-      <w:hyperlink w:history="1" w:anchor="lesson-nessus">
-        <w:r>
-          <w:rPr>
-            <w:rFonts w:ascii="Arial" w:cs="Arial" w:eastAsia="Arial" w:hAnsi="Arial"/>
-            <w:color w:val="20647C"/>
-            <w:sz w:val="21"/>
-            <w:szCs w:val="21"/>
-          </w:rPr>
-          <w:t xml:space="preserve">06  SBD-NESSUS01 and the standing cadence</w:t>
+          <w:t xml:space="preserve">05  Run the first cycle and prove it</w:t>
         </w:r>
       </w:hyperlink>
     </w:p>
@@ -411,7 +395,7 @@
           <w:sz w:val="16"/>
           <w:szCs w:val="16"/>
         </w:rPr>
-        <w:t xml:space="preserve">COURSE 1.8 / PREREQUISITES</w:t>
+        <w:t xml:space="preserve">COURSE 1.14 / PREREQUISITES</w:t>
       </w:r>
     </w:p>
     <w:p>
@@ -444,7 +428,7 @@
           <w:sz w:val="21"/>
           <w:szCs w:val="21"/>
         </w:rPr>
-        <w:t xml:space="preserve">This course keeps the proven state from drifting: updates and software arrive only through controlled channels, every endpoint runs managed protection, and a credentialed scanner turns the course 1.3 cadence into routine. In an air-gapped lab, every one of these systems feeds on content carried across the boundary — which is the recurring lesson.</w:t>
+        <w:t xml:space="preserve">This course gives every Windows system one road for updates. SBD-WSUS01 never touches the internet: each month a WSUS server on the connected side synchronizes the same scope, and its metadata and update files cross on hashed media to be imported inside. Microsoft deprecated WSUS in September 2024 — it gets no new features — but it still ships in Windows Server and is supported for production use, with security and quality updates under the product lifecycle. Ring timings and dates are sample values for your patch owner to set. Linux packages already have their road, SBD-REPO01 (course 1.9); endpoint protection and credentialed scanning are coming soon, as courses 1.16 and 1.17, and nothing here depends on them.</w:t>
       </w:r>
     </w:p>
     <w:p>
@@ -481,7 +465,7 @@
           <w:sz w:val="21"/>
           <w:szCs w:val="21"/>
         </w:rPr>
-        <w:t xml:space="preserve">Complete course 1.7: the fleet exists, inventoried and reporting into the logging pipeline.</w:t>
+        <w:t xml:space="preserve">Complete courses 1.1–1.13: the domain with its DNS and time design, the STIG baselines and hardening policies, the PKI, DHCP, the tiered administration seats, SBD-REPO01, the logging pipeline, and the fleet of SBD-PC01–SBD-PC50 with its three pilot machines.</w:t>
       </w:r>
     </w:p>
     <w:p>
@@ -500,7 +484,7 @@
           <w:sz w:val="21"/>
           <w:szCs w:val="21"/>
         </w:rPr>
-        <w:t xml:space="preserve">Provision SBD-WSUS01 (10.0.20.30), SBD-REPO01 (10.0.70.20, Linux), SBD-MGMT01 (10.0.70.10), SBD-EPO01 (10.0.50.30), and SBD-NESSUS01 (10.0.50.20) per the model's placements.</w:t>
+        <w:t xml:space="preserve">Provision SBD-WSUS01 (10.0.20.30, VLAN 20) as a Windows Server virtual machine with a separate data volume (D: in this sample) sized for the update files.</w:t>
       </w:r>
     </w:p>
     <w:p>
@@ -519,7 +503,7 @@
           <w:sz w:val="21"/>
           <w:szCs w:val="21"/>
         </w:rPr>
-        <w:t xml:space="preserve">Keep the approved-media process ready: update content, package mirrors, protection definitions, and scanner plugins all cross the air gap the same reviewed, hashed way.</w:t>
+        <w:t xml:space="preserve">Outside the boundary, have an approved connected system that can run a second WSUS server with access to Microsoft Update, and the course 1.4 removable-media procedure for carrying its output across.</w:t>
       </w:r>
     </w:p>
     <w:p>
@@ -556,7 +540,7 @@
           <w:sz w:val="21"/>
           <w:szCs w:val="21"/>
         </w:rPr>
-        <w:t xml:space="preserve">Deliver updates and software through ring-gated, single-source, air-gap-fed channels.</w:t>
+        <w:t xml:space="preserve">Build SBD-WSUS01 as a disconnected update server with TLS-protected metadata and tier-bound administration.</w:t>
       </w:r>
     </w:p>
     <w:p>
@@ -575,7 +559,7 @@
           <w:sz w:val="21"/>
           <w:szCs w:val="21"/>
         </w:rPr>
-        <w:t xml:space="preserve">Prove protection coverage against a living component inventory.</w:t>
+        <w:t xml:space="preserve">Carry each month's updates across the air gap by WSUS export and import, hashed on both sides.</w:t>
       </w:r>
     </w:p>
     <w:p>
@@ -594,7 +578,26 @@
           <w:sz w:val="21"/>
           <w:szCs w:val="21"/>
         </w:rPr>
-        <w:t xml:space="preserve">Run credentialed vulnerability scanning on the standing cadence with classified findings.</w:t>
+        <w:t xml:space="preserve">Target four update rings with computer groups and Group Policy, with the domain controllers installed last and by hand.</w:t>
+      </w:r>
+    </w:p>
+    <w:p>
+      <w:pPr>
+        <w:pStyle w:val="ListParagraph"/>
+        <w:numPr>
+          <w:ilvl w:val="0"/>
+          <w:numId w:val="3"/>
+        </w:numPr>
+        <w:spacing w:after="120" w:before="0" w:line="288" w:lineRule="auto"/>
+      </w:pPr>
+      <w:r>
+        <w:rPr>
+          <w:rFonts w:ascii="Arial" w:cs="Arial" w:eastAsia="Arial" w:hAnsi="Arial"/>
+          <w:color w:val="526B7E"/>
+          <w:sz w:val="21"/>
+          <w:szCs w:val="21"/>
+        </w:rPr>
+        <w:t xml:space="preserve">Promote a monthly cycle ring by ring and prove it with compliance reports, spot checks and a first baseline.</w:t>
       </w:r>
     </w:p>
     <w:p>
@@ -761,282 +764,6 @@
           </w:p>
         </w:tc>
       </w:tr>
-      <w:tr>
-        <w:trPr>
-          <w:cantSplit/>
-        </w:trPr>
-        <w:tc>
-          <w:tcPr>
-            <w:tcW w:type="dxa" w:w="3000"/>
-            <w:tcMar>
-              <w:top w:type="dxa" w:w="90"/>
-              <w:left w:type="dxa" w:w="120"/>
-              <w:bottom w:type="dxa" w:w="90"/>
-              <w:right w:type="dxa" w:w="120"/>
-            </w:tcMar>
-          </w:tcPr>
-          <w:p>
-            <w:pPr>
-              <w:spacing w:after="0" w:before="0" w:line="288" w:lineRule="auto"/>
-            </w:pPr>
-            <w:r>
-              <w:rPr>
-                <w:rFonts w:ascii="Arial" w:cs="Arial" w:eastAsia="Arial" w:hAnsi="Arial"/>
-                <w:color w:val="193448"/>
-                <w:sz w:val="19"/>
-                <w:szCs w:val="19"/>
-              </w:rPr>
-              <w:t xml:space="preserve">SBD-REPO01 — name, address, OS build</w:t>
-            </w:r>
-          </w:p>
-        </w:tc>
-        <w:tc>
-          <w:tcPr>
-            <w:tcW w:type="dxa" w:w="6360"/>
-            <w:tcMar>
-              <w:top w:type="dxa" w:w="90"/>
-              <w:left w:type="dxa" w:w="120"/>
-              <w:bottom w:type="dxa" w:w="90"/>
-              <w:right w:type="dxa" w:w="120"/>
-            </w:tcMar>
-          </w:tcPr>
-          <w:p>
-            <w:pPr>
-              <w:spacing w:after="0" w:before="0" w:line="288" w:lineRule="auto"/>
-            </w:pPr>
-            <w:r>
-              <w:rPr>
-                <w:rFonts w:ascii="Arial" w:cs="Arial" w:eastAsia="Arial" w:hAnsi="Arial"/>
-                <w:color w:val="193448"/>
-                <w:sz w:val="21"/>
-                <w:szCs w:val="21"/>
-              </w:rPr>
-              <w:t xml:space="preserve"> </w:t>
-            </w:r>
-          </w:p>
-          <w:p>
-            <w:pPr>
-              <w:spacing w:after="0" w:before="0" w:line="288" w:lineRule="auto"/>
-            </w:pPr>
-            <w:r>
-              <w:rPr>
-                <w:rFonts w:ascii="Arial" w:cs="Arial" w:eastAsia="Arial" w:hAnsi="Arial"/>
-                <w:color w:val="193448"/>
-                <w:sz w:val="21"/>
-                <w:szCs w:val="21"/>
-              </w:rPr>
-              <w:t xml:space="preserve"> </w:t>
-            </w:r>
-          </w:p>
-        </w:tc>
-      </w:tr>
-      <w:tr>
-        <w:trPr>
-          <w:cantSplit/>
-        </w:trPr>
-        <w:tc>
-          <w:tcPr>
-            <w:tcW w:type="dxa" w:w="3000"/>
-            <w:tcMar>
-              <w:top w:type="dxa" w:w="90"/>
-              <w:left w:type="dxa" w:w="120"/>
-              <w:bottom w:type="dxa" w:w="90"/>
-              <w:right w:type="dxa" w:w="120"/>
-            </w:tcMar>
-          </w:tcPr>
-          <w:p>
-            <w:pPr>
-              <w:spacing w:after="0" w:before="0" w:line="288" w:lineRule="auto"/>
-            </w:pPr>
-            <w:r>
-              <w:rPr>
-                <w:rFonts w:ascii="Arial" w:cs="Arial" w:eastAsia="Arial" w:hAnsi="Arial"/>
-                <w:color w:val="193448"/>
-                <w:sz w:val="19"/>
-                <w:szCs w:val="19"/>
-              </w:rPr>
-              <w:t xml:space="preserve">SBD-MGMT01 — name, address, OS build</w:t>
-            </w:r>
-          </w:p>
-        </w:tc>
-        <w:tc>
-          <w:tcPr>
-            <w:tcW w:type="dxa" w:w="6360"/>
-            <w:tcMar>
-              <w:top w:type="dxa" w:w="90"/>
-              <w:left w:type="dxa" w:w="120"/>
-              <w:bottom w:type="dxa" w:w="90"/>
-              <w:right w:type="dxa" w:w="120"/>
-            </w:tcMar>
-          </w:tcPr>
-          <w:p>
-            <w:pPr>
-              <w:spacing w:after="0" w:before="0" w:line="288" w:lineRule="auto"/>
-            </w:pPr>
-            <w:r>
-              <w:rPr>
-                <w:rFonts w:ascii="Arial" w:cs="Arial" w:eastAsia="Arial" w:hAnsi="Arial"/>
-                <w:color w:val="193448"/>
-                <w:sz w:val="21"/>
-                <w:szCs w:val="21"/>
-              </w:rPr>
-              <w:t xml:space="preserve"> </w:t>
-            </w:r>
-          </w:p>
-          <w:p>
-            <w:pPr>
-              <w:spacing w:after="0" w:before="0" w:line="288" w:lineRule="auto"/>
-            </w:pPr>
-            <w:r>
-              <w:rPr>
-                <w:rFonts w:ascii="Arial" w:cs="Arial" w:eastAsia="Arial" w:hAnsi="Arial"/>
-                <w:color w:val="193448"/>
-                <w:sz w:val="21"/>
-                <w:szCs w:val="21"/>
-              </w:rPr>
-              <w:t xml:space="preserve"> </w:t>
-            </w:r>
-          </w:p>
-        </w:tc>
-      </w:tr>
-      <w:tr>
-        <w:trPr>
-          <w:cantSplit/>
-        </w:trPr>
-        <w:tc>
-          <w:tcPr>
-            <w:tcW w:type="dxa" w:w="3000"/>
-            <w:tcMar>
-              <w:top w:type="dxa" w:w="90"/>
-              <w:left w:type="dxa" w:w="120"/>
-              <w:bottom w:type="dxa" w:w="90"/>
-              <w:right w:type="dxa" w:w="120"/>
-            </w:tcMar>
-          </w:tcPr>
-          <w:p>
-            <w:pPr>
-              <w:spacing w:after="0" w:before="0" w:line="288" w:lineRule="auto"/>
-            </w:pPr>
-            <w:r>
-              <w:rPr>
-                <w:rFonts w:ascii="Arial" w:cs="Arial" w:eastAsia="Arial" w:hAnsi="Arial"/>
-                <w:color w:val="193448"/>
-                <w:sz w:val="19"/>
-                <w:szCs w:val="19"/>
-              </w:rPr>
-              <w:t xml:space="preserve">SBD-EPO01 — name, address, OS build</w:t>
-            </w:r>
-          </w:p>
-        </w:tc>
-        <w:tc>
-          <w:tcPr>
-            <w:tcW w:type="dxa" w:w="6360"/>
-            <w:tcMar>
-              <w:top w:type="dxa" w:w="90"/>
-              <w:left w:type="dxa" w:w="120"/>
-              <w:bottom w:type="dxa" w:w="90"/>
-              <w:right w:type="dxa" w:w="120"/>
-            </w:tcMar>
-          </w:tcPr>
-          <w:p>
-            <w:pPr>
-              <w:spacing w:after="0" w:before="0" w:line="288" w:lineRule="auto"/>
-            </w:pPr>
-            <w:r>
-              <w:rPr>
-                <w:rFonts w:ascii="Arial" w:cs="Arial" w:eastAsia="Arial" w:hAnsi="Arial"/>
-                <w:color w:val="193448"/>
-                <w:sz w:val="21"/>
-                <w:szCs w:val="21"/>
-              </w:rPr>
-              <w:t xml:space="preserve"> </w:t>
-            </w:r>
-          </w:p>
-          <w:p>
-            <w:pPr>
-              <w:spacing w:after="0" w:before="0" w:line="288" w:lineRule="auto"/>
-            </w:pPr>
-            <w:r>
-              <w:rPr>
-                <w:rFonts w:ascii="Arial" w:cs="Arial" w:eastAsia="Arial" w:hAnsi="Arial"/>
-                <w:color w:val="193448"/>
-                <w:sz w:val="21"/>
-                <w:szCs w:val="21"/>
-              </w:rPr>
-              <w:t xml:space="preserve"> </w:t>
-            </w:r>
-          </w:p>
-        </w:tc>
-      </w:tr>
-      <w:tr>
-        <w:trPr>
-          <w:cantSplit/>
-        </w:trPr>
-        <w:tc>
-          <w:tcPr>
-            <w:tcW w:type="dxa" w:w="3000"/>
-            <w:tcMar>
-              <w:top w:type="dxa" w:w="90"/>
-              <w:left w:type="dxa" w:w="120"/>
-              <w:bottom w:type="dxa" w:w="90"/>
-              <w:right w:type="dxa" w:w="120"/>
-            </w:tcMar>
-          </w:tcPr>
-          <w:p>
-            <w:pPr>
-              <w:spacing w:after="0" w:before="0" w:line="288" w:lineRule="auto"/>
-            </w:pPr>
-            <w:r>
-              <w:rPr>
-                <w:rFonts w:ascii="Arial" w:cs="Arial" w:eastAsia="Arial" w:hAnsi="Arial"/>
-                <w:color w:val="193448"/>
-                <w:sz w:val="19"/>
-                <w:szCs w:val="19"/>
-              </w:rPr>
-              <w:t xml:space="preserve">SBD-NESSUS01 — name, address, OS build</w:t>
-            </w:r>
-          </w:p>
-        </w:tc>
-        <w:tc>
-          <w:tcPr>
-            <w:tcW w:type="dxa" w:w="6360"/>
-            <w:tcMar>
-              <w:top w:type="dxa" w:w="90"/>
-              <w:left w:type="dxa" w:w="120"/>
-              <w:bottom w:type="dxa" w:w="90"/>
-              <w:right w:type="dxa" w:w="120"/>
-            </w:tcMar>
-          </w:tcPr>
-          <w:p>
-            <w:pPr>
-              <w:spacing w:after="0" w:before="0" w:line="288" w:lineRule="auto"/>
-            </w:pPr>
-            <w:r>
-              <w:rPr>
-                <w:rFonts w:ascii="Arial" w:cs="Arial" w:eastAsia="Arial" w:hAnsi="Arial"/>
-                <w:color w:val="193448"/>
-                <w:sz w:val="21"/>
-                <w:szCs w:val="21"/>
-              </w:rPr>
-              <w:t xml:space="preserve"> </w:t>
-            </w:r>
-          </w:p>
-          <w:p>
-            <w:pPr>
-              <w:spacing w:after="0" w:before="0" w:line="288" w:lineRule="auto"/>
-            </w:pPr>
-            <w:r>
-              <w:rPr>
-                <w:rFonts w:ascii="Arial" w:cs="Arial" w:eastAsia="Arial" w:hAnsi="Arial"/>
-                <w:color w:val="193448"/>
-                <w:sz w:val="21"/>
-                <w:szCs w:val="21"/>
-              </w:rPr>
-              <w:t xml:space="preserve"> </w:t>
-            </w:r>
-          </w:p>
-        </w:tc>
-      </w:tr>
     </w:tbl>
     <w:p>
       <w:r>
@@ -1056,7 +783,7 @@
           <w:sz w:val="16"/>
           <w:szCs w:val="16"/>
         </w:rPr>
-        <w:t xml:space="preserve">LESSON 01  /  ABOUT 20 MIN</w:t>
+        <w:t xml:space="preserve">LESSON 01  /  ABOUT 25 MIN</w:t>
       </w:r>
     </w:p>
     <w:p>
@@ -1074,7 +801,7 @@
           <w:sz w:val="40"/>
           <w:szCs w:val="40"/>
         </w:rPr>
-        <w:t xml:space="preserve">Design the rings and the software rules</w:t>
+        <w:t xml:space="preserve">Design the rings and the Windows update rule</w:t>
       </w:r>
       <w:bookmarkEnd w:id="3"/>
     </w:p>
@@ -1105,7 +832,7 @@
           <w:sz w:val="20"/>
           <w:szCs w:val="20"/>
         </w:rPr>
-        <w:t xml:space="preserve">Decide how change reaches the network before any of it does: update rings that try things on the expendable before the essential, one approved source per software type, and register rows for every new path.</w:t>
+        <w:t xml:space="preserve">Decide how Windows updates reach the network before any arrive: one road through SBD-WSUS01, four rings that try every update on what the network can lose before what it can't, and a monthly crossing on the media procedure. Then confirm the register already carries the road.</w:t>
       </w:r>
     </w:p>
     <w:p>
@@ -1142,7 +869,7 @@
           <w:sz w:val="21"/>
           <w:szCs w:val="21"/>
         </w:rPr>
-        <w:t xml:space="preserve">Define the update rings and their order.</w:t>
+        <w:t xml:space="preserve">Write the Windows update rule and its documented exceptions.</w:t>
       </w:r>
     </w:p>
     <w:p>
@@ -1161,7 +888,7 @@
           <w:sz w:val="21"/>
           <w:szCs w:val="21"/>
         </w:rPr>
-        <w:t xml:space="preserve">Set the one-approved-source rule per software type.</w:t>
+        <w:t xml:space="preserve">Place every Windows system in one of four rings, in order.</w:t>
       </w:r>
     </w:p>
     <w:p>
@@ -1180,7 +907,7 @@
           <w:sz w:val="21"/>
           <w:szCs w:val="21"/>
         </w:rPr>
-        <w:t xml:space="preserve">Register the course's service paths.</w:t>
+        <w:t xml:space="preserve">Set the timing and the crossing cadence, and confirm the register rows.</w:t>
       </w:r>
     </w:p>
     <w:p>
@@ -1217,7 +944,7 @@
           <w:sz w:val="21"/>
           <w:szCs w:val="21"/>
         </w:rPr>
-        <w:t xml:space="preserve">Define three rings and their order: a pilot ring (the course 1.7 sample machines plus one member server), the broad ring (fleet and member servers), and the critical ring last (domain controllers and both VLAN 30 hosts) — updates earn their way up, never down.</w:t>
+        <w:t xml:space="preserve">Write the Windows update rule — the network's one-source-per-type rule, applied to Windows: every Windows system takes updates only from SBD-WSUS01, and anything else is a documented exception. SBD-ROOTCA01 is the standing one: it has no network, so any update it takes is carried by hand at its next ceremony and recorded. Linux packages already have their one source, SBD-REPO01 (course 1.9); protection and scanner content are outside this course.</w:t>
       </w:r>
     </w:p>
     <w:p>
@@ -1236,7 +963,7 @@
           <w:sz w:val="21"/>
           <w:szCs w:val="21"/>
         </w:rPr>
-        <w:t xml:space="preserve">Write the software rule: Windows updates come only from SBD-WSUS01, Linux packages only from SBD-REPO01, protection definitions only through SBD-EPO01, and anything else arrives as a documented exception — one source per type is what makes 'unauthorized software' a checkable claim.</w:t>
+        <w:t xml:space="preserve">Place every Windows system in one of four rings, in the order rule F06 names. Ring 1, the pilot: the three course 1.13 pilot PCs (SBD-PC01–SBD-PC03) and SBD-WSUS01 itself, the first server to take each server update and one whose loss stops only patching. Ring 2: the other 47 workstations. Ring 3: the member servers and the Tier 1 and Tier 2 seats — SBD-ADMIN-SRV01 and its SBD-ADMIN-PC01 virtual machine — so the seats that would fix a broken workstation update still run the proven one.</w:t>
       </w:r>
     </w:p>
     <w:p>
@@ -1255,7 +982,7 @@
           <w:sz w:val="21"/>
           <w:szCs w:val="21"/>
         </w:rPr>
-        <w:t xml:space="preserve">Decide the air-gap feeding cadence: what content crosses on media, how often, hashed by whom — the course 1.3 transfer procedure, now on a schedule.</w:t>
+        <w:t xml:space="preserve">Ring 4 holds the domain controllers and the rest of Tier 0: SBD-SUBCA01, SBD-PKI-MGMT01 and AdminJumpBox01. It goes last and is Tier 0 work, approved and installed from AdminJumpBox01 with Tier 0 accounts, one system at a time.</w:t>
       </w:r>
     </w:p>
     <w:p>
@@ -1274,7 +1001,45 @@
           <w:sz w:val="21"/>
           <w:szCs w:val="21"/>
         </w:rPr>
-        <w:t xml:space="preserve">Add the register rows: every Windows system to WSUS (8530/8531), domain controllers included; the domain-joined Linux servers (SBD-SPLUNK01 and SBD-NESSUS01) to REPO01 (HTTP, GPG-signed packages); every Windows system's agent to Trellix ePolicy Orchestrator (ePO) on SBD-EPO01 on its agent-server secure port, TCP 443, with the agent starting each connection; and the scanner's credentialed reach into each VLAN (SMB 445 and WMI to Windows, SSH 22 to Linux) — the one deliberate wide permit, owned and logged.</w:t>
+        <w:t xml:space="preserve">Write the timing as sample values your patch owner approves: a ring advances only after its machines have installed and reported cleanly for a set soak time — three days after Ring 1 and five after Rings 2 and 3 in this sample. A failed or harmful update stops promotion until it is understood, and nothing skips a ring.</w:t>
+      </w:r>
+    </w:p>
+    <w:p>
+      <w:pPr>
+        <w:pStyle w:val="ListParagraph"/>
+        <w:numPr>
+          <w:ilvl w:val="0"/>
+          <w:numId w:val="4"/>
+        </w:numPr>
+        <w:spacing w:after="120" w:before="0" w:line="288" w:lineRule="auto"/>
+      </w:pPr>
+      <w:r>
+        <w:rPr>
+          <w:rFonts w:ascii="Arial" w:cs="Arial" w:eastAsia="Arial" w:hAnsi="Arial"/>
+          <w:color w:val="526B7E"/>
+          <w:sz w:val="21"/>
+          <w:szCs w:val="21"/>
+        </w:rPr>
+        <w:t xml:space="preserve">Set the crossing cadence: one crossing a month, after Microsoft's monthly security release on the second Tuesday, through the course 1.4 media procedure and on the same run as SBD-REPO01's monthly snapshot (course 1.9) — one custody record, one approval. An urgent out-of-band fix gets an expedited crossing on the same procedure, with shorter soak times the owner approves in writing.</w:t>
+      </w:r>
+    </w:p>
+    <w:p>
+      <w:pPr>
+        <w:pStyle w:val="ListParagraph"/>
+        <w:numPr>
+          <w:ilvl w:val="0"/>
+          <w:numId w:val="4"/>
+        </w:numPr>
+        <w:spacing w:after="120" w:before="0" w:line="288" w:lineRule="auto"/>
+      </w:pPr>
+      <w:r>
+        <w:rPr>
+          <w:rFonts w:ascii="Arial" w:cs="Arial" w:eastAsia="Arial" w:hAnsi="Arial"/>
+          <w:color w:val="526B7E"/>
+          <w:sz w:val="21"/>
+          <w:szCs w:val="21"/>
+        </w:rPr>
+        <w:t xml:space="preserve">Confirm the register: F06 already lets every Windows system reach SBD-WSUS01 — metadata over HTTPS 8531, signed content over HTTP 8530 — with the patch owner as its owner, and A01 and A02 carry the two consoles. Nothing leads out of the network and no row is added for one: the content arrives on media.</w:t>
       </w:r>
     </w:p>
     <w:p>
@@ -1308,7 +1073,7 @@
           <w:sz w:val="18"/>
           <w:szCs w:val="18"/>
         </w:rPr>
-        <w:t xml:space="preserve"># Capture the before state: where machines currently look for updates (nowhere internal yet).</w:t>
+        <w:t xml:space="preserve"># On SBD-ADMIN-SRV01: every Windows computer object and its OU, the input for the ring table</w:t>
       </w:r>
     </w:p>
     <w:p>
@@ -1324,7 +1089,55 @@
           <w:sz w:val="18"/>
           <w:szCs w:val="18"/>
         </w:rPr>
-        <w:t xml:space="preserve">Get-ItemProperty 'HKLM:\SOFTWARE\Policies\Microsoft\Windows\WindowsUpdate' -ErrorAction SilentlyContinue</w:t>
+        <w:t xml:space="preserve">New-Item -ItemType Directory -Force C:\Evidence\patch-protect | Out-Null</w:t>
+      </w:r>
+    </w:p>
+    <w:p>
+      <w:pPr>
+        <w:shd w:fill="F1F7FA" w:color="auto" w:val="clear"/>
+        <w:spacing w:after="0" w:before="0" w:line="252" w:lineRule="auto"/>
+        <w:ind w:left="160" w:right="160"/>
+      </w:pPr>
+      <w:r>
+        <w:rPr>
+          <w:rFonts w:ascii="Consolas" w:cs="Consolas" w:eastAsia="Consolas" w:hAnsi="Consolas"/>
+          <w:color w:val="193448"/>
+          <w:sz w:val="18"/>
+          <w:szCs w:val="18"/>
+        </w:rPr>
+        <w:t xml:space="preserve">([adsisearcher]'(&amp;(objectCategory=computer)(operatingSystem=Windows*))').FindAll() | ForEach-Object { $_.Properties.distinguishedname[0] } | Sort-Object | Set-Content C:\Evidence\patch-protect\windows-computers.txt</w:t>
+      </w:r>
+    </w:p>
+    <w:p>
+      <w:pPr>
+        <w:shd w:fill="F1F7FA" w:color="auto" w:val="clear"/>
+        <w:spacing w:after="0" w:before="0" w:line="252" w:lineRule="auto"/>
+        <w:ind w:left="160" w:right="160"/>
+      </w:pPr>
+      <w:r>
+        <w:rPr>
+          <w:rFonts w:ascii="Consolas" w:cs="Consolas" w:eastAsia="Consolas" w:hAnsi="Consolas"/>
+          <w:color w:val="193448"/>
+          <w:sz w:val="18"/>
+          <w:szCs w:val="18"/>
+        </w:rPr>
+        <w:t xml:space="preserve">(Get-Content C:\Evidence\patch-protect\windows-computers.txt).Count</w:t>
+      </w:r>
+    </w:p>
+    <w:p>
+      <w:pPr>
+        <w:shd w:fill="F1F7FA" w:color="auto" w:val="clear"/>
+        <w:spacing w:after="0" w:before="0" w:line="252" w:lineRule="auto"/>
+        <w:ind w:left="160" w:right="160"/>
+      </w:pPr>
+      <w:r>
+        <w:rPr>
+          <w:rFonts w:ascii="Consolas" w:cs="Consolas" w:eastAsia="Consolas" w:hAnsi="Consolas"/>
+          <w:color w:val="193448"/>
+          <w:sz w:val="18"/>
+          <w:szCs w:val="18"/>
+        </w:rPr>
+        <w:t xml:space="preserve"># On any member: no update policy yet, so no WSUS server is named (expected: no output)</w:t>
       </w:r>
     </w:p>
     <w:p>
@@ -1340,7 +1153,7 @@
           <w:sz w:val="18"/>
           <w:szCs w:val="18"/>
         </w:rPr>
-        <w:t xml:space="preserve">Get-ADComputer -Filter * -SearchBase 'OU=SBD,DC=sbd,DC=test' | Measure-Object</w:t>
+        <w:t xml:space="preserve">Get-ItemProperty 'HKLM:\SOFTWARE\Policies\Microsoft\Windows\WindowsUpdate' -ErrorAction SilentlyContinue</w:t>
       </w:r>
     </w:p>
     <w:p>
@@ -1370,7 +1183,7 @@
           <w:sz w:val="20"/>
           <w:szCs w:val="20"/>
         </w:rPr>
-        <w:t xml:space="preserve">The ring table names every system's ring, the one-source rule and feeding cadence are written, and the register carries the course's rows with owners.</w:t>
+        <w:t xml:space="preserve">The rule names its one source and its exceptions, the ring table places every Windows computer object in exactly one ring with the reason for its place, the timing and crossing calendar are written with an approver, and F06, A01 and A02 are confirmed with owners.</w:t>
       </w:r>
     </w:p>
     <w:p>
@@ -1402,7 +1215,7 @@
           <w:sz w:val="21"/>
           <w:szCs w:val="21"/>
         </w:rPr>
-        <w:t xml:space="preserve">Evidence to keep: Keep the ring assignments, the software source rules, the feeding cadence, and the new register rows.</w:t>
+        <w:t xml:space="preserve">Evidence to keep: Keep the Windows update rule, the computer list and the ring table built from it, the timing and crossing calendar, and the confirmed register rows.</w:t>
       </w:r>
     </w:p>
     <w:tbl>
@@ -1949,7 +1762,7 @@
           <w:sz w:val="20"/>
           <w:szCs w:val="20"/>
         </w:rPr>
-        <w:t xml:space="preserve">Pilot → broad → critical: updates earn their way up.  One named source per software type, exceptions documented.  Every path — including the scanner's wide one — is a register row.</w:t>
+        <w:t xml:space="preserve">One road: Windows updates only from SBD-WSUS01, exceptions written down.  Four rings, pilot to Tier 0 — updates earn their way up.  One monthly crossing beside SBD-REPO01's, with an expedited path.</w:t>
       </w:r>
     </w:p>
     <w:p>
@@ -1965,7 +1778,41 @@
             <w:szCs w:val="18"/>
             <w:u w:val="single"/>
           </w:rPr>
-          <w:t xml:space="preserve">Microsoft · Windows Server Update Services (WSUS)</w:t>
+          <w:t xml:space="preserve">Microsoft · Windows Server Update Services (WSUS) overview</w:t>
+        </w:r>
+      </w:hyperlink>
+    </w:p>
+    <w:p>
+      <w:pPr>
+        <w:spacing w:after="60" w:before="0" w:line="288" w:lineRule="auto"/>
+      </w:pPr>
+      <w:hyperlink w:history="1" r:id="rId10">
+        <w:r>
+          <w:rPr>
+            <w:rFonts w:ascii="Arial" w:cs="Arial" w:eastAsia="Arial" w:hAnsi="Arial"/>
+            <w:color w:val="20647C"/>
+            <w:sz w:val="18"/>
+            <w:szCs w:val="18"/>
+            <w:u w:val="single"/>
+          </w:rPr>
+          <w:t xml:space="preserve">Microsoft · Plan your WSUS deployment</w:t>
+        </w:r>
+      </w:hyperlink>
+    </w:p>
+    <w:p>
+      <w:pPr>
+        <w:spacing w:after="60" w:before="0" w:line="288" w:lineRule="auto"/>
+      </w:pPr>
+      <w:hyperlink w:history="1" r:id="rId11">
+        <w:r>
+          <w:rPr>
+            <w:rFonts w:ascii="Arial" w:cs="Arial" w:eastAsia="Arial" w:hAnsi="Arial"/>
+            <w:color w:val="20647C"/>
+            <w:sz w:val="18"/>
+            <w:szCs w:val="18"/>
+            <w:u w:val="single"/>
+          </w:rPr>
+          <w:t xml:space="preserve">Microsoft · Deploy Windows client updates using WSUS (rings and client-side targeting)</w:t>
         </w:r>
       </w:hyperlink>
     </w:p>
@@ -2004,7 +1851,7 @@
           <w:sz w:val="16"/>
           <w:szCs w:val="16"/>
         </w:rPr>
-        <w:t xml:space="preserve">LESSON 02  /  ABOUT 30 MIN</w:t>
+        <w:t xml:space="preserve">LESSON 02  /  ABOUT 40 MIN</w:t>
       </w:r>
     </w:p>
     <w:p>
@@ -2022,7 +1869,7 @@
           <w:sz w:val="40"/>
           <w:szCs w:val="40"/>
         </w:rPr>
-        <w:t xml:space="preserve">Build SBD-WSUS01 and the ring policies</w:t>
+        <w:t xml:space="preserve">Build SBD-WSUS01 as a disconnected server</w:t>
       </w:r>
       <w:bookmarkEnd w:id="4"/>
     </w:p>
@@ -2053,7 +1900,7 @@
           <w:sz w:val="20"/>
           <w:szCs w:val="20"/>
         </w:rPr>
-        <w:t xml:space="preserve">WSUS becomes the only road Windows updates travel: content imported across the air gap, approvals per ring, and Group Policy objects (GPOs) that point every OU at the server — with a pilot ring that proves each approval first.</w:t>
+        <w:t xml:space="preserve">Build the server the network will take its updates from: a hardened member server on VLAN 20 that never synchronizes, serves metadata over TLS and signed files over HTTP, and is administered only from the two seats the tier model allows. Its scope is decided here, because what crosses each month is whatever that scope holds.</w:t>
       </w:r>
     </w:p>
     <w:p>
@@ -2090,7 +1937,7 @@
           <w:sz w:val="21"/>
           <w:szCs w:val="21"/>
         </w:rPr>
-        <w:t xml:space="preserve">Install WSUS and import content through the offline process.</w:t>
+        <w:t xml:space="preserve">Install WSUS on a hardened member server configured never to synchronize.</w:t>
       </w:r>
     </w:p>
     <w:p>
@@ -2109,7 +1956,7 @@
           <w:sz w:val="21"/>
           <w:szCs w:val="21"/>
         </w:rPr>
-        <w:t xml:space="preserve">Map rings to WSUS groups and OU-linked policies.</w:t>
+        <w:t xml:space="preserve">Decide and record the update scope the monthly crossing will carry.</w:t>
       </w:r>
     </w:p>
     <w:p>
@@ -2128,7 +1975,7 @@
           <w:sz w:val="21"/>
           <w:szCs w:val="21"/>
         </w:rPr>
-        <w:t xml:space="preserve">Approve and verify a first update cycle through the pilot ring.</w:t>
+        <w:t xml:space="preserve">Protect its metadata with TLS and its administration with the tier model.</w:t>
       </w:r>
     </w:p>
     <w:p>
@@ -2165,7 +2012,7 @@
           <w:sz w:val="21"/>
           <w:szCs w:val="21"/>
         </w:rPr>
-        <w:t xml:space="preserve">Install the WSUS role on SBD-WSUS01, scope its products and classifications to what the network actually runs — the Windows Server and Windows client releases in use, and Defender definitions — and nothing speculative. Microsoft announced in September 2024 that WSUS is deprecated and no longer actively developed, but it is still included in Windows Server and supported for production deployments, with security and quality updates under the product lifecycle.</w:t>
+        <w:t xml:space="preserve">Build SBD-WSUS01 as a Windows Server virtual machine at 10.0.20.30 on VLAN 20, with a separate data volume for the update files (D: in this sample), both domain controllers for DNS, and the hypervisor's time synchronization turned off, so it takes time from the domain hierarchy (course 1.3). Join it straight into the Servers OU, so course 1.5's member-server STIG policies, course 1.8's tier logon policies and course 1.10's enrolling GPO, linked to the Servers OU when course 1.10 enrolled SBD-DHCP01, apply from its first boot; confirm with w32tm /query /source that it takes time from a domain controller.</w:t>
       </w:r>
     </w:p>
     <w:p>
@@ -2184,7 +2031,7 @@
           <w:sz w:val="21"/>
           <w:szCs w:val="21"/>
         </w:rPr>
-        <w:t xml:space="preserve">Feed it offline: export the needed content on the connected side, hash it, carry it across, and import — the WSUS offline servicing path is the course 1.3 media procedure wearing an update hat.</w:t>
+        <w:t xml:space="preserve">Install the role with its default database, the Windows Internal Database (WID), and run the post-installation step with the content folder on D:. Microsoft announced in September 2024 that WSUS is deprecated: it gets no new features, but it still ships in Windows Server and is supported for production use, with security and quality updates under the product lifecycle. WID is deprecated too — Microsoft suggests SQL Server for the roles that use it — so record the database choice as a decision to revisit before either is removed.</w:t>
       </w:r>
     </w:p>
     <w:p>
@@ -2203,7 +2050,7 @@
           <w:sz w:val="21"/>
           <w:szCs w:val="21"/>
         </w:rPr>
-        <w:t xml:space="preserve">Create WSUS computer groups matching the rings, and link ring GPOs at the OUs: update source SBD-WSUS01, the ring's group assignment, and install/restart windows that respect what each ring does for a living. The critical ring's GPO links to the Domain Controllers and Tier 0 Servers OUs.</w:t>
+        <w:t xml:space="preserve">Configure it as a disconnected server: cancel the configuration wizard, which needs Microsoft Update to list products, then in Options store update files locally, enable only the languages your systems use, leave express installation files off (the default), and keep synchronization manual — and never run it. SBD-WSUS01 has no route out; its updates arrive only by import (lesson 3).</w:t>
       </w:r>
     </w:p>
     <w:p>
@@ -2222,7 +2069,45 @@
           <w:sz w:val="21"/>
           <w:szCs w:val="21"/>
         </w:rPr>
-        <w:t xml:space="preserve">Approve one update cycle for the pilot ring only, watch it install and report, then promote the approval ring by ring — the critical ring installs only what two rings already survived. Pilot and broad-ring approvals are Tier 1 work from SBD-ADMIN-SRV01; critical-ring approvals for the domain controllers and the two Tier 0 servers are Tier 0 work from AdminJumpBox01. Add SBD-WSUS01 to the SBD Tier 0 Console Hosts group and restart it so the new membership applies: the console reaches the server as a Kerberos network logon, the one Tier 0 logon type course 1.5's deny policy leaves open there, as its exception record states.</w:t>
+        <w:t xml:space="preserve">Decide the scope and record it: the Windows Server and Windows client products the network runs, security and critical updates and — if Microsoft Defender Antivirus protects the endpoints — its definition updates; no upgrades and no drivers, which are planned changes of their own. The connected-side server in lesson 3 synchronizes exactly this scope, because whatever it holds is what crosses.</w:t>
+      </w:r>
+    </w:p>
+    <w:p>
+      <w:pPr>
+        <w:pStyle w:val="ListParagraph"/>
+        <w:numPr>
+          <w:ilvl w:val="0"/>
+          <w:numId w:val="5"/>
+        </w:numPr>
+        <w:spacing w:after="120" w:before="0" w:line="288" w:lineRule="auto"/>
+      </w:pPr>
+      <w:r>
+        <w:rPr>
+          <w:rFonts w:ascii="Arial" w:cs="Arial" w:eastAsia="Arial" w:hAnsi="Arial"/>
+          <w:color w:val="526B7E"/>
+          <w:sz w:val="21"/>
+          <w:szCs w:val="21"/>
+        </w:rPr>
+        <w:t xml:space="preserve">Protect the metadata: add SBD-WSUS01 to the SBD TLS Servers group, then request an SBD Server Authentication certificate (course 1.6) for SBD-WSUS01.sbd.test, bind it to the WSUS Administration site's HTTPS port 8531, require TLS on the five web services Microsoft lists (APIRemoting30, ClientWebService, DSSAuthWebService, ServerSyncWebService and SimpleAuthWebService), and run wsusutil configuressl. Update files stay on HTTP 8530, as F06 says: each one is signed, and its hash reaches the client inside the TLS-protected metadata, so a changed file is refused.</w:t>
+      </w:r>
+    </w:p>
+    <w:p>
+      <w:pPr>
+        <w:pStyle w:val="ListParagraph"/>
+        <w:numPr>
+          <w:ilvl w:val="0"/>
+          <w:numId w:val="5"/>
+        </w:numPr>
+        <w:spacing w:after="120" w:before="0" w:line="288" w:lineRule="auto"/>
+      </w:pPr>
+      <w:r>
+        <w:rPr>
+          <w:rFonts w:ascii="Arial" w:cs="Arial" w:eastAsia="Arial" w:hAnsi="Arial"/>
+          <w:color w:val="526B7E"/>
+          <w:sz w:val="21"/>
+          <w:szCs w:val="21"/>
+        </w:rPr>
+        <w:t xml:space="preserve">Hold the administration to the tier model: scope the 8530 and 8531 inbound rules to the VLANs that hold F06's Windows systems, install the WSUS console on SBD-ADMIN-SRV01 and AdminJumpBox01, and keep WSUS Administrators to the named patch operators and the Tier 0 task accounts that run Ring 4. From AdminJumpBox01, add SBD-WSUS01 to SBD Tier 0 Console Hosts (course 1.8's recorded network-logon exception for this console) and to SBD Event Sources (course 1.10), and restart it once the collector's WinRM scope includes 10.0.20.30 (F17). WSUS can't limit an administrator to some computer groups, so Ring 4's Tier 0 rule — like the audit custodian's separation for SBD-AUDIT01 — is a written procedure, not a technical boundary: record that residual risk in the exception record.</w:t>
       </w:r>
     </w:p>
     <w:p>
@@ -2256,7 +2141,7 @@
           <w:sz w:val="18"/>
           <w:szCs w:val="18"/>
         </w:rPr>
-        <w:t xml:space="preserve">Get-WsusServer | Get-WsusComputer -ComputerTargetGroups 'Ring 1 - Pilot' | Select-Object FullDomainName, LastReportedStatusTime</w:t>
+        <w:t xml:space="preserve">w32tm /query /source   # a domain controller, never the hypervisor's time provider</w:t>
       </w:r>
     </w:p>
     <w:p>
@@ -2272,7 +2157,167 @@
           <w:sz w:val="18"/>
           <w:szCs w:val="18"/>
         </w:rPr>
-        <w:t xml:space="preserve">gpresult /r /scope:computer</w:t>
+        <w:t xml:space="preserve">Install-WindowsFeature -Name UpdateServices -IncludeManagementTools</w:t>
+      </w:r>
+    </w:p>
+    <w:p>
+      <w:pPr>
+        <w:shd w:fill="F1F7FA" w:color="auto" w:val="clear"/>
+        <w:spacing w:after="0" w:before="0" w:line="252" w:lineRule="auto"/>
+        <w:ind w:left="160" w:right="160"/>
+      </w:pPr>
+      <w:r>
+        <w:rPr>
+          <w:rFonts w:ascii="Consolas" w:cs="Consolas" w:eastAsia="Consolas" w:hAnsi="Consolas"/>
+          <w:color w:val="193448"/>
+          <w:sz w:val="18"/>
+          <w:szCs w:val="18"/>
+        </w:rPr>
+        <w:t xml:space="preserve">&amp; "$env:ProgramFiles\Update Services\Tools\wsusutil.exe" postinstall CONTENT_DIR=D:\WSUS</w:t>
+      </w:r>
+    </w:p>
+    <w:p>
+      <w:pPr>
+        <w:shd w:fill="F1F7FA" w:color="auto" w:val="clear"/>
+        <w:spacing w:after="0" w:before="0" w:line="252" w:lineRule="auto"/>
+        <w:ind w:left="160" w:right="160"/>
+      </w:pPr>
+      <w:r>
+        <w:rPr>
+          <w:rFonts w:ascii="Consolas" w:cs="Consolas" w:eastAsia="Consolas" w:hAnsi="Consolas"/>
+          <w:color w:val="193448"/>
+          <w:sz w:val="18"/>
+          <w:szCs w:val="18"/>
+        </w:rPr>
+        <w:t xml:space="preserve">$wsus = Get-WsusServer</w:t>
+      </w:r>
+    </w:p>
+    <w:p>
+      <w:pPr>
+        <w:shd w:fill="F1F7FA" w:color="auto" w:val="clear"/>
+        <w:spacing w:after="0" w:before="0" w:line="252" w:lineRule="auto"/>
+        <w:ind w:left="160" w:right="160"/>
+      </w:pPr>
+      <w:r>
+        <w:rPr>
+          <w:rFonts w:ascii="Consolas" w:cs="Consolas" w:eastAsia="Consolas" w:hAnsi="Consolas"/>
+          <w:color w:val="193448"/>
+          <w:sz w:val="18"/>
+          <w:szCs w:val="18"/>
+        </w:rPr>
+        <w:t xml:space="preserve">$wsus.GetConfiguration() | Select-Object HostBinariesOnMicrosoftUpdate, DownloadExpressPackages, AllUpdateLanguagesEnabled   # expected after Options: False, False, False</w:t>
+      </w:r>
+    </w:p>
+    <w:p>
+      <w:pPr>
+        <w:shd w:fill="F1F7FA" w:color="auto" w:val="clear"/>
+        <w:spacing w:after="0" w:before="0" w:line="252" w:lineRule="auto"/>
+        <w:ind w:left="160" w:right="160"/>
+      </w:pPr>
+      <w:r>
+        <w:rPr>
+          <w:rFonts w:ascii="Consolas" w:cs="Consolas" w:eastAsia="Consolas" w:hAnsi="Consolas"/>
+          <w:color w:val="193448"/>
+          <w:sz w:val="18"/>
+          <w:szCs w:val="18"/>
+        </w:rPr>
+        <w:t xml:space="preserve">$wsus.GetSubscription() | Select-Object SynchronizeAutomatically   # expected: False</w:t>
+      </w:r>
+    </w:p>
+    <w:p>
+      <w:pPr>
+        <w:shd w:fill="F1F7FA" w:color="auto" w:val="clear"/>
+        <w:spacing w:after="0" w:before="0" w:line="252" w:lineRule="auto"/>
+        <w:ind w:left="160" w:right="160"/>
+      </w:pPr>
+      <w:r>
+        <w:rPr>
+          <w:rFonts w:ascii="Consolas" w:cs="Consolas" w:eastAsia="Consolas" w:hAnsi="Consolas"/>
+          <w:color w:val="193448"/>
+          <w:sz w:val="18"/>
+          <w:szCs w:val="18"/>
+        </w:rPr>
+        <w:t xml:space="preserve"># TLS for metadata: the certificate, the 8531 binding, the five services, then wsusutil</w:t>
+      </w:r>
+    </w:p>
+    <w:p>
+      <w:pPr>
+        <w:shd w:fill="F1F7FA" w:color="auto" w:val="clear"/>
+        <w:spacing w:after="0" w:before="0" w:line="252" w:lineRule="auto"/>
+        <w:ind w:left="160" w:right="160"/>
+      </w:pPr>
+      <w:r>
+        <w:rPr>
+          <w:rFonts w:ascii="Consolas" w:cs="Consolas" w:eastAsia="Consolas" w:hAnsi="Consolas"/>
+          <w:color w:val="193448"/>
+          <w:sz w:val="18"/>
+          <w:szCs w:val="18"/>
+        </w:rPr>
+        <w:t xml:space="preserve">$cert = (Get-Certificate -Template SBDServerAuthentication -SubjectName 'CN=SBD-WSUS01.sbd.test' -DnsName SBD-WSUS01.sbd.test -CertStoreLocation Cert:\LocalMachine\My).Certificate</w:t>
+      </w:r>
+    </w:p>
+    <w:p>
+      <w:pPr>
+        <w:shd w:fill="F1F7FA" w:color="auto" w:val="clear"/>
+        <w:spacing w:after="0" w:before="0" w:line="252" w:lineRule="auto"/>
+        <w:ind w:left="160" w:right="160"/>
+      </w:pPr>
+      <w:r>
+        <w:rPr>
+          <w:rFonts w:ascii="Consolas" w:cs="Consolas" w:eastAsia="Consolas" w:hAnsi="Consolas"/>
+          <w:color w:val="193448"/>
+          <w:sz w:val="18"/>
+          <w:szCs w:val="18"/>
+        </w:rPr>
+        <w:t xml:space="preserve">(Get-WebBinding -Name 'WSUS Administration' -Protocol https).AddSslCertificate($cert.Thumbprint, 'My')</w:t>
+      </w:r>
+    </w:p>
+    <w:p>
+      <w:pPr>
+        <w:shd w:fill="F1F7FA" w:color="auto" w:val="clear"/>
+        <w:spacing w:after="0" w:before="0" w:line="252" w:lineRule="auto"/>
+        <w:ind w:left="160" w:right="160"/>
+      </w:pPr>
+      <w:r>
+        <w:rPr>
+          <w:rFonts w:ascii="Consolas" w:cs="Consolas" w:eastAsia="Consolas" w:hAnsi="Consolas"/>
+          <w:color w:val="193448"/>
+          <w:sz w:val="18"/>
+          <w:szCs w:val="18"/>
+        </w:rPr>
+        <w:t xml:space="preserve">'APIRemoting30', 'ClientWebService', 'DSSAuthWebService', 'ServerSyncWebService', 'SimpleAuthWebService' | ForEach-Object { Set-WebConfigurationProperty -PSPath 'IIS:\' -Location "WSUS Administration/$_" -Filter system.webServer/security/access -Name sslFlags -Value Ssl }</w:t>
+      </w:r>
+    </w:p>
+    <w:p>
+      <w:pPr>
+        <w:shd w:fill="F1F7FA" w:color="auto" w:val="clear"/>
+        <w:spacing w:after="0" w:before="0" w:line="252" w:lineRule="auto"/>
+        <w:ind w:left="160" w:right="160"/>
+      </w:pPr>
+      <w:r>
+        <w:rPr>
+          <w:rFonts w:ascii="Consolas" w:cs="Consolas" w:eastAsia="Consolas" w:hAnsi="Consolas"/>
+          <w:color w:val="193448"/>
+          <w:sz w:val="18"/>
+          <w:szCs w:val="18"/>
+        </w:rPr>
+        <w:t xml:space="preserve">&amp; "$env:ProgramFiles\Update Services\Tools\wsusutil.exe" configuressl SBD-WSUS01.sbd.test</w:t>
+      </w:r>
+    </w:p>
+    <w:p>
+      <w:pPr>
+        <w:shd w:fill="F1F7FA" w:color="auto" w:val="clear"/>
+        <w:spacing w:after="0" w:before="0" w:line="252" w:lineRule="auto"/>
+        <w:ind w:left="160" w:right="160"/>
+      </w:pPr>
+      <w:r>
+        <w:rPr>
+          <w:rFonts w:ascii="Consolas" w:cs="Consolas" w:eastAsia="Consolas" w:hAnsi="Consolas"/>
+          <w:color w:val="193448"/>
+          <w:sz w:val="18"/>
+          <w:szCs w:val="18"/>
+        </w:rPr>
+        <w:t xml:space="preserve">Get-WebBinding -Name 'WSUS Administration' | Select-Object protocol, bindingInformation   # http *:8530, https *:8531</w:t>
       </w:r>
     </w:p>
     <w:p>
@@ -2288,7 +2333,7 @@
           <w:sz w:val="18"/>
           <w:szCs w:val="18"/>
         </w:rPr>
-        <w:t xml:space="preserve">Get-WindowsUpdateLog -ErrorAction SilentlyContinue</w:t>
+        <w:t xml:space="preserve">Get-LocalGroupMember 'WSUS Administrators'</w:t>
       </w:r>
     </w:p>
     <w:p>
@@ -2318,7 +2363,7 @@
           <w:sz w:val="20"/>
           <w:szCs w:val="20"/>
         </w:rPr>
-        <w:t xml:space="preserve">Every system reports to its ring's group, the pilot ring installed and reported the first approved cycle, and the promotion to later rings followed the written order.</w:t>
+        <w:t xml:space="preserve">SBD-WSUS01 sits in the Servers OU, takes time from a domain controller, and runs WSUS on WID, stores files locally, never synchronizes, and answers metadata over TLS on 8531 with a certificate that chains to the SBD root; WSUS Administrators holds only the named operators and Tier 0 task accounts; the server is in SBD Tier 0 Console Hosts and forwards its events; and the scope, the database decision and the residual risk are recorded.</w:t>
       </w:r>
     </w:p>
     <w:p>
@@ -2350,7 +2395,7 @@
           <w:sz w:val="21"/>
           <w:szCs w:val="21"/>
         </w:rPr>
-        <w:t xml:space="preserve">Evidence to keep: Record the product scope, the offline import with hashes, the ring GPO reports, and the first cycle's per-ring approval and install timeline.</w:t>
+        <w:t xml:space="preserve">Evidence to keep: Keep the installation and configuration output, the scope and database decisions, the certificate and binding details, the WSUS Administrators list, the group memberships, and the exception-record entry for the residual risk.</w:t>
       </w:r>
     </w:p>
     <w:tbl>
@@ -2897,7 +2942,7 @@
           <w:sz w:val="20"/>
           <w:szCs w:val="20"/>
         </w:rPr>
-        <w:t xml:space="preserve">Updates travel one road: offline import, ring approvals, OU policies.  The pilot ring absorbs the risk; the critical ring inherits the proof.  The first full cycle is on record, ring by ring.</w:t>
+        <w:t xml:space="preserve">A hardened member server that never synchronizes.  Metadata over TLS on 8531; signed files over HTTP on 8530.  Two consoles, named administrators, and a recorded limit WSUS can't enforce.</w:t>
       </w:r>
     </w:p>
     <w:p>
@@ -2913,7 +2958,7 @@
             <w:szCs w:val="18"/>
             <w:u w:val="single"/>
           </w:rPr>
-          <w:t xml:space="preserve">Microsoft · Windows Server Update Services (WSUS)</w:t>
+          <w:t xml:space="preserve">Microsoft · Windows Server Update Services (WSUS) overview</w:t>
         </w:r>
       </w:hyperlink>
     </w:p>
@@ -2938,6 +2983,57 @@
       <w:pPr>
         <w:spacing w:after="60" w:before="0" w:line="288" w:lineRule="auto"/>
       </w:pPr>
+      <w:hyperlink w:history="1" r:id="rId12">
+        <w:r>
+          <w:rPr>
+            <w:rFonts w:ascii="Arial" w:cs="Arial" w:eastAsia="Arial" w:hAnsi="Arial"/>
+            <w:color w:val="20647C"/>
+            <w:sz w:val="18"/>
+            <w:szCs w:val="18"/>
+            <w:u w:val="single"/>
+          </w:rPr>
+          <w:t xml:space="preserve">Microsoft · Plan your WSUS deployment</w:t>
+        </w:r>
+      </w:hyperlink>
+    </w:p>
+    <w:p>
+      <w:pPr>
+        <w:spacing w:after="60" w:before="0" w:line="288" w:lineRule="auto"/>
+      </w:pPr>
+      <w:hyperlink w:history="1" r:id="rId13">
+        <w:r>
+          <w:rPr>
+            <w:rFonts w:ascii="Arial" w:cs="Arial" w:eastAsia="Arial" w:hAnsi="Arial"/>
+            <w:color w:val="20647C"/>
+            <w:sz w:val="18"/>
+            <w:szCs w:val="18"/>
+            <w:u w:val="single"/>
+          </w:rPr>
+          <w:t xml:space="preserve">Microsoft · Step 1: Install the WSUS server role</w:t>
+        </w:r>
+      </w:hyperlink>
+    </w:p>
+    <w:p>
+      <w:pPr>
+        <w:spacing w:after="60" w:before="0" w:line="288" w:lineRule="auto"/>
+      </w:pPr>
+      <w:hyperlink w:history="1" r:id="rId14">
+        <w:r>
+          <w:rPr>
+            <w:rFonts w:ascii="Arial" w:cs="Arial" w:eastAsia="Arial" w:hAnsi="Arial"/>
+            <w:color w:val="20647C"/>
+            <w:sz w:val="18"/>
+            <w:szCs w:val="18"/>
+            <w:u w:val="single"/>
+          </w:rPr>
+          <w:t xml:space="preserve">Microsoft · Step 2: Configure WSUS (TLS, computer groups, air-gapped networks)</w:t>
+        </w:r>
+      </w:hyperlink>
+    </w:p>
+    <w:p>
+      <w:pPr>
+        <w:spacing w:after="60" w:before="0" w:line="288" w:lineRule="auto"/>
+      </w:pPr>
       <w:hyperlink w:history="1" r:id="rIdq1tcmg4xw-tdochowbmro">
         <w:r>
           <w:rPr>
@@ -2947,7 +3043,7 @@
             <w:szCs w:val="18"/>
             <w:u w:val="single"/>
           </w:rPr>
-          <w:t xml:space="preserve">DISA · SRG/STIG tools (SCC and STIG Viewer)</w:t>
+          <w:t xml:space="preserve">NIST · SP 800-53 Rev. 5 security controls</w:t>
         </w:r>
       </w:hyperlink>
     </w:p>
@@ -2969,7 +3065,7 @@
           <w:sz w:val="16"/>
           <w:szCs w:val="16"/>
         </w:rPr>
-        <w:t xml:space="preserve">LESSON 03  /  ABOUT 20 MIN</w:t>
+        <w:t xml:space="preserve">LESSON 03  /  ABOUT 35 MIN</w:t>
       </w:r>
     </w:p>
     <w:p>
@@ -2977,7 +3073,7 @@
         <w:pStyle w:val="Heading1"/>
         <w:spacing w:after="120"/>
       </w:pPr>
-      <w:bookmarkStart w:name="lesson-repo" w:id="5"/>
+      <w:bookmarkStart w:name="lesson-wsus-offline" w:id="5"/>
       <w:r>
         <w:rPr>
           <w:rFonts w:ascii="Arial" w:cs="Arial" w:eastAsia="Arial" w:hAnsi="Arial"/>
@@ -2987,7 +3083,7 @@
           <w:sz w:val="40"/>
           <w:szCs w:val="40"/>
         </w:rPr>
-        <w:t xml:space="preserve">Build SBD-REPO01 for approved packages</w:t>
+        <w:t xml:space="preserve">Carry updates across the air gap</w:t>
       </w:r>
       <w:bookmarkEnd w:id="5"/>
     </w:p>
@@ -3018,7 +3114,7 @@
           <w:sz w:val="20"/>
           <w:szCs w:val="20"/>
         </w:rPr>
-        <w:t xml:space="preserve">The lab's Linux hosts and tooling need packages, and the rule from lesson 1 applies to them too: one internal repository, fed across the boundary, serving only what was reviewed in.</w:t>
+        <w:t xml:space="preserve">SBD-WSUS01 never talks to Microsoft. Each month a second WSUS server on the connected side synchronizes the recorded scope and downloads its files; its metadata export and content folder cross on approved media, hashed on both sides, and SBD-WSUS01 imports them — the two-server path Microsoft describes for air-gapped networks.</w:t>
       </w:r>
     </w:p>
     <w:p>
@@ -3055,7 +3151,7 @@
           <w:sz w:val="21"/>
           <w:szCs w:val="21"/>
         </w:rPr>
-        <w:t xml:space="preserve">Stand up the internal package repository on SBD-REPO01.</w:t>
+        <w:t xml:space="preserve">Run the connected-side export server with SBD-WSUS01's recorded scope.</w:t>
       </w:r>
     </w:p>
     <w:p>
@@ -3074,7 +3170,7 @@
           <w:sz w:val="21"/>
           <w:szCs w:val="21"/>
         </w:rPr>
-        <w:t xml:space="preserve">Mirror the approved package set through the offline process.</w:t>
+        <w:t xml:space="preserve">Export the metadata and the files, and carry both under the media procedure.</w:t>
       </w:r>
     </w:p>
     <w:p>
@@ -3093,7 +3189,7 @@
           <w:sz w:val="21"/>
           <w:szCs w:val="21"/>
         </w:rPr>
-        <w:t xml:space="preserve">Point the Linux consumers at the repository and nothing else.</w:t>
+        <w:t xml:space="preserve">Verify the crossing on SBD-WSUS01 before importing, and file its record.</w:t>
       </w:r>
     </w:p>
     <w:p>
@@ -3130,7 +3226,7 @@
           <w:sz w:val="21"/>
           <w:szCs w:val="21"/>
         </w:rPr>
-        <w:t xml:space="preserve">Build SBD-REPO01 per your Linux platform plan and serve a repository directory over HTTP at 10.0.70.20 — the register row from lesson 1 already permits the path from its consumers.</w:t>
+        <w:t xml:space="preserve">On the approved connected system, run the export server: WSUS on the same Windows Server release as SBD-WSUS01, synchronizing from Microsoft Update with exactly the products, classifications and languages lesson 2 recorded, and storing files locally. It sits outside the boundary and never connects to the lab; its only output is media.</w:t>
       </w:r>
     </w:p>
     <w:p>
@@ -3149,7 +3245,7 @@
           <w:sz w:val="21"/>
           <w:szCs w:val="21"/>
         </w:rPr>
-        <w:t xml:space="preserve">Mirror the approved package set on the connected side, hash the set, carry it across, and verify before publishing — same ceremony, different payload; record the repository's snapshot date as its version.</w:t>
+        <w:t xml:space="preserve">After each month's synchronization, approve the updates you need on the export server so it downloads their files, and wait until nothing is still downloading — those approvals only switch the downloads on, and they stay outside. Then, as a local administrator on the export server, run wsusutil export for the metadata package and copy the WsusContent folder: the package carries the update metadata, and the files travel beside it (after the first crossing, only those added since the last one).</w:t>
       </w:r>
     </w:p>
     <w:p>
@@ -3168,7 +3264,7 @@
           <w:sz w:val="21"/>
           <w:szCs w:val="21"/>
         </w:rPr>
-        <w:t xml:space="preserve">Configure each Linux consumer (the analysis platform's host if Linux, the scanner appliance's feeds where applicable) to use only the internal repository — remove or disable every external source definition so the one-source rule is configuration, not convention.</w:t>
+        <w:t xml:space="preserve">Hash the package and every file into connected-side-hashes.csv, which travels with the media, and carry the set under the course 1.4 media procedure with its custody record, on the run that also carries SBD-REPO01's snapshot. Declining an update doesn't stop it from being exported, so the export server's scope is the real limit on what crosses.</w:t>
       </w:r>
     </w:p>
     <w:p>
@@ -3187,7 +3283,26 @@
           <w:sz w:val="21"/>
           <w:szCs w:val="21"/>
         </w:rPr>
-        <w:t xml:space="preserve">Document the repository's own administration under the tier model — managed from VLAN 60, changes recorded — and its assessable record: the hashed snapshot catalog, like the router's config export.</w:t>
+        <w:t xml:space="preserve">On SBD-WSUS01, hash the media's contents into lab-side-hashes.csv and compare the two lists before opening anything: one mismatch stops the import and becomes a finding. Copy the files into D:\WSUS\WsusContent first, then run wsusutil import locally as a local administrator — Microsoft warns never to import an export from a source you don't trust, and the custody record and matching hashes are how this network earns that trust. A large import can run for hours.</w:t>
+      </w:r>
+    </w:p>
+    <w:p>
+      <w:pPr>
+        <w:pStyle w:val="ListParagraph"/>
+        <w:numPr>
+          <w:ilvl w:val="0"/>
+          <w:numId w:val="6"/>
+        </w:numPr>
+        <w:spacing w:after="120" w:before="0" w:line="288" w:lineRule="auto"/>
+      </w:pPr>
+      <w:r>
+        <w:rPr>
+          <w:rFonts w:ascii="Arial" w:cs="Arial" w:eastAsia="Arial" w:hAnsi="Arial"/>
+          <w:color w:val="526B7E"/>
+          <w:sz w:val="21"/>
+          <w:szCs w:val="21"/>
+        </w:rPr>
+        <w:t xml:space="preserve">Check the import log, confirm the month's updates now appear in the console, and file the crossing in C:\Evidence\patch-protect\transfer: dates, carrier, file count, the package hash, both hash lists and the import log. If WSUS later shows an approved update as still waiting for its files, wsusutil reset makes it re-check its content folder against the database.</w:t>
       </w:r>
     </w:p>
     <w:p>
@@ -3221,7 +3336,7 @@
           <w:sz w:val="18"/>
           <w:szCs w:val="18"/>
         </w:rPr>
-        <w:t xml:space="preserve">Test-NetConnection 10.0.70.20 -Port 80</w:t>
+        <w:t xml:space="preserve"># Connected side, on the export server, once every needed file has downloaded</w:t>
       </w:r>
     </w:p>
     <w:p>
@@ -3237,7 +3352,7 @@
           <w:sz w:val="18"/>
           <w:szCs w:val="18"/>
         </w:rPr>
-        <w:t xml:space="preserve"># On a Linux consumer: confirm the only configured source is the internal repository</w:t>
+        <w:t xml:space="preserve">&amp; "$env:ProgramFiles\Update Services\Tools\wsusutil.exe" export E:\2026-10\wsus-export.xml.gz E:\2026-10\export.log</w:t>
       </w:r>
     </w:p>
     <w:p>
@@ -3253,7 +3368,119 @@
           <w:sz w:val="18"/>
           <w:szCs w:val="18"/>
         </w:rPr>
-        <w:t xml:space="preserve"># dnf repolist  (or the platform equivalent) — capture the output into the evidence set</w:t>
+        <w:t xml:space="preserve">robocopy D:\WSUS\WsusContent E:\2026-10\WsusContent /E   # the first crossing carries the whole folder</w:t>
+      </w:r>
+    </w:p>
+    <w:p>
+      <w:pPr>
+        <w:shd w:fill="F1F7FA" w:color="auto" w:val="clear"/>
+        <w:spacing w:after="0" w:before="0" w:line="252" w:lineRule="auto"/>
+        <w:ind w:left="160" w:right="160"/>
+      </w:pPr>
+      <w:r>
+        <w:rPr>
+          <w:rFonts w:ascii="Consolas" w:cs="Consolas" w:eastAsia="Consolas" w:hAnsi="Consolas"/>
+          <w:color w:val="193448"/>
+          <w:sz w:val="18"/>
+          <w:szCs w:val="18"/>
+        </w:rPr>
+        <w:t xml:space="preserve">Get-ChildItem E:\2026-10 -Recurse -File | Get-FileHash -Algorithm SHA256 | Export-Csv E:\connected-side-hashes.csv -NoTypeInformation</w:t>
+      </w:r>
+    </w:p>
+    <w:p>
+      <w:pPr>
+        <w:shd w:fill="F1F7FA" w:color="auto" w:val="clear"/>
+        <w:spacing w:after="0" w:before="0" w:line="252" w:lineRule="auto"/>
+        <w:ind w:left="160" w:right="160"/>
+      </w:pPr>
+      <w:r>
+        <w:rPr>
+          <w:rFonts w:ascii="Consolas" w:cs="Consolas" w:eastAsia="Consolas" w:hAnsi="Consolas"/>
+          <w:color w:val="193448"/>
+          <w:sz w:val="18"/>
+          <w:szCs w:val="18"/>
+        </w:rPr>
+        <w:t xml:space="preserve"># Inside, on SBD-WSUS01, with the media as E: (no output from Compare-Object means every hash matches)</w:t>
+      </w:r>
+    </w:p>
+    <w:p>
+      <w:pPr>
+        <w:shd w:fill="F1F7FA" w:color="auto" w:val="clear"/>
+        <w:spacing w:after="0" w:before="0" w:line="252" w:lineRule="auto"/>
+        <w:ind w:left="160" w:right="160"/>
+      </w:pPr>
+      <w:r>
+        <w:rPr>
+          <w:rFonts w:ascii="Consolas" w:cs="Consolas" w:eastAsia="Consolas" w:hAnsi="Consolas"/>
+          <w:color w:val="193448"/>
+          <w:sz w:val="18"/>
+          <w:szCs w:val="18"/>
+        </w:rPr>
+        <w:t xml:space="preserve">$t = 'C:\Evidence\patch-protect\transfer\2026-10'; New-Item -ItemType Directory -Force $t | Out-Null</w:t>
+      </w:r>
+    </w:p>
+    <w:p>
+      <w:pPr>
+        <w:shd w:fill="F1F7FA" w:color="auto" w:val="clear"/>
+        <w:spacing w:after="0" w:before="0" w:line="252" w:lineRule="auto"/>
+        <w:ind w:left="160" w:right="160"/>
+      </w:pPr>
+      <w:r>
+        <w:rPr>
+          <w:rFonts w:ascii="Consolas" w:cs="Consolas" w:eastAsia="Consolas" w:hAnsi="Consolas"/>
+          <w:color w:val="193448"/>
+          <w:sz w:val="18"/>
+          <w:szCs w:val="18"/>
+        </w:rPr>
+        <w:t xml:space="preserve">Get-ChildItem E:\2026-10 -Recurse -File | Get-FileHash -Algorithm SHA256 | Export-Csv "$t\lab-side-hashes.csv" -NoTypeInformation</w:t>
+      </w:r>
+    </w:p>
+    <w:p>
+      <w:pPr>
+        <w:shd w:fill="F1F7FA" w:color="auto" w:val="clear"/>
+        <w:spacing w:after="0" w:before="0" w:line="252" w:lineRule="auto"/>
+        <w:ind w:left="160" w:right="160"/>
+      </w:pPr>
+      <w:r>
+        <w:rPr>
+          <w:rFonts w:ascii="Consolas" w:cs="Consolas" w:eastAsia="Consolas" w:hAnsi="Consolas"/>
+          <w:color w:val="193448"/>
+          <w:sz w:val="18"/>
+          <w:szCs w:val="18"/>
+        </w:rPr>
+        <w:t xml:space="preserve">Compare-Object (Import-Csv E:\connected-side-hashes.csv).Hash (Import-Csv "$t\lab-side-hashes.csv").Hash</w:t>
+      </w:r>
+    </w:p>
+    <w:p>
+      <w:pPr>
+        <w:shd w:fill="F1F7FA" w:color="auto" w:val="clear"/>
+        <w:spacing w:after="0" w:before="0" w:line="252" w:lineRule="auto"/>
+        <w:ind w:left="160" w:right="160"/>
+      </w:pPr>
+      <w:r>
+        <w:rPr>
+          <w:rFonts w:ascii="Consolas" w:cs="Consolas" w:eastAsia="Consolas" w:hAnsi="Consolas"/>
+          <w:color w:val="193448"/>
+          <w:sz w:val="18"/>
+          <w:szCs w:val="18"/>
+        </w:rPr>
+        <w:t xml:space="preserve">robocopy E:\2026-10\WsusContent D:\WSUS\WsusContent /E</w:t>
+      </w:r>
+    </w:p>
+    <w:p>
+      <w:pPr>
+        <w:shd w:fill="F1F7FA" w:color="auto" w:val="clear"/>
+        <w:spacing w:after="0" w:before="0" w:line="252" w:lineRule="auto"/>
+        <w:ind w:left="160" w:right="160"/>
+      </w:pPr>
+      <w:r>
+        <w:rPr>
+          <w:rFonts w:ascii="Consolas" w:cs="Consolas" w:eastAsia="Consolas" w:hAnsi="Consolas"/>
+          <w:color w:val="193448"/>
+          <w:sz w:val="18"/>
+          <w:szCs w:val="18"/>
+        </w:rPr>
+        <w:t xml:space="preserve">&amp; "$env:ProgramFiles\Update Services\Tools\wsusutil.exe" import E:\2026-10\wsus-export.xml.gz "$t\import.log"</w:t>
       </w:r>
     </w:p>
     <w:p>
@@ -3269,7 +3496,7 @@
           <w:sz w:val="18"/>
           <w:szCs w:val="18"/>
         </w:rPr>
-        <w:t xml:space="preserve">Get-FileHash -Algorithm SHA256 C:\Evidence\patch-protect\repo-snapshot-catalog.txt</w:t>
+        <w:t xml:space="preserve">Copy-Item E:\connected-side-hashes.csv, E:\2026-10\export.log -Destination $t</w:t>
       </w:r>
     </w:p>
     <w:p>
@@ -3299,7 +3526,7 @@
           <w:sz w:val="20"/>
           <w:szCs w:val="20"/>
         </w:rPr>
-        <w:t xml:space="preserve">The repository answers on its registered path, consumers list the internal source and only the internal source, and the snapshot catalog with hashes is filed.</w:t>
+        <w:t xml:space="preserve">The export server's scope matches lesson 2's record, every hash matches on both sides, the import log reports success, the month's updates appear on SBD-WSUS01, and the crossing record is complete.</w:t>
       </w:r>
     </w:p>
     <w:p>
@@ -3331,7 +3558,7 @@
           <w:sz w:val="21"/>
           <w:szCs w:val="21"/>
         </w:rPr>
-        <w:t xml:space="preserve">Evidence to keep: Keep the snapshot date and hash catalog, the consumer source listings, and the repository's administration record.</w:t>
+        <w:t xml:space="preserve">Evidence to keep: Keep the export server's scope settings, both hash lists and their comparison, the custody record, the export and import logs, and the crossing record with the package hash and file count.</w:t>
       </w:r>
     </w:p>
     <w:tbl>
@@ -3761,6 +3988,7 @@
       <w:pPr>
         <w:pStyle w:val="Heading2"/>
         <w:keepNext/>
+        <w:pageBreakBefore/>
         <w:spacing w:after="100" w:before="200"/>
       </w:pPr>
       <w:r>
@@ -3786,7 +4014,7 @@
           <w:sz w:val="21"/>
           <w:szCs w:val="21"/>
         </w:rPr>
-        <w:t xml:space="preserve">What is the repository's version, for evidence purposes?</w:t>
+        <w:t xml:space="preserve">Why must the export server synchronize exactly the recorded scope?</w:t>
       </w:r>
     </w:p>
     <w:p>
@@ -3878,7 +4106,7 @@
           <w:sz w:val="20"/>
           <w:szCs w:val="20"/>
         </w:rPr>
-        <w:t xml:space="preserve">One internal repository, fed by the same boundary ceremony.  Consumers can only see the approved source — by configuration.  The dated, hashed snapshot is the version of record.</w:t>
+        <w:t xml:space="preserve">Two WSUS servers: one outside fills the media, one inside serves the network.  Package and files cross hashed, under custody.  Compare first, copy the files, then import — or stop.</w:t>
       </w:r>
     </w:p>
     <w:p>
@@ -3894,7 +4122,58 @@
             <w:szCs w:val="18"/>
             <w:u w:val="single"/>
           </w:rPr>
-          <w:t xml:space="preserve">Red Hat · product documentation</w:t>
+          <w:t xml:space="preserve">Microsoft · Plan your WSUS deployment</w:t>
+        </w:r>
+      </w:hyperlink>
+    </w:p>
+    <w:p>
+      <w:pPr>
+        <w:spacing w:after="60" w:before="0" w:line="288" w:lineRule="auto"/>
+      </w:pPr>
+      <w:hyperlink w:history="1" r:id="rId15">
+        <w:r>
+          <w:rPr>
+            <w:rFonts w:ascii="Arial" w:cs="Arial" w:eastAsia="Arial" w:hAnsi="Arial"/>
+            <w:color w:val="20647C"/>
+            <w:sz w:val="18"/>
+            <w:szCs w:val="18"/>
+            <w:u w:val="single"/>
+          </w:rPr>
+          <w:t xml:space="preserve">Microsoft · Step 2: Configure WSUS (TLS, computer groups, air-gapped networks)</w:t>
+        </w:r>
+      </w:hyperlink>
+    </w:p>
+    <w:p>
+      <w:pPr>
+        <w:spacing w:after="60" w:before="0" w:line="288" w:lineRule="auto"/>
+      </w:pPr>
+      <w:hyperlink w:history="1" r:id="rId16">
+        <w:r>
+          <w:rPr>
+            <w:rFonts w:ascii="Arial" w:cs="Arial" w:eastAsia="Arial" w:hAnsi="Arial"/>
+            <w:color w:val="20647C"/>
+            <w:sz w:val="18"/>
+            <w:szCs w:val="18"/>
+            <w:u w:val="single"/>
+          </w:rPr>
+          <w:t xml:space="preserve">Microsoft · Synchronize software updates from a disconnected software update point (WSUSUtil export and import)</w:t>
+        </w:r>
+      </w:hyperlink>
+    </w:p>
+    <w:p>
+      <w:pPr>
+        <w:spacing w:after="60" w:before="0" w:line="288" w:lineRule="auto"/>
+      </w:pPr>
+      <w:hyperlink w:history="1" r:id="rId17">
+        <w:r>
+          <w:rPr>
+            <w:rFonts w:ascii="Arial" w:cs="Arial" w:eastAsia="Arial" w:hAnsi="Arial"/>
+            <w:color w:val="20647C"/>
+            <w:sz w:val="18"/>
+            <w:szCs w:val="18"/>
+            <w:u w:val="single"/>
+          </w:rPr>
+          <w:t xml:space="preserve">Microsoft · Get-FileHash</w:t>
         </w:r>
       </w:hyperlink>
     </w:p>
@@ -3933,7 +4212,7 @@
           <w:sz w:val="16"/>
           <w:szCs w:val="16"/>
         </w:rPr>
-        <w:t xml:space="preserve">LESSON 04  /  ABOUT 25 MIN</w:t>
+        <w:t xml:space="preserve">LESSON 04  /  ABOUT 40 MIN</w:t>
       </w:r>
     </w:p>
     <w:p>
@@ -3941,7 +4220,7 @@
         <w:pStyle w:val="Heading1"/>
         <w:spacing w:after="120"/>
       </w:pPr>
-      <w:bookmarkStart w:name="lesson-mgmt" w:id="6"/>
+      <w:bookmarkStart w:name="lesson-wsus-targeting" w:id="6"/>
       <w:r>
         <w:rPr>
           <w:rFonts w:ascii="Arial" w:cs="Arial" w:eastAsia="Arial" w:hAnsi="Arial"/>
@@ -3951,7 +4230,7 @@
           <w:sz w:val="40"/>
           <w:szCs w:val="40"/>
         </w:rPr>
-        <w:t xml:space="preserve">SBD-MGMT01 and the living inventory</w:t>
+        <w:t xml:space="preserve">Target the rings with computer groups and Group Policy</w:t>
       </w:r>
       <w:bookmarkEnd w:id="6"/>
     </w:p>
@@ -3982,7 +4261,7 @@
           <w:sz w:val="20"/>
           <w:szCs w:val="20"/>
         </w:rPr>
-        <w:t xml:space="preserve">The course 1.7 fleet inventory was a snapshot; SBD-MGMT01 makes it a living record — every system, its ring, its sources, its last-seen state — maintained from the management seat the model placed in VLAN 70.</w:t>
+        <w:t xml:space="preserve">Rings become mechanics: four computer groups on SBD-WSUS01, client-side targeting so each computer files itself into its ring, and one Group Policy object per ring that names the server, the ring and its install behaviour. The domain controllers get a ring of their own: they download on their own but install only when Tier 0 starts it.</w:t>
       </w:r>
     </w:p>
     <w:p>
@@ -4019,7 +4298,7 @@
           <w:sz w:val="21"/>
           <w:szCs w:val="21"/>
         </w:rPr>
-        <w:t xml:space="preserve">Stand up the management tooling host under the tier model.</w:t>
+        <w:t xml:space="preserve">Create the ring groups and switch WSUS to client-side targeting.</w:t>
       </w:r>
     </w:p>
     <w:p>
@@ -4038,7 +4317,7 @@
           <w:sz w:val="21"/>
           <w:szCs w:val="21"/>
         </w:rPr>
-        <w:t xml:space="preserve">Build the component inventory covering all modeled systems.</w:t>
+        <w:t xml:space="preserve">Build and link one Group Policy object per ring, with the pilot set by security filtering.</w:t>
       </w:r>
     </w:p>
     <w:p>
@@ -4057,7 +4336,7 @@
           <w:sz w:val="21"/>
           <w:szCs w:val="21"/>
         </w:rPr>
-        <w:t xml:space="preserve">Define how the inventory stays current and who owns it.</w:t>
+        <w:t xml:space="preserve">Set install behaviour and deadlines, and prove every computer reports to its ring.</w:t>
       </w:r>
     </w:p>
     <w:p>
@@ -4094,7 +4373,7 @@
           <w:sz w:val="21"/>
           <w:szCs w:val="21"/>
         </w:rPr>
-        <w:t xml:space="preserve">Build SBD-MGMT01 in the Servers OU, administered from VLAN 60 per the tier rules, with your chosen configuration and inventory tooling — the record matters more than the brand.</w:t>
+        <w:t xml:space="preserve">On SBD-WSUS01, create the four computer groups — Ring 1 - Pilot, Ring 2 - Workstations, Ring 3 - Member servers and Ring 4 - Tier 0 — and set the Computers option to Use Group Policy or registry settings on computers. The groups must exist first: a computer whose policy names a group WSUS doesn't have waits in Unassigned Computers until the group is created.</w:t>
       </w:r>
     </w:p>
     <w:p>
@@ -4113,7 +4392,7 @@
           <w:sz w:val="21"/>
           <w:szCs w:val="21"/>
         </w:rPr>
-        <w:t xml:space="preserve">Load the inventory with every system the network now has — the 1.7 fleet list, the servers, the admin plane, the router — each with its OU, VLAN, address, ring, software sources, and scan status: the CM-8 component inventory, in one place.</w:t>
+        <w:t xml:space="preserve">From AdminJumpBox01, create one GPO per ring around the same core: Specify intranet Microsoft update service location, with https://SBD-WSUS01.sbd.test:8531 for both detection and statistics; Enable client-side targeting, with the ring's group name; and Do not connect to any Windows Update Internet locations, so no system keeps trying the public service. Leave Allow signed updates from an intranet Microsoft update service location disabled, so only Microsoft-signed updates install.</w:t>
       </w:r>
     </w:p>
     <w:p>
@@ -4132,7 +4411,7 @@
           <w:sz w:val="21"/>
           <w:szCs w:val="21"/>
         </w:rPr>
-        <w:t xml:space="preserve">Define currency: joins and retirements update the inventory as part of their process, and a monthly reconciliation compares the inventory against the directory and the DHCP leases — drift between them is a finding.</w:t>
+        <w:t xml:space="preserve">Set each ring's install behaviour in Configure Automatic Updates: option 4, download and schedule the install, at a time that suits the ring's work for Rings 1 to 3, and option 7 — download, then notify to install and to restart, a Windows Server option — for Ring 4, so a domain controller installs only when a Tier 0 operator starts it. Deadlines go on the approvals (two days for Ring 1 and five for Rings 2 and 3 in this sample): at a deadline the update installs whatever the client's own schedule says. Ring 4's approvals carry none.</w:t>
       </w:r>
     </w:p>
     <w:p>
@@ -4151,7 +4430,26 @@
           <w:sz w:val="21"/>
           <w:szCs w:val="21"/>
         </w:rPr>
-        <w:t xml:space="preserve">Name the owner and file the inventory's first reconciliation as evidence; course 2.2 shows how a record like this one joins the Body of Evidence for the configuration-management controls.</w:t>
+        <w:t xml:space="preserve">Link the GPOs where the rings live: Ring 2 at the Workstations OU; Ring 3 at the Servers, Audit Servers and Admin Workstations OUs and at Admin Servers, filtered to SBD-ADMIN-SRV01; Ring 4 at the Domain Controllers and Tier 0 Servers OUs and at Admin Servers, filtered to AdminJumpBox01. Link Ring 1 above the ring GPO on the Workstations and Servers OUs (link order 1), security-filtered to a new SBD WSUS Pilot group holding SBD-PC01–SBD-PC03 and SBD-WSUS01, and restart those four so the membership reaches their Kerberos tickets.</w:t>
+      </w:r>
+    </w:p>
+    <w:p>
+      <w:pPr>
+        <w:pStyle w:val="ListParagraph"/>
+        <w:numPr>
+          <w:ilvl w:val="0"/>
+          <w:numId w:val="7"/>
+        </w:numPr>
+        <w:spacing w:after="120" w:before="0" w:line="288" w:lineRule="auto"/>
+      </w:pPr>
+      <w:r>
+        <w:rPr>
+          <w:rFonts w:ascii="Arial" w:cs="Arial" w:eastAsia="Arial" w:hAnsi="Arial"/>
+          <w:color w:val="526B7E"/>
+          <w:sz w:val="21"/>
+          <w:szCs w:val="21"/>
+        </w:rPr>
+        <w:t xml:space="preserve">Prove the targeting on one member of each ring: run gpupdate, read the policy values, and start a detection with the Windows Update Agent's DetectNow call; then confirm on SBD-WSUS01 that each computer sits in its ring's group and that Unassigned Computers is empty. Check Ring 4 from AdminJumpBox01, and record every ring's member list against lesson 1's table.</w:t>
       </w:r>
     </w:p>
     <w:p>
@@ -4185,7 +4483,7 @@
           <w:sz w:val="18"/>
           <w:szCs w:val="18"/>
         </w:rPr>
-        <w:t xml:space="preserve">Get-ADComputer -Filter * -SearchBase 'OU=SBD,DC=sbd,DC=test' | Measure-Object</w:t>
+        <w:t xml:space="preserve"># On SBD-WSUS01: the four ring groups and client-side targeting</w:t>
       </w:r>
     </w:p>
     <w:p>
@@ -4201,7 +4499,167 @@
           <w:sz w:val="18"/>
           <w:szCs w:val="18"/>
         </w:rPr>
-        <w:t xml:space="preserve">Get-DhcpServerv4Lease -ScopeId 10.0.80.0 | Measure-Object</w:t>
+        <w:t xml:space="preserve">$wsus = Get-WsusServer</w:t>
+      </w:r>
+    </w:p>
+    <w:p>
+      <w:pPr>
+        <w:shd w:fill="F1F7FA" w:color="auto" w:val="clear"/>
+        <w:spacing w:after="0" w:before="0" w:line="252" w:lineRule="auto"/>
+        <w:ind w:left="160" w:right="160"/>
+      </w:pPr>
+      <w:r>
+        <w:rPr>
+          <w:rFonts w:ascii="Consolas" w:cs="Consolas" w:eastAsia="Consolas" w:hAnsi="Consolas"/>
+          <w:color w:val="193448"/>
+          <w:sz w:val="18"/>
+          <w:szCs w:val="18"/>
+        </w:rPr>
+        <w:t xml:space="preserve">'Ring 1 - Pilot', 'Ring 2 - Workstations', 'Ring 3 - Member servers', 'Ring 4 - Tier 0' | ForEach-Object { [void]$wsus.CreateComputerTargetGroup($_) }</w:t>
+      </w:r>
+    </w:p>
+    <w:p>
+      <w:pPr>
+        <w:shd w:fill="F1F7FA" w:color="auto" w:val="clear"/>
+        <w:spacing w:after="0" w:before="0" w:line="252" w:lineRule="auto"/>
+        <w:ind w:left="160" w:right="160"/>
+      </w:pPr>
+      <w:r>
+        <w:rPr>
+          <w:rFonts w:ascii="Consolas" w:cs="Consolas" w:eastAsia="Consolas" w:hAnsi="Consolas"/>
+          <w:color w:val="193448"/>
+          <w:sz w:val="18"/>
+          <w:szCs w:val="18"/>
+        </w:rPr>
+        <w:t xml:space="preserve">$config = $wsus.GetConfiguration(); $config.TargetingMode = 'Client'; $config.Save()</w:t>
+      </w:r>
+    </w:p>
+    <w:p>
+      <w:pPr>
+        <w:shd w:fill="F1F7FA" w:color="auto" w:val="clear"/>
+        <w:spacing w:after="0" w:before="0" w:line="252" w:lineRule="auto"/>
+        <w:ind w:left="160" w:right="160"/>
+      </w:pPr>
+      <w:r>
+        <w:rPr>
+          <w:rFonts w:ascii="Consolas" w:cs="Consolas" w:eastAsia="Consolas" w:hAnsi="Consolas"/>
+          <w:color w:val="193448"/>
+          <w:sz w:val="18"/>
+          <w:szCs w:val="18"/>
+        </w:rPr>
+        <w:t xml:space="preserve"># On AdminJumpBox01 (Tier 0): the links in order, and the pilot GPO's security filter</w:t>
+      </w:r>
+    </w:p>
+    <w:p>
+      <w:pPr>
+        <w:shd w:fill="F1F7FA" w:color="auto" w:val="clear"/>
+        <w:spacing w:after="0" w:before="0" w:line="252" w:lineRule="auto"/>
+        <w:ind w:left="160" w:right="160"/>
+      </w:pPr>
+      <w:r>
+        <w:rPr>
+          <w:rFonts w:ascii="Consolas" w:cs="Consolas" w:eastAsia="Consolas" w:hAnsi="Consolas"/>
+          <w:color w:val="193448"/>
+          <w:sz w:val="18"/>
+          <w:szCs w:val="18"/>
+        </w:rPr>
+        <w:t xml:space="preserve">(Get-GPInheritance -Target 'OU=Workstations,OU=SBD,DC=sbd,DC=test').GpoLinks | Select-Object Order, DisplayName</w:t>
+      </w:r>
+    </w:p>
+    <w:p>
+      <w:pPr>
+        <w:shd w:fill="F1F7FA" w:color="auto" w:val="clear"/>
+        <w:spacing w:after="0" w:before="0" w:line="252" w:lineRule="auto"/>
+        <w:ind w:left="160" w:right="160"/>
+      </w:pPr>
+      <w:r>
+        <w:rPr>
+          <w:rFonts w:ascii="Consolas" w:cs="Consolas" w:eastAsia="Consolas" w:hAnsi="Consolas"/>
+          <w:color w:val="193448"/>
+          <w:sz w:val="18"/>
+          <w:szCs w:val="18"/>
+        </w:rPr>
+        <w:t xml:space="preserve">Get-GPPermission -Name 'SBD WSUS Ring 1 - Pilot' -All | Select-Object @{ n = 'Trustee'; e = { $_.Trustee.Name } }, Permission</w:t>
+      </w:r>
+    </w:p>
+    <w:p>
+      <w:pPr>
+        <w:shd w:fill="F1F7FA" w:color="auto" w:val="clear"/>
+        <w:spacing w:after="0" w:before="0" w:line="252" w:lineRule="auto"/>
+        <w:ind w:left="160" w:right="160"/>
+      </w:pPr>
+      <w:r>
+        <w:rPr>
+          <w:rFonts w:ascii="Consolas" w:cs="Consolas" w:eastAsia="Consolas" w:hAnsi="Consolas"/>
+          <w:color w:val="193448"/>
+          <w:sz w:val="18"/>
+          <w:szCs w:val="18"/>
+        </w:rPr>
+        <w:t xml:space="preserve"># On one member of each ring, after gpupdate /force: its server, its ring, and a detection now</w:t>
+      </w:r>
+    </w:p>
+    <w:p>
+      <w:pPr>
+        <w:shd w:fill="F1F7FA" w:color="auto" w:val="clear"/>
+        <w:spacing w:after="0" w:before="0" w:line="252" w:lineRule="auto"/>
+        <w:ind w:left="160" w:right="160"/>
+      </w:pPr>
+      <w:r>
+        <w:rPr>
+          <w:rFonts w:ascii="Consolas" w:cs="Consolas" w:eastAsia="Consolas" w:hAnsi="Consolas"/>
+          <w:color w:val="193448"/>
+          <w:sz w:val="18"/>
+          <w:szCs w:val="18"/>
+        </w:rPr>
+        <w:t xml:space="preserve">Get-ItemProperty HKLM:\SOFTWARE\Policies\Microsoft\Windows\WindowsUpdate | Select-Object WUServer, TargetGroup, DoNotConnectToWindowsUpdateInternetLocations</w:t>
+      </w:r>
+    </w:p>
+    <w:p>
+      <w:pPr>
+        <w:shd w:fill="F1F7FA" w:color="auto" w:val="clear"/>
+        <w:spacing w:after="0" w:before="0" w:line="252" w:lineRule="auto"/>
+        <w:ind w:left="160" w:right="160"/>
+      </w:pPr>
+      <w:r>
+        <w:rPr>
+          <w:rFonts w:ascii="Consolas" w:cs="Consolas" w:eastAsia="Consolas" w:hAnsi="Consolas"/>
+          <w:color w:val="193448"/>
+          <w:sz w:val="18"/>
+          <w:szCs w:val="18"/>
+        </w:rPr>
+        <w:t xml:space="preserve">(New-Object -ComObject Microsoft.Update.AutoUpdate).DetectNow()</w:t>
+      </w:r>
+    </w:p>
+    <w:p>
+      <w:pPr>
+        <w:shd w:fill="F1F7FA" w:color="auto" w:val="clear"/>
+        <w:spacing w:after="0" w:before="0" w:line="252" w:lineRule="auto"/>
+        <w:ind w:left="160" w:right="160"/>
+      </w:pPr>
+      <w:r>
+        <w:rPr>
+          <w:rFonts w:ascii="Consolas" w:cs="Consolas" w:eastAsia="Consolas" w:hAnsi="Consolas"/>
+          <w:color w:val="193448"/>
+          <w:sz w:val="18"/>
+          <w:szCs w:val="18"/>
+        </w:rPr>
+        <w:t xml:space="preserve"># Back on SBD-WSUS01: each ring's members, and nobody unassigned</w:t>
+      </w:r>
+    </w:p>
+    <w:p>
+      <w:pPr>
+        <w:shd w:fill="F1F7FA" w:color="auto" w:val="clear"/>
+        <w:spacing w:after="0" w:before="0" w:line="252" w:lineRule="auto"/>
+        <w:ind w:left="160" w:right="160"/>
+      </w:pPr>
+      <w:r>
+        <w:rPr>
+          <w:rFonts w:ascii="Consolas" w:cs="Consolas" w:eastAsia="Consolas" w:hAnsi="Consolas"/>
+          <w:color w:val="193448"/>
+          <w:sz w:val="18"/>
+          <w:szCs w:val="18"/>
+        </w:rPr>
+        <w:t xml:space="preserve">Get-WsusComputer -ComputerTargetGroups 'Ring 1 - Pilot' | Select-Object FullDomainName, LastSyncTime</w:t>
       </w:r>
     </w:p>
     <w:p>
@@ -4217,7 +4675,7 @@
           <w:sz w:val="18"/>
           <w:szCs w:val="18"/>
         </w:rPr>
-        <w:t xml:space="preserve"># Compare both counts against the inventory's totals and record the reconciliation</w:t>
+        <w:t xml:space="preserve">Get-WsusComputer -ComputerTargetGroups 'Unassigned Computers'   # expected: no computers</w:t>
       </w:r>
     </w:p>
     <w:p>
@@ -4247,7 +4705,7 @@
           <w:sz w:val="20"/>
           <w:szCs w:val="20"/>
         </w:rPr>
-        <w:t xml:space="preserve">The inventory lists every modeled system with its attributes, the first directory-and-DHCP reconciliation matches (or its mismatches are findings), and ownership and cadence are written.</w:t>
+        <w:t xml:space="preserve">Four ring groups exist and WSUS uses client-side targeting; each ring's GPO is linked where its computers live, with the pilot filter and link order in place; one member of each ring shows SBD-WSUS01 and its ring in its policy values; every Windows computer sits in its ring's group; and Unassigned Computers is empty.</w:t>
       </w:r>
     </w:p>
     <w:p>
@@ -4279,7 +4737,7 @@
           <w:sz w:val="21"/>
           <w:szCs w:val="21"/>
         </w:rPr>
-        <w:t xml:space="preserve">Evidence to keep: Keep the populated inventory export, the reconciliation record, and the ownership and cadence note.</w:t>
+        <w:t xml:space="preserve">Evidence to keep: Keep the GPO reports with their links and security filtering, the pilot group's members, each ring's member list from SBD-WSUS01, the policy values from one member per ring, and the install-time and deadline table.</w:t>
       </w:r>
     </w:p>
     <w:tbl>
@@ -4734,7 +5192,7 @@
           <w:sz w:val="21"/>
           <w:szCs w:val="21"/>
         </w:rPr>
-        <w:t xml:space="preserve">What makes an inventory 'living' rather than a stale spreadsheet?</w:t>
+        <w:t xml:space="preserve">A pilot PC receives both the Ring 1 and the Ring 2 GPO. Why does it still report to Ring 1?</w:t>
       </w:r>
     </w:p>
     <w:p>
@@ -4826,8 +5284,110 @@
           <w:sz w:val="20"/>
           <w:szCs w:val="20"/>
         </w:rPr>
-        <w:t xml:space="preserve">One record of everything, with ring, sources, and scan status.  Reconciliation against directory and leases keeps it honest.  Owned, scheduled, and ready to join the Body of Evidence.</w:t>
-      </w:r>
+        <w:t xml:space="preserve">Four groups, and computers file themselves in by Group Policy.  Rings 1–3 install on schedule and by deadline; Ring 4 waits for Tier 0.  An empty Unassigned Computers list: every machine has a ring.</w:t>
+      </w:r>
+    </w:p>
+    <w:p>
+      <w:pPr>
+        <w:spacing w:after="60" w:before="0" w:line="288" w:lineRule="auto"/>
+      </w:pPr>
+      <w:hyperlink w:history="1" r:id="rId18">
+        <w:r>
+          <w:rPr>
+            <w:rFonts w:ascii="Arial" w:cs="Arial" w:eastAsia="Arial" w:hAnsi="Arial"/>
+            <w:color w:val="20647C"/>
+            <w:sz w:val="18"/>
+            <w:szCs w:val="18"/>
+            <w:u w:val="single"/>
+          </w:rPr>
+          <w:t xml:space="preserve">Microsoft · Step 2: Configure WSUS (TLS, computer groups, air-gapped networks)</w:t>
+        </w:r>
+      </w:hyperlink>
+    </w:p>
+    <w:p>
+      <w:pPr>
+        <w:spacing w:after="60" w:before="0" w:line="288" w:lineRule="auto"/>
+      </w:pPr>
+      <w:hyperlink w:history="1" r:id="rId19">
+        <w:r>
+          <w:rPr>
+            <w:rFonts w:ascii="Arial" w:cs="Arial" w:eastAsia="Arial" w:hAnsi="Arial"/>
+            <w:color w:val="20647C"/>
+            <w:sz w:val="18"/>
+            <w:szCs w:val="18"/>
+            <w:u w:val="single"/>
+          </w:rPr>
+          <w:t xml:space="preserve">Microsoft · Step 4: Configure Group Policy settings for automatic updates</w:t>
+        </w:r>
+      </w:hyperlink>
+    </w:p>
+    <w:p>
+      <w:pPr>
+        <w:spacing w:after="60" w:before="0" w:line="288" w:lineRule="auto"/>
+      </w:pPr>
+      <w:hyperlink w:history="1" r:id="rId20">
+        <w:r>
+          <w:rPr>
+            <w:rFonts w:ascii="Arial" w:cs="Arial" w:eastAsia="Arial" w:hAnsi="Arial"/>
+            <w:color w:val="20647C"/>
+            <w:sz w:val="18"/>
+            <w:szCs w:val="18"/>
+            <w:u w:val="single"/>
+          </w:rPr>
+          <w:t xml:space="preserve">Microsoft · Managing WSUS client computers and WSUS computer groups</w:t>
+        </w:r>
+      </w:hyperlink>
+    </w:p>
+    <w:p>
+      <w:pPr>
+        <w:spacing w:after="60" w:before="0" w:line="288" w:lineRule="auto"/>
+      </w:pPr>
+      <w:hyperlink w:history="1" r:id="rId22">
+        <w:r>
+          <w:rPr>
+            <w:rFonts w:ascii="Arial" w:cs="Arial" w:eastAsia="Arial" w:hAnsi="Arial"/>
+            <w:color w:val="20647C"/>
+            <w:sz w:val="18"/>
+            <w:szCs w:val="18"/>
+            <w:u w:val="single"/>
+          </w:rPr>
+          <w:t xml:space="preserve">Microsoft · Deploy Windows client updates using WSUS (rings and client-side targeting)</w:t>
+        </w:r>
+      </w:hyperlink>
+    </w:p>
+    <w:p>
+      <w:pPr>
+        <w:spacing w:after="60" w:before="0" w:line="288" w:lineRule="auto"/>
+      </w:pPr>
+      <w:hyperlink w:history="1" r:id="rId23">
+        <w:r>
+          <w:rPr>
+            <w:rFonts w:ascii="Arial" w:cs="Arial" w:eastAsia="Arial" w:hAnsi="Arial"/>
+            <w:color w:val="20647C"/>
+            <w:sz w:val="18"/>
+            <w:szCs w:val="18"/>
+            <w:u w:val="single"/>
+          </w:rPr>
+          <w:t xml:space="preserve">Microsoft · Get-WsusComputer</w:t>
+        </w:r>
+      </w:hyperlink>
+    </w:p>
+    <w:p>
+      <w:pPr>
+        <w:spacing w:after="60" w:before="0" w:line="288" w:lineRule="auto"/>
+      </w:pPr>
+      <w:hyperlink w:history="1" r:id="rId24">
+        <w:r>
+          <w:rPr>
+            <w:rFonts w:ascii="Arial" w:cs="Arial" w:eastAsia="Arial" w:hAnsi="Arial"/>
+            <w:color w:val="20647C"/>
+            <w:sz w:val="18"/>
+            <w:szCs w:val="18"/>
+            <w:u w:val="single"/>
+          </w:rPr>
+          <w:t xml:space="preserve">Microsoft · Group Policy scope</w:t>
+        </w:r>
+      </w:hyperlink>
     </w:p>
     <w:p>
       <w:pPr>
@@ -4864,7 +5424,7 @@
           <w:sz w:val="16"/>
           <w:szCs w:val="16"/>
         </w:rPr>
-        <w:t xml:space="preserve">LESSON 05  /  ABOUT 30 MIN</w:t>
+        <w:t xml:space="preserve">LESSON 05  /  ABOUT 40 MIN</w:t>
       </w:r>
     </w:p>
     <w:p>
@@ -4872,7 +5432,7 @@
         <w:pStyle w:val="Heading1"/>
         <w:spacing w:after="120"/>
       </w:pPr>
-      <w:bookmarkStart w:name="lesson-epo" w:id="7"/>
+      <w:bookmarkStart w:name="lesson-wsus-prove" w:id="7"/>
       <w:r>
         <w:rPr>
           <w:rFonts w:ascii="Arial" w:cs="Arial" w:eastAsia="Arial" w:hAnsi="Arial"/>
@@ -4882,7 +5442,7 @@
           <w:sz w:val="40"/>
           <w:szCs w:val="40"/>
         </w:rPr>
-        <w:t xml:space="preserve">Endpoint protection through SBD-EPO01</w:t>
+        <w:t xml:space="preserve">Run the first cycle and prove it</w:t>
       </w:r>
       <w:bookmarkEnd w:id="7"/>
     </w:p>
@@ -4913,7 +5473,7 @@
           <w:sz w:val="20"/>
           <w:szCs w:val="20"/>
         </w:rPr>
-        <w:t xml:space="preserve">Protection becomes a managed fact, not fifty local settings: the ePO server deploys agents ring by ring, policy comes from one console, and the fleet's protection state is something the dashboard can simply show.</w:t>
+        <w:t xml:space="preserve">The design meets a real month: approve the imported updates for the pilot, promote them ring by ring on the written soak times, and install the domain controllers by hand. Then prove the result with WSUS's own reports, spot checks on the systems themselves, and the first SCAP baseline of SBD-WSUS01.</w:t>
       </w:r>
     </w:p>
     <w:p>
@@ -4950,7 +5510,7 @@
           <w:sz w:val="21"/>
           <w:szCs w:val="21"/>
         </w:rPr>
-        <w:t xml:space="preserve">Stand up the ePO server and its agent deployment.</w:t>
+        <w:t xml:space="preserve">Promote one monthly cycle through all four rings on the written timing.</w:t>
       </w:r>
     </w:p>
     <w:p>
@@ -4969,7 +5529,7 @@
           <w:sz w:val="21"/>
           <w:szCs w:val="21"/>
         </w:rPr>
-        <w:t xml:space="preserve">Apply the protection and DLP policy baseline by ring.</w:t>
+        <w:t xml:space="preserve">Report compliance per ring and spot-check it on the systems themselves.</w:t>
       </w:r>
     </w:p>
     <w:p>
@@ -4988,7 +5548,7 @@
           <w:sz w:val="21"/>
           <w:szCs w:val="21"/>
         </w:rPr>
-        <w:t xml:space="preserve">Verify coverage and wire detections into the pipeline.</w:t>
+        <w:t xml:space="preserve">Baseline SBD-WSUS01 and hand the course's records to course 1.15.</w:t>
       </w:r>
     </w:p>
     <w:p>
@@ -5025,7 +5585,7 @@
           <w:sz w:val="21"/>
           <w:szCs w:val="21"/>
         </w:rPr>
-        <w:t xml:space="preserve">Build SBD-EPO01 in VLAN 50, fed its definitions through the offline process on the lesson-1 cadence, with its console reachable only from the admin plane — the register row from lesson 1 carries the agents' check-ins, and with the agent's peer-to-peer and RelayServer features turned off, endpoints open no listener for the server (TCP 8081, UDP 8082).</w:t>
+        <w:t xml:space="preserve">Approve the month's updates for Ring 1 only, with its deadline, and watch the pilots install and report. Before anything moves, check that the pilot PCs still sign in and apply policy and that SBD-WSUS01 still serves its clients; then approve Ring 2 and Ring 3 on the written soak times, recording for each promotion the numbers that justified it.</w:t>
       </w:r>
     </w:p>
     <w:p>
@@ -5044,7 +5604,7 @@
           <w:sz w:val="21"/>
           <w:szCs w:val="21"/>
         </w:rPr>
-        <w:t xml:space="preserve">Deploy agents to the pilot ring first, confirm check-ins, then follow the ring order through the fleet, the member servers, and the critical ring — the same earn-your-way-up discipline as updates. Agent policy for the domain controllers is a Tier 0 scope in ePO, changed only from AdminJumpBox01 with a Tier 0 account. Add SBD-EPO01 to the SBD Tier 0 Console Hosts group and restart it, so course 1.5's recorded network-logon exception covers that console.</w:t>
+        <w:t xml:space="preserve">If an update fails or does harm, stop: leave it unapproved for the later rings and, where the update supports removal, approve it for removal in the rings that installed it. Windows client quality updates delivered through the Unified Update Platform can't be removed through WSUS, so the pilot is where they have to prove themselves.</w:t>
       </w:r>
     </w:p>
     <w:p>
@@ -5063,7 +5623,7 @@
           <w:sz w:val="21"/>
           <w:szCs w:val="21"/>
         </w:rPr>
-        <w:t xml:space="preserve">Apply the policy baseline: on-access protection, the scan schedule, and the data-loss-prevention policy scoped to what the model's DLP role calls for — each setting a decision in the record, not a default accepted silently.</w:t>
+        <w:t xml:space="preserve">Ring 4 is Tier 0 work from AdminJumpBox01. First read the approval history and confirm that every Ring 4 approval was made by a Tier 0 account — WSUS records who approved what, for which group. Then install on SBD-DC02, restart it, and check it with dcdiag and repadmin /replsummary before touching SBD-DC01; the two Tier 0 servers follow, and AdminJumpBox01 goes last.</w:t>
       </w:r>
     </w:p>
     <w:p>
@@ -5082,7 +5642,45 @@
           <w:sz w:val="21"/>
           <w:szCs w:val="21"/>
         </w:rPr>
-        <w:t xml:space="preserve">Verify coverage against the living inventory — every endpoint present and checking in — and forward the server's threat events into the course 1.6 pipeline so detections land beside everything else; a standard test file makes the whole path fire once, on record.</w:t>
+        <w:t xml:space="preserve">Report compliance per ring with the UpdateServices cmdlets (the console's built-in reports need Microsoft's Report Viewer runtime, one more package to carry across): computers that still need or failed an approved update, and computers silent for a week. Spot-check one system per ring on the machine itself against WSUS's view of it. WSUS reports what clients tell it, so the spot checks are the independent view.</w:t>
+      </w:r>
+    </w:p>
+    <w:p>
+      <w:pPr>
+        <w:pStyle w:val="ListParagraph"/>
+        <w:numPr>
+          <w:ilvl w:val="0"/>
+          <w:numId w:val="8"/>
+        </w:numPr>
+        <w:spacing w:after="120" w:before="0" w:line="288" w:lineRule="auto"/>
+      </w:pPr>
+      <w:r>
+        <w:rPr>
+          <w:rFonts w:ascii="Arial" w:cs="Arial" w:eastAsia="Arial" w:hAnsi="Arial"/>
+          <w:color w:val="526B7E"/>
+          <w:sz w:val="21"/>
+          <w:szCs w:val="21"/>
+        </w:rPr>
+        <w:t xml:space="preserve">Close the cycle once every ring has installed: Invoke-WsusServerCleanup declines superseded updates that nothing still needs and expired ones, and removes unneeded files and computers silent for 30 days. Then take SBD-WSUS01's first SCAP baseline with course 1.4's SCC and benchmark versions, run locally in a Tier 1 session from SBD-ADMIN-SRV01, answer the IIS server and site STIG items for the WSUS web site in a STIG Viewer checklist (staged across the air gap as in course 1.4), and classify every open item as course 1.4 taught — update files on HTTP 8530 are a deviation candidate, justified by signed files whose hashes travel in TLS-protected metadata.</w:t>
+      </w:r>
+    </w:p>
+    <w:p>
+      <w:pPr>
+        <w:pStyle w:val="ListParagraph"/>
+        <w:numPr>
+          <w:ilvl w:val="0"/>
+          <w:numId w:val="8"/>
+        </w:numPr>
+        <w:spacing w:after="120" w:before="0" w:line="288" w:lineRule="auto"/>
+      </w:pPr>
+      <w:r>
+        <w:rPr>
+          <w:rFonts w:ascii="Arial" w:cs="Arial" w:eastAsia="Arial" w:hAnsi="Arial"/>
+          <w:color w:val="526B7E"/>
+          <w:sz w:val="21"/>
+          <w:szCs w:val="21"/>
+        </w:rPr>
+        <w:t xml:space="preserve">Hand off to course 1.15: the ring table, WSUS's computer list and this cycle's compliance report become inventory sources, the crossing calendar sets when its reconciliation runs, and SBD-MGMT01 joins Ring 3 simply by landing in the Servers OU. Collect the course's records into C:\Evidence\patch-protect on SBD-ADMIN-SRV01 and hash them into a manifest.</w:t>
       </w:r>
     </w:p>
     <w:p>
@@ -5116,7 +5714,7 @@
           <w:sz w:val="18"/>
           <w:szCs w:val="18"/>
         </w:rPr>
-        <w:t xml:space="preserve">Test-NetConnection SBD-EPO01.sbd.test -Port 443</w:t>
+        <w:t xml:space="preserve"># On SBD-WSUS01 (Tier 1): approve for the pilot; deadlines are set in the console's Approve Updates dialog</w:t>
       </w:r>
     </w:p>
     <w:p>
@@ -5132,7 +5730,151 @@
           <w:sz w:val="18"/>
           <w:szCs w:val="18"/>
         </w:rPr>
-        <w:t xml:space="preserve">Get-Service -ComputerName SBD-PC01 -Name 'masvc' -ErrorAction SilentlyContinue | Select-Object Status</w:t>
+        <w:t xml:space="preserve">Get-WsusUpdate -Classification All -Approval Unapproved -Status FailedOrNeeded | Approve-WsusUpdate -Action Install -TargetGroupName 'Ring 1 - Pilot'</w:t>
+      </w:r>
+    </w:p>
+    <w:p>
+      <w:pPr>
+        <w:shd w:fill="F1F7FA" w:color="auto" w:val="clear"/>
+        <w:spacing w:after="0" w:before="0" w:line="252" w:lineRule="auto"/>
+        <w:ind w:left="160" w:right="160"/>
+      </w:pPr>
+      <w:r>
+        <w:rPr>
+          <w:rFonts w:ascii="Consolas" w:cs="Consolas" w:eastAsia="Consolas" w:hAnsi="Consolas"/>
+          <w:color w:val="193448"/>
+          <w:sz w:val="18"/>
+          <w:szCs w:val="18"/>
+        </w:rPr>
+        <w:t xml:space="preserve">Get-WsusComputer -ComputerTargetGroups 'Ring 1 - Pilot' -ComputerUpdateStatus FailedOrNeeded   # expected: none once the ring is clean</w:t>
+      </w:r>
+    </w:p>
+    <w:p>
+      <w:pPr>
+        <w:shd w:fill="F1F7FA" w:color="auto" w:val="clear"/>
+        <w:spacing w:after="0" w:before="0" w:line="252" w:lineRule="auto"/>
+        <w:ind w:left="160" w:right="160"/>
+      </w:pPr>
+      <w:r>
+        <w:rPr>
+          <w:rFonts w:ascii="Consolas" w:cs="Consolas" w:eastAsia="Consolas" w:hAnsi="Consolas"/>
+          <w:color w:val="193448"/>
+          <w:sz w:val="18"/>
+          <w:szCs w:val="18"/>
+        </w:rPr>
+        <w:t xml:space="preserve">Get-WsusComputer -ToLastReportedStatusTime (Get-Date).AddDays(-7)   # computers silent for a week</w:t>
+      </w:r>
+    </w:p>
+    <w:p>
+      <w:pPr>
+        <w:shd w:fill="F1F7FA" w:color="auto" w:val="clear"/>
+        <w:spacing w:after="0" w:before="0" w:line="252" w:lineRule="auto"/>
+        <w:ind w:left="160" w:right="160"/>
+      </w:pPr>
+      <w:r>
+        <w:rPr>
+          <w:rFonts w:ascii="Consolas" w:cs="Consolas" w:eastAsia="Consolas" w:hAnsi="Consolas"/>
+          <w:color w:val="193448"/>
+          <w:sz w:val="18"/>
+          <w:szCs w:val="18"/>
+        </w:rPr>
+        <w:t xml:space="preserve"># On AdminJumpBox01 (Tier 0): who approved each Ring 4 update, then each controller in turn</w:t>
+      </w:r>
+    </w:p>
+    <w:p>
+      <w:pPr>
+        <w:shd w:fill="F1F7FA" w:color="auto" w:val="clear"/>
+        <w:spacing w:after="0" w:before="0" w:line="252" w:lineRule="auto"/>
+        <w:ind w:left="160" w:right="160"/>
+      </w:pPr>
+      <w:r>
+        <w:rPr>
+          <w:rFonts w:ascii="Consolas" w:cs="Consolas" w:eastAsia="Consolas" w:hAnsi="Consolas"/>
+          <w:color w:val="193448"/>
+          <w:sz w:val="18"/>
+          <w:szCs w:val="18"/>
+        </w:rPr>
+        <w:t xml:space="preserve">$wsus = Get-WsusServer -Name SBD-WSUS01.sbd.test -PortNumber 8531 -UseSsl</w:t>
+      </w:r>
+    </w:p>
+    <w:p>
+      <w:pPr>
+        <w:shd w:fill="F1F7FA" w:color="auto" w:val="clear"/>
+        <w:spacing w:after="0" w:before="0" w:line="252" w:lineRule="auto"/>
+        <w:ind w:left="160" w:right="160"/>
+      </w:pPr>
+      <w:r>
+        <w:rPr>
+          <w:rFonts w:ascii="Consolas" w:cs="Consolas" w:eastAsia="Consolas" w:hAnsi="Consolas"/>
+          <w:color w:val="193448"/>
+          <w:sz w:val="18"/>
+          <w:szCs w:val="18"/>
+        </w:rPr>
+        <w:t xml:space="preserve">$wsus.GetUpdateApprovals((New-Object Microsoft.UpdateServices.Administration.UpdateScope)) | Where-Object { $_.GetComputerTargetGroup().Name -eq 'Ring 4 - Tier 0' } | Select-Object CreationDate, AdministratorName, Action</w:t>
+      </w:r>
+    </w:p>
+    <w:p>
+      <w:pPr>
+        <w:shd w:fill="F1F7FA" w:color="auto" w:val="clear"/>
+        <w:spacing w:after="0" w:before="0" w:line="252" w:lineRule="auto"/>
+        <w:ind w:left="160" w:right="160"/>
+      </w:pPr>
+      <w:r>
+        <w:rPr>
+          <w:rFonts w:ascii="Consolas" w:cs="Consolas" w:eastAsia="Consolas" w:hAnsi="Consolas"/>
+          <w:color w:val="193448"/>
+          <w:sz w:val="18"/>
+          <w:szCs w:val="18"/>
+        </w:rPr>
+        <w:t xml:space="preserve">dcdiag /s:SBD-DC02 /q; repadmin /replsummary   # after SBD-DC02 restarts, before SBD-DC01</w:t>
+      </w:r>
+    </w:p>
+    <w:p>
+      <w:pPr>
+        <w:shd w:fill="F1F7FA" w:color="auto" w:val="clear"/>
+        <w:spacing w:after="0" w:before="0" w:line="252" w:lineRule="auto"/>
+        <w:ind w:left="160" w:right="160"/>
+      </w:pPr>
+      <w:r>
+        <w:rPr>
+          <w:rFonts w:ascii="Consolas" w:cs="Consolas" w:eastAsia="Consolas" w:hAnsi="Consolas"/>
+          <w:color w:val="193448"/>
+          <w:sz w:val="18"/>
+          <w:szCs w:val="18"/>
+        </w:rPr>
+        <w:t xml:space="preserve"># Spot check from SBD-ADMIN-SRV01: what a system itself says it installed</w:t>
+      </w:r>
+    </w:p>
+    <w:p>
+      <w:pPr>
+        <w:shd w:fill="F1F7FA" w:color="auto" w:val="clear"/>
+        <w:spacing w:after="0" w:before="0" w:line="252" w:lineRule="auto"/>
+        <w:ind w:left="160" w:right="160"/>
+      </w:pPr>
+      <w:r>
+        <w:rPr>
+          <w:rFonts w:ascii="Consolas" w:cs="Consolas" w:eastAsia="Consolas" w:hAnsi="Consolas"/>
+          <w:color w:val="193448"/>
+          <w:sz w:val="18"/>
+          <w:szCs w:val="18"/>
+        </w:rPr>
+        <w:t xml:space="preserve">Invoke-Command SBD-DHCP01 { Get-HotFix | Sort-Object InstalledOn -Descending | Select-Object -First 3 HotFixID, InstalledOn }</w:t>
+      </w:r>
+    </w:p>
+    <w:p>
+      <w:pPr>
+        <w:shd w:fill="F1F7FA" w:color="auto" w:val="clear"/>
+        <w:spacing w:after="0" w:before="0" w:line="252" w:lineRule="auto"/>
+        <w:ind w:left="160" w:right="160"/>
+      </w:pPr>
+      <w:r>
+        <w:rPr>
+          <w:rFonts w:ascii="Consolas" w:cs="Consolas" w:eastAsia="Consolas" w:hAnsi="Consolas"/>
+          <w:color w:val="193448"/>
+          <w:sz w:val="18"/>
+          <w:szCs w:val="18"/>
+        </w:rPr>
+        <w:t xml:space="preserve"># Back on SBD-WSUS01, once every ring has installed</w:t>
       </w:r>
     </w:p>
     <w:p>
@@ -5148,7 +5890,7 @@
           <w:sz w:val="18"/>
           <w:szCs w:val="18"/>
         </w:rPr>
-        <w:t xml:space="preserve">Get-WinEvent -LogName ForwardedEvents -MaxEvents 5 | Select-Object TimeCreated, MachineName</w:t>
+        <w:t xml:space="preserve">Invoke-WsusServerCleanup -DeclineSupersededUpdates -DeclineExpiredUpdates -CleanupObsoleteUpdates -CleanupUnneededContentFiles -CleanupObsoleteComputers</w:t>
       </w:r>
     </w:p>
     <w:p>
@@ -5178,7 +5920,7 @@
           <w:sz w:val="20"/>
           <w:szCs w:val="20"/>
         </w:rPr>
-        <w:t xml:space="preserve">Every inventoried endpoint shows a checking-in agent, the policy baseline is applied and recorded, and a test detection traveled from endpoint to console to the analyst's search.</w:t>
+        <w:t xml:space="preserve">Each ring installed the month's updates in the written order with its promotion recorded, every Ring 4 approval names a Tier 0 account, both controllers were healthy between installs, no computer is failing or silent without an explanation, the spot checks agree with WSUS, SBD-WSUS01 has its first baseline with every open item classified, and the course's records are hashed.</w:t>
       </w:r>
     </w:p>
     <w:p>
@@ -5210,7 +5952,7 @@
           <w:sz w:val="21"/>
           <w:szCs w:val="21"/>
         </w:rPr>
-        <w:t xml:space="preserve">Evidence to keep: Keep the coverage-vs-inventory comparison, the policy baseline record, and the traced test detection.</w:t>
+        <w:t xml:space="preserve">Evidence to keep: Keep the per-ring approval and install timeline, the Ring 4 approval history and install record, the compliance and silent-computer reports, the spot checks, the cleanup output, the SCC results and STIG Viewer checklist with classified findings, the manifest, and the handoff note to course 1.15.</w:t>
       </w:r>
     </w:p>
     <w:tbl>
@@ -5665,7 +6407,7 @@
           <w:sz w:val="21"/>
           <w:szCs w:val="21"/>
         </w:rPr>
-        <w:t xml:space="preserve">What answers 'is every endpoint protected'?</w:t>
+        <w:t xml:space="preserve">The pilot installs cleanly, but one pilot PC can no longer apply Group Policy. What happens to the promotion?</w:t>
       </w:r>
     </w:p>
     <w:p>
@@ -5757,7 +6499,7 @@
           <w:sz w:val="20"/>
           <w:szCs w:val="20"/>
         </w:rPr>
-        <w:t xml:space="preserve">Agents by ring, policy from one console, console from the admin plane.  Coverage is proven against the inventory, not assumed.  Detections join the pipeline — one screen tells the whole story.</w:t>
+        <w:t xml:space="preserve">The month moves pilot → workstations → servers → Tier 0, on record.  Ring 4: approvals checked by name, controllers one at a time.  Reports, spot checks and a first baseline prove it.</w:t>
       </w:r>
     </w:p>
     <w:p>
@@ -5773,7 +6515,109 @@
             <w:szCs w:val="18"/>
             <w:u w:val="single"/>
           </w:rPr>
-          <w:t xml:space="preserve">Trellix · product documentation</w:t>
+          <w:t xml:space="preserve">Microsoft · Plan your WSUS deployment</w:t>
+        </w:r>
+      </w:hyperlink>
+    </w:p>
+    <w:p>
+      <w:pPr>
+        <w:spacing w:after="60" w:before="0" w:line="288" w:lineRule="auto"/>
+      </w:pPr>
+      <w:hyperlink w:history="1" r:id="rId25">
+        <w:r>
+          <w:rPr>
+            <w:rFonts w:ascii="Arial" w:cs="Arial" w:eastAsia="Arial" w:hAnsi="Arial"/>
+            <w:color w:val="20647C"/>
+            <w:sz w:val="18"/>
+            <w:szCs w:val="18"/>
+            <w:u w:val="single"/>
+          </w:rPr>
+          <w:t xml:space="preserve">Microsoft · WSUS updates operations (approvals, deadlines, removal)</w:t>
+        </w:r>
+      </w:hyperlink>
+    </w:p>
+    <w:p>
+      <w:pPr>
+        <w:spacing w:after="60" w:before="0" w:line="288" w:lineRule="auto"/>
+      </w:pPr>
+      <w:hyperlink w:history="1" r:id="rId26">
+        <w:r>
+          <w:rPr>
+            <w:rFonts w:ascii="Arial" w:cs="Arial" w:eastAsia="Arial" w:hAnsi="Arial"/>
+            <w:color w:val="20647C"/>
+            <w:sz w:val="18"/>
+            <w:szCs w:val="18"/>
+            <w:u w:val="single"/>
+          </w:rPr>
+          <w:t xml:space="preserve">Microsoft · The WSUS Server Cleanup Wizard</w:t>
+        </w:r>
+      </w:hyperlink>
+    </w:p>
+    <w:p>
+      <w:pPr>
+        <w:spacing w:after="60" w:before="0" w:line="288" w:lineRule="auto"/>
+      </w:pPr>
+      <w:hyperlink w:history="1" r:id="rId27">
+        <w:r>
+          <w:rPr>
+            <w:rFonts w:ascii="Arial" w:cs="Arial" w:eastAsia="Arial" w:hAnsi="Arial"/>
+            <w:color w:val="20647C"/>
+            <w:sz w:val="18"/>
+            <w:szCs w:val="18"/>
+            <w:u w:val="single"/>
+          </w:rPr>
+          <w:t xml:space="preserve">Microsoft · Get-WsusComputer</w:t>
+        </w:r>
+      </w:hyperlink>
+    </w:p>
+    <w:p>
+      <w:pPr>
+        <w:spacing w:after="60" w:before="0" w:line="288" w:lineRule="auto"/>
+      </w:pPr>
+      <w:hyperlink w:history="1" r:id="rId28">
+        <w:r>
+          <w:rPr>
+            <w:rFonts w:ascii="Arial" w:cs="Arial" w:eastAsia="Arial" w:hAnsi="Arial"/>
+            <w:color w:val="20647C"/>
+            <w:sz w:val="18"/>
+            <w:szCs w:val="18"/>
+            <w:u w:val="single"/>
+          </w:rPr>
+          <w:t xml:space="preserve">Microsoft · Dcdiag</w:t>
+        </w:r>
+      </w:hyperlink>
+    </w:p>
+    <w:p>
+      <w:pPr>
+        <w:spacing w:after="60" w:before="0" w:line="288" w:lineRule="auto"/>
+      </w:pPr>
+      <w:hyperlink w:history="1" r:id="rId29">
+        <w:r>
+          <w:rPr>
+            <w:rFonts w:ascii="Arial" w:cs="Arial" w:eastAsia="Arial" w:hAnsi="Arial"/>
+            <w:color w:val="20647C"/>
+            <w:sz w:val="18"/>
+            <w:szCs w:val="18"/>
+            <w:u w:val="single"/>
+          </w:rPr>
+          <w:t xml:space="preserve">DISA · SCAP content and the SCAP Compliance Checker (SCC)</w:t>
+        </w:r>
+      </w:hyperlink>
+    </w:p>
+    <w:p>
+      <w:pPr>
+        <w:spacing w:after="60" w:before="0" w:line="288" w:lineRule="auto"/>
+      </w:pPr>
+      <w:hyperlink w:history="1" r:id="rId30">
+        <w:r>
+          <w:rPr>
+            <w:rFonts w:ascii="Arial" w:cs="Arial" w:eastAsia="Arial" w:hAnsi="Arial"/>
+            <w:color w:val="20647C"/>
+            <w:sz w:val="18"/>
+            <w:szCs w:val="18"/>
+            <w:u w:val="single"/>
+          </w:rPr>
+          <w:t xml:space="preserve">DISA · SRG/STIG tools (SCC and STIG Viewer)</w:t>
         </w:r>
       </w:hyperlink>
     </w:p>
@@ -5812,7 +6656,7 @@
           <w:sz w:val="16"/>
           <w:szCs w:val="16"/>
         </w:rPr>
-        <w:t xml:space="preserve">LESSON 06  /  ABOUT 25 MIN</w:t>
+        <w:t xml:space="preserve">COURSE 1.14 / CLOSE OUT</w:t>
       </w:r>
     </w:p>
     <w:p>
@@ -5820,7 +6664,7 @@
         <w:pStyle w:val="Heading1"/>
         <w:spacing w:after="120"/>
       </w:pPr>
-      <w:bookmarkStart w:name="lesson-nessus" w:id="8"/>
+      <w:bookmarkStart w:name="review" w:id="8"/>
       <w:r>
         <w:rPr>
           <w:rFonts w:ascii="Arial" w:cs="Arial" w:eastAsia="Arial" w:hAnsi="Arial"/>
@@ -5830,974 +6674,9 @@
           <w:sz w:val="40"/>
           <w:szCs w:val="40"/>
         </w:rPr>
-        <w:t xml:space="preserve">SBD-NESSUS01 and the standing cadence</w:t>
+        <w:t xml:space="preserve">Course review and sign-off</w:t>
       </w:r>
       <w:bookmarkEnd w:id="8"/>
-    </w:p>
-    <w:p>
-      <w:pPr>
-        <w:pBdr>
-          <w:left w:val="single" w:color="20647C" w:sz="18" w:space="8"/>
-        </w:pBdr>
-        <w:shd w:fill="F1F7FA" w:color="auto" w:val="clear"/>
-        <w:spacing w:after="160" w:before="120" w:line="288" w:lineRule="auto"/>
-        <w:ind w:left="160" w:right="160"/>
-      </w:pPr>
-      <w:r>
-        <w:rPr>
-          <w:rFonts w:ascii="Arial" w:cs="Arial" w:eastAsia="Arial" w:hAnsi="Arial"/>
-          <w:b/>
-          <w:bCs/>
-          <w:color w:val="20647C"/>
-          <w:sz w:val="17"/>
-          <w:szCs w:val="17"/>
-        </w:rPr>
-        <w:t xml:space="preserve">WHY THIS MATTERS  </w:t>
-      </w:r>
-      <w:r>
-        <w:rPr>
-          <w:rFonts w:ascii="Arial" w:cs="Arial" w:eastAsia="Arial" w:hAnsi="Arial"/>
-          <w:color w:val="193448"/>
-          <w:sz w:val="20"/>
-          <w:szCs w:val="20"/>
-        </w:rPr>
-        <w:t xml:space="preserve">The course 1.3 cadence grows its instrument: credentialed scans per VLAN on schedule, findings flowing into the pipeline and the Plan of Action and Milestones (POA&amp;M) habit, and this course's five new systems getting their own baselines on the way out.</w:t>
-      </w:r>
-    </w:p>
-    <w:p>
-      <w:pPr>
-        <w:pStyle w:val="Heading2"/>
-        <w:keepNext/>
-        <w:spacing w:after="100" w:before="200"/>
-      </w:pPr>
-      <w:r>
-        <w:rPr>
-          <w:rFonts w:ascii="Arial" w:cs="Arial" w:eastAsia="Arial" w:hAnsi="Arial"/>
-          <w:b/>
-          <w:bCs/>
-          <w:color w:val="193448"/>
-          <w:sz w:val="26"/>
-          <w:szCs w:val="26"/>
-        </w:rPr>
-        <w:t xml:space="preserve">In this lesson you will</w:t>
-      </w:r>
-    </w:p>
-    <w:p>
-      <w:pPr>
-        <w:pStyle w:val="ListParagraph"/>
-        <w:numPr>
-          <w:ilvl w:val="0"/>
-          <w:numId w:val="3"/>
-        </w:numPr>
-        <w:spacing w:after="120" w:before="0" w:line="288" w:lineRule="auto"/>
-      </w:pPr>
-      <w:r>
-        <w:rPr>
-          <w:rFonts w:ascii="Arial" w:cs="Arial" w:eastAsia="Arial" w:hAnsi="Arial"/>
-          <w:color w:val="526B7E"/>
-          <w:sz w:val="21"/>
-          <w:szCs w:val="21"/>
-        </w:rPr>
-        <w:t xml:space="preserve">Stand up the scanner with least-privilege credentialed access.</w:t>
-      </w:r>
-    </w:p>
-    <w:p>
-      <w:pPr>
-        <w:pStyle w:val="ListParagraph"/>
-        <w:numPr>
-          <w:ilvl w:val="0"/>
-          <w:numId w:val="3"/>
-        </w:numPr>
-        <w:spacing w:after="120" w:before="0" w:line="288" w:lineRule="auto"/>
-      </w:pPr>
-      <w:r>
-        <w:rPr>
-          <w:rFonts w:ascii="Arial" w:cs="Arial" w:eastAsia="Arial" w:hAnsi="Arial"/>
-          <w:color w:val="526B7E"/>
-          <w:sz w:val="21"/>
-          <w:szCs w:val="21"/>
-        </w:rPr>
-        <w:t xml:space="preserve">Run the first full-network credentialed scan and triage it.</w:t>
-      </w:r>
-    </w:p>
-    <w:p>
-      <w:pPr>
-        <w:pStyle w:val="ListParagraph"/>
-        <w:numPr>
-          <w:ilvl w:val="0"/>
-          <w:numId w:val="3"/>
-        </w:numPr>
-        <w:spacing w:after="120" w:before="0" w:line="288" w:lineRule="auto"/>
-      </w:pPr>
-      <w:r>
-        <w:rPr>
-          <w:rFonts w:ascii="Arial" w:cs="Arial" w:eastAsia="Arial" w:hAnsi="Arial"/>
-          <w:color w:val="526B7E"/>
-          <w:sz w:val="21"/>
-          <w:szCs w:val="21"/>
-        </w:rPr>
-        <w:t xml:space="preserve">Fold scanning into the standing cadence and close the course's scans.</w:t>
-      </w:r>
-    </w:p>
-    <w:p>
-      <w:pPr>
-        <w:pStyle w:val="Heading2"/>
-        <w:keepNext/>
-        <w:spacing w:after="100" w:before="200"/>
-      </w:pPr>
-      <w:r>
-        <w:rPr>
-          <w:rFonts w:ascii="Arial" w:cs="Arial" w:eastAsia="Arial" w:hAnsi="Arial"/>
-          <w:b/>
-          <w:bCs/>
-          <w:color w:val="193448"/>
-          <w:sz w:val="26"/>
-          <w:szCs w:val="26"/>
-        </w:rPr>
-        <w:t xml:space="preserve">Follow the build</w:t>
-      </w:r>
-    </w:p>
-    <w:p>
-      <w:pPr>
-        <w:pStyle w:val="ListParagraph"/>
-        <w:numPr>
-          <w:ilvl w:val="0"/>
-          <w:numId w:val="9"/>
-        </w:numPr>
-        <w:spacing w:after="120" w:before="0" w:line="288" w:lineRule="auto"/>
-      </w:pPr>
-      <w:r>
-        <w:rPr>
-          <w:rFonts w:ascii="Arial" w:cs="Arial" w:eastAsia="Arial" w:hAnsi="Arial"/>
-          <w:color w:val="526B7E"/>
-          <w:sz w:val="21"/>
-          <w:szCs w:val="21"/>
-        </w:rPr>
-        <w:t xml:space="preserve">Build SBD-NESSUS01 on Linux in VLAN 50, joined to the sbd.test domain with its time taken from both domain controllers, plugins fed on the offline cadence, with dedicated scan accounts — least privilege for credentialed checks, its use logged, its register row the deliberate wide permit from lesson 1. The account that scans the domain controllers is a Tier 0 credential, kept apart from the member-server scan account and used only for DC scan jobs. Allow the scanner through the host firewalls it must reach — on the fleet, add SBD-NESSUS01 to the course 1.7 workstation firewall policy for SMB 445 and WMI.</w:t>
-      </w:r>
-    </w:p>
-    <w:p>
-      <w:pPr>
-        <w:pStyle w:val="ListParagraph"/>
-        <w:numPr>
-          <w:ilvl w:val="0"/>
-          <w:numId w:val="9"/>
-        </w:numPr>
-        <w:spacing w:after="120" w:before="0" w:line="288" w:lineRule="auto"/>
-      </w:pPr>
-      <w:r>
-        <w:rPr>
-          <w:rFonts w:ascii="Arial" w:cs="Arial" w:eastAsia="Arial" w:hAnsi="Arial"/>
-          <w:color w:val="526B7E"/>
-          <w:sz w:val="21"/>
-          <w:szCs w:val="21"/>
-        </w:rPr>
-        <w:t xml:space="preserve">Run the first credentialed scan VLAN by VLAN against the inventory, and triage like the course 1.3 rescan taught: every finding becomes fix-now, documented deviation, or POA&amp;M candidate — never unexplained.</w:t>
-      </w:r>
-    </w:p>
-    <w:p>
-      <w:pPr>
-        <w:pStyle w:val="ListParagraph"/>
-        <w:numPr>
-          <w:ilvl w:val="0"/>
-          <w:numId w:val="9"/>
-        </w:numPr>
-        <w:spacing w:after="120" w:before="0" w:line="288" w:lineRule="auto"/>
-      </w:pPr>
-      <w:r>
-        <w:rPr>
-          <w:rFonts w:ascii="Arial" w:cs="Arial" w:eastAsia="Arial" w:hAnsi="Arial"/>
-          <w:color w:val="526B7E"/>
-          <w:sz w:val="21"/>
-          <w:szCs w:val="21"/>
-        </w:rPr>
-        <w:t xml:space="preserve">Wire results outward: findings into the analysis pipeline for trending, the triage into the living exception record, and the scan schedule into the cadence — quarterly with the Defense Information Systems Agency (DISA) release cycle, plus change-triggered, now automated enough to keep.</w:t>
-      </w:r>
-    </w:p>
-    <w:p>
-      <w:pPr>
-        <w:pStyle w:val="ListParagraph"/>
-        <w:numPr>
-          <w:ilvl w:val="0"/>
-          <w:numId w:val="9"/>
-        </w:numPr>
-        <w:spacing w:after="120" w:before="0" w:line="288" w:lineRule="auto"/>
-      </w:pPr>
-      <w:r>
-        <w:rPr>
-          <w:rFonts w:ascii="Arial" w:cs="Arial" w:eastAsia="Arial" w:hAnsi="Arial"/>
-          <w:color w:val="526B7E"/>
-          <w:sz w:val="21"/>
-          <w:szCs w:val="21"/>
-        </w:rPr>
-        <w:t xml:space="preserve">Close this course's own books: baselines for WSUS01, REPO01 (config-export pattern), MGMT01, EPO01, and NESSUS01, rescans where agents and policies changed existing systems, and the handoff — the network now sustains itself; course 1.9 finally gives it something to serve.</w:t>
-      </w:r>
-    </w:p>
-    <w:p>
-      <w:pPr>
-        <w:pStyle w:val="Heading2"/>
-        <w:keepNext/>
-        <w:spacing w:after="100" w:before="200"/>
-      </w:pPr>
-      <w:r>
-        <w:rPr>
-          <w:rFonts w:ascii="Arial" w:cs="Arial" w:eastAsia="Arial" w:hAnsi="Arial"/>
-          <w:b/>
-          <w:bCs/>
-          <w:color w:val="193448"/>
-          <w:sz w:val="26"/>
-          <w:szCs w:val="26"/>
-        </w:rPr>
-        <w:t xml:space="preserve">Check your result</w:t>
-      </w:r>
-    </w:p>
-    <w:p>
-      <w:pPr>
-        <w:shd w:fill="F1F7FA" w:color="auto" w:val="clear"/>
-        <w:spacing w:after="0" w:before="0" w:line="252" w:lineRule="auto"/>
-        <w:ind w:left="160" w:right="160"/>
-      </w:pPr>
-      <w:r>
-        <w:rPr>
-          <w:rFonts w:ascii="Consolas" w:cs="Consolas" w:eastAsia="Consolas" w:hAnsi="Consolas"/>
-          <w:color w:val="193448"/>
-          <w:sz w:val="18"/>
-          <w:szCs w:val="18"/>
-        </w:rPr>
-        <w:t xml:space="preserve">Test-NetConnection SBD-NESSUS01.sbd.test -Port 8834</w:t>
-      </w:r>
-    </w:p>
-    <w:p>
-      <w:pPr>
-        <w:shd w:fill="F1F7FA" w:color="auto" w:val="clear"/>
-        <w:spacing w:after="0" w:before="0" w:line="252" w:lineRule="auto"/>
-        <w:ind w:left="160" w:right="160"/>
-      </w:pPr>
-      <w:r>
-        <w:rPr>
-          <w:rFonts w:ascii="Consolas" w:cs="Consolas" w:eastAsia="Consolas" w:hAnsi="Consolas"/>
-          <w:color w:val="193448"/>
-          <w:sz w:val="18"/>
-          <w:szCs w:val="18"/>
-        </w:rPr>
-        <w:t xml:space="preserve">Get-ChildItem C:\Evidence\patch-protect -Recurse | Select-Object Name, LastWriteTime</w:t>
-      </w:r>
-    </w:p>
-    <w:p>
-      <w:pPr>
-        <w:shd w:fill="F1F7FA" w:color="auto" w:val="clear"/>
-        <w:spacing w:after="160" w:before="0" w:line="252" w:lineRule="auto"/>
-        <w:ind w:left="160" w:right="160"/>
-      </w:pPr>
-      <w:r>
-        <w:rPr>
-          <w:rFonts w:ascii="Consolas" w:cs="Consolas" w:eastAsia="Consolas" w:hAnsi="Consolas"/>
-          <w:color w:val="193448"/>
-          <w:sz w:val="18"/>
-          <w:szCs w:val="18"/>
-        </w:rPr>
-        <w:t xml:space="preserve">Get-FileHash -Algorithm SHA256 C:\Evidence\patch-protect\*</w:t>
-      </w:r>
-    </w:p>
-    <w:p>
-      <w:pPr>
-        <w:pBdr>
-          <w:left w:val="single" w:color="20647C" w:sz="18" w:space="8"/>
-        </w:pBdr>
-        <w:shd w:fill="F1F7FA" w:color="auto" w:val="clear"/>
-        <w:spacing w:after="160" w:before="120" w:line="288" w:lineRule="auto"/>
-        <w:ind w:left="160" w:right="160"/>
-      </w:pPr>
-      <w:r>
-        <w:rPr>
-          <w:rFonts w:ascii="Arial" w:cs="Arial" w:eastAsia="Arial" w:hAnsi="Arial"/>
-          <w:b/>
-          <w:bCs/>
-          <w:color w:val="20647C"/>
-          <w:sz w:val="17"/>
-          <w:szCs w:val="17"/>
-        </w:rPr>
-        <w:t xml:space="preserve">WHAT SUCCESS LOOKS LIKE  </w:t>
-      </w:r>
-      <w:r>
-        <w:rPr>
-          <w:rFonts w:ascii="Arial" w:cs="Arial" w:eastAsia="Arial" w:hAnsi="Arial"/>
-          <w:color w:val="193448"/>
-          <w:sz w:val="20"/>
-          <w:szCs w:val="20"/>
-        </w:rPr>
-        <w:t xml:space="preserve">The credentialed scan covered the inventory with the scan account's use logged, every finding is classified, results and schedule are wired into pipeline and cadence, and the course's baselines and rescans are filed.</w:t>
-      </w:r>
-    </w:p>
-    <w:p>
-      <w:pPr>
-        <w:pStyle w:val="Heading2"/>
-        <w:keepNext/>
-        <w:spacing w:after="100" w:before="200"/>
-      </w:pPr>
-      <w:r>
-        <w:rPr>
-          <w:rFonts w:ascii="Arial" w:cs="Arial" w:eastAsia="Arial" w:hAnsi="Arial"/>
-          <w:b/>
-          <w:bCs/>
-          <w:color w:val="193448"/>
-          <w:sz w:val="26"/>
-          <w:szCs w:val="26"/>
-        </w:rPr>
-        <w:t xml:space="preserve">Your record</w:t>
-      </w:r>
-    </w:p>
-    <w:p>
-      <w:pPr>
-        <w:spacing w:after="160" w:before="0" w:line="288" w:lineRule="auto"/>
-      </w:pPr>
-      <w:r>
-        <w:rPr>
-          <w:rFonts w:ascii="Arial" w:cs="Arial" w:eastAsia="Arial" w:hAnsi="Arial"/>
-          <w:color w:val="526B7E"/>
-          <w:sz w:val="21"/>
-          <w:szCs w:val="21"/>
-        </w:rPr>
-        <w:t xml:space="preserve">Evidence to keep: Keep the scan summary with its triage, the scan-account and register records, the cadence entry, and the course's scan set.</w:t>
-      </w:r>
-    </w:p>
-    <w:tbl>
-      <w:tblPr>
-        <w:tblW w:type="dxa" w:w="9360"/>
-        <w:tblBorders>
-          <w:top w:val="single" w:color="C7D9E2" w:sz="4"/>
-          <w:left w:val="single" w:color="C7D9E2" w:sz="4"/>
-          <w:bottom w:val="single" w:color="C7D9E2" w:sz="4"/>
-          <w:right w:val="single" w:color="C7D9E2" w:sz="4"/>
-          <w:insideH w:val="single" w:color="C7D9E2" w:sz="4"/>
-          <w:insideV w:val="single" w:color="C7D9E2" w:sz="4"/>
-        </w:tblBorders>
-      </w:tblPr>
-      <w:tblGrid>
-        <w:gridCol w:w="3000"/>
-        <w:gridCol w:w="6360"/>
-      </w:tblGrid>
-      <w:tr>
-        <w:trPr>
-          <w:tblHeader/>
-        </w:trPr>
-        <w:tc>
-          <w:tcPr>
-            <w:tcW w:type="dxa" w:w="3000"/>
-            <w:shd w:fill="F1F7FA" w:color="auto" w:val="clear"/>
-            <w:tcMar>
-              <w:top w:type="dxa" w:w="90"/>
-              <w:left w:type="dxa" w:w="120"/>
-              <w:bottom w:type="dxa" w:w="90"/>
-              <w:right w:type="dxa" w:w="120"/>
-            </w:tcMar>
-          </w:tcPr>
-          <w:p>
-            <w:pPr>
-              <w:spacing w:after="0" w:before="0" w:line="288" w:lineRule="auto"/>
-            </w:pPr>
-            <w:r>
-              <w:rPr>
-                <w:rFonts w:ascii="Arial" w:cs="Arial" w:eastAsia="Arial" w:hAnsi="Arial"/>
-                <w:b/>
-                <w:bCs/>
-                <w:color w:val="20647C"/>
-                <w:sz w:val="16"/>
-                <w:szCs w:val="16"/>
-              </w:rPr>
-              <w:t xml:space="preserve">RECORD</w:t>
-            </w:r>
-          </w:p>
-        </w:tc>
-        <w:tc>
-          <w:tcPr>
-            <w:tcW w:type="dxa" w:w="6360"/>
-            <w:shd w:fill="F1F7FA" w:color="auto" w:val="clear"/>
-            <w:tcMar>
-              <w:top w:type="dxa" w:w="90"/>
-              <w:left w:type="dxa" w:w="120"/>
-              <w:bottom w:type="dxa" w:w="90"/>
-              <w:right w:type="dxa" w:w="120"/>
-            </w:tcMar>
-          </w:tcPr>
-          <w:p>
-            <w:pPr>
-              <w:spacing w:after="0" w:before="0" w:line="288" w:lineRule="auto"/>
-            </w:pPr>
-            <w:r>
-              <w:rPr>
-                <w:rFonts w:ascii="Arial" w:cs="Arial" w:eastAsia="Arial" w:hAnsi="Arial"/>
-                <w:b/>
-                <w:bCs/>
-                <w:color w:val="20647C"/>
-                <w:sz w:val="16"/>
-                <w:szCs w:val="16"/>
-              </w:rPr>
-              <w:t xml:space="preserve">YOUR OBSERVATION</w:t>
-            </w:r>
-          </w:p>
-        </w:tc>
-      </w:tr>
-      <w:tr>
-        <w:trPr>
-          <w:cantSplit/>
-        </w:trPr>
-        <w:tc>
-          <w:tcPr>
-            <w:tcW w:type="dxa" w:w="3000"/>
-            <w:tcMar>
-              <w:top w:type="dxa" w:w="90"/>
-              <w:left w:type="dxa" w:w="120"/>
-              <w:bottom w:type="dxa" w:w="90"/>
-              <w:right w:type="dxa" w:w="120"/>
-            </w:tcMar>
-          </w:tcPr>
-          <w:p>
-            <w:pPr>
-              <w:spacing w:after="0" w:before="0" w:line="288" w:lineRule="auto"/>
-            </w:pPr>
-            <w:r>
-              <w:rPr>
-                <w:rFonts w:ascii="Arial" w:cs="Arial" w:eastAsia="Arial" w:hAnsi="Arial"/>
-                <w:color w:val="193448"/>
-                <w:sz w:val="19"/>
-                <w:szCs w:val="19"/>
-              </w:rPr>
-              <w:t xml:space="preserve">Host(s) and time collected</w:t>
-            </w:r>
-          </w:p>
-        </w:tc>
-        <w:tc>
-          <w:tcPr>
-            <w:tcW w:type="dxa" w:w="6360"/>
-            <w:tcMar>
-              <w:top w:type="dxa" w:w="90"/>
-              <w:left w:type="dxa" w:w="120"/>
-              <w:bottom w:type="dxa" w:w="90"/>
-              <w:right w:type="dxa" w:w="120"/>
-            </w:tcMar>
-          </w:tcPr>
-          <w:p>
-            <w:pPr>
-              <w:spacing w:after="0" w:before="0" w:line="288" w:lineRule="auto"/>
-            </w:pPr>
-            <w:r>
-              <w:rPr>
-                <w:rFonts w:ascii="Arial" w:cs="Arial" w:eastAsia="Arial" w:hAnsi="Arial"/>
-                <w:color w:val="193448"/>
-                <w:sz w:val="21"/>
-                <w:szCs w:val="21"/>
-              </w:rPr>
-              <w:t xml:space="preserve"> </w:t>
-            </w:r>
-          </w:p>
-          <w:p>
-            <w:pPr>
-              <w:spacing w:after="0" w:before="0" w:line="288" w:lineRule="auto"/>
-            </w:pPr>
-            <w:r>
-              <w:rPr>
-                <w:rFonts w:ascii="Arial" w:cs="Arial" w:eastAsia="Arial" w:hAnsi="Arial"/>
-                <w:color w:val="193448"/>
-                <w:sz w:val="21"/>
-                <w:szCs w:val="21"/>
-              </w:rPr>
-              <w:t xml:space="preserve"> </w:t>
-            </w:r>
-          </w:p>
-        </w:tc>
-      </w:tr>
-      <w:tr>
-        <w:trPr>
-          <w:cantSplit/>
-        </w:trPr>
-        <w:tc>
-          <w:tcPr>
-            <w:tcW w:type="dxa" w:w="3000"/>
-            <w:tcMar>
-              <w:top w:type="dxa" w:w="90"/>
-              <w:left w:type="dxa" w:w="120"/>
-              <w:bottom w:type="dxa" w:w="90"/>
-              <w:right w:type="dxa" w:w="120"/>
-            </w:tcMar>
-          </w:tcPr>
-          <w:p>
-            <w:pPr>
-              <w:spacing w:after="0" w:before="0" w:line="288" w:lineRule="auto"/>
-            </w:pPr>
-            <w:r>
-              <w:rPr>
-                <w:rFonts w:ascii="Arial" w:cs="Arial" w:eastAsia="Arial" w:hAnsi="Arial"/>
-                <w:color w:val="193448"/>
-                <w:sz w:val="19"/>
-                <w:szCs w:val="19"/>
-              </w:rPr>
-              <w:t xml:space="preserve">Observed result</w:t>
-            </w:r>
-          </w:p>
-        </w:tc>
-        <w:tc>
-          <w:tcPr>
-            <w:tcW w:type="dxa" w:w="6360"/>
-            <w:tcMar>
-              <w:top w:type="dxa" w:w="90"/>
-              <w:left w:type="dxa" w:w="120"/>
-              <w:bottom w:type="dxa" w:w="90"/>
-              <w:right w:type="dxa" w:w="120"/>
-            </w:tcMar>
-          </w:tcPr>
-          <w:p>
-            <w:pPr>
-              <w:spacing w:after="0" w:before="0" w:line="288" w:lineRule="auto"/>
-            </w:pPr>
-            <w:r>
-              <w:rPr>
-                <w:rFonts w:ascii="Arial" w:cs="Arial" w:eastAsia="Arial" w:hAnsi="Arial"/>
-                <w:color w:val="193448"/>
-                <w:sz w:val="21"/>
-                <w:szCs w:val="21"/>
-              </w:rPr>
-              <w:t xml:space="preserve"> </w:t>
-            </w:r>
-          </w:p>
-          <w:p>
-            <w:pPr>
-              <w:spacing w:after="0" w:before="0" w:line="288" w:lineRule="auto"/>
-            </w:pPr>
-            <w:r>
-              <w:rPr>
-                <w:rFonts w:ascii="Arial" w:cs="Arial" w:eastAsia="Arial" w:hAnsi="Arial"/>
-                <w:color w:val="193448"/>
-                <w:sz w:val="21"/>
-                <w:szCs w:val="21"/>
-              </w:rPr>
-              <w:t xml:space="preserve"> </w:t>
-            </w:r>
-          </w:p>
-        </w:tc>
-      </w:tr>
-      <w:tr>
-        <w:trPr>
-          <w:cantSplit/>
-        </w:trPr>
-        <w:tc>
-          <w:tcPr>
-            <w:tcW w:type="dxa" w:w="3000"/>
-            <w:tcMar>
-              <w:top w:type="dxa" w:w="90"/>
-              <w:left w:type="dxa" w:w="120"/>
-              <w:bottom w:type="dxa" w:w="90"/>
-              <w:right w:type="dxa" w:w="120"/>
-            </w:tcMar>
-          </w:tcPr>
-          <w:p>
-            <w:pPr>
-              <w:spacing w:after="0" w:before="0" w:line="288" w:lineRule="auto"/>
-            </w:pPr>
-            <w:r>
-              <w:rPr>
-                <w:rFonts w:ascii="Arial" w:cs="Arial" w:eastAsia="Arial" w:hAnsi="Arial"/>
-                <w:color w:val="193448"/>
-                <w:sz w:val="19"/>
-                <w:szCs w:val="19"/>
-              </w:rPr>
-              <w:t xml:space="preserve">Differences from the plan</w:t>
-            </w:r>
-          </w:p>
-        </w:tc>
-        <w:tc>
-          <w:tcPr>
-            <w:tcW w:type="dxa" w:w="6360"/>
-            <w:tcMar>
-              <w:top w:type="dxa" w:w="90"/>
-              <w:left w:type="dxa" w:w="120"/>
-              <w:bottom w:type="dxa" w:w="90"/>
-              <w:right w:type="dxa" w:w="120"/>
-            </w:tcMar>
-          </w:tcPr>
-          <w:p>
-            <w:pPr>
-              <w:spacing w:after="0" w:before="0" w:line="288" w:lineRule="auto"/>
-            </w:pPr>
-            <w:r>
-              <w:rPr>
-                <w:rFonts w:ascii="Arial" w:cs="Arial" w:eastAsia="Arial" w:hAnsi="Arial"/>
-                <w:color w:val="193448"/>
-                <w:sz w:val="21"/>
-                <w:szCs w:val="21"/>
-              </w:rPr>
-              <w:t xml:space="preserve"> </w:t>
-            </w:r>
-          </w:p>
-          <w:p>
-            <w:pPr>
-              <w:spacing w:after="0" w:before="0" w:line="288" w:lineRule="auto"/>
-            </w:pPr>
-            <w:r>
-              <w:rPr>
-                <w:rFonts w:ascii="Arial" w:cs="Arial" w:eastAsia="Arial" w:hAnsi="Arial"/>
-                <w:color w:val="193448"/>
-                <w:sz w:val="21"/>
-                <w:szCs w:val="21"/>
-              </w:rPr>
-              <w:t xml:space="preserve"> </w:t>
-            </w:r>
-          </w:p>
-        </w:tc>
-      </w:tr>
-      <w:tr>
-        <w:trPr>
-          <w:cantSplit/>
-        </w:trPr>
-        <w:tc>
-          <w:tcPr>
-            <w:tcW w:type="dxa" w:w="3000"/>
-            <w:tcMar>
-              <w:top w:type="dxa" w:w="90"/>
-              <w:left w:type="dxa" w:w="120"/>
-              <w:bottom w:type="dxa" w:w="90"/>
-              <w:right w:type="dxa" w:w="120"/>
-            </w:tcMar>
-          </w:tcPr>
-          <w:p>
-            <w:pPr>
-              <w:spacing w:after="0" w:before="0" w:line="288" w:lineRule="auto"/>
-            </w:pPr>
-            <w:r>
-              <w:rPr>
-                <w:rFonts w:ascii="Arial" w:cs="Arial" w:eastAsia="Arial" w:hAnsi="Arial"/>
-                <w:color w:val="193448"/>
-                <w:sz w:val="19"/>
-                <w:szCs w:val="19"/>
-              </w:rPr>
-              <w:t xml:space="preserve">Evidence file names</w:t>
-            </w:r>
-          </w:p>
-        </w:tc>
-        <w:tc>
-          <w:tcPr>
-            <w:tcW w:type="dxa" w:w="6360"/>
-            <w:tcMar>
-              <w:top w:type="dxa" w:w="90"/>
-              <w:left w:type="dxa" w:w="120"/>
-              <w:bottom w:type="dxa" w:w="90"/>
-              <w:right w:type="dxa" w:w="120"/>
-            </w:tcMar>
-          </w:tcPr>
-          <w:p>
-            <w:pPr>
-              <w:spacing w:after="0" w:before="0" w:line="288" w:lineRule="auto"/>
-            </w:pPr>
-            <w:r>
-              <w:rPr>
-                <w:rFonts w:ascii="Arial" w:cs="Arial" w:eastAsia="Arial" w:hAnsi="Arial"/>
-                <w:color w:val="193448"/>
-                <w:sz w:val="21"/>
-                <w:szCs w:val="21"/>
-              </w:rPr>
-              <w:t xml:space="preserve"> </w:t>
-            </w:r>
-          </w:p>
-          <w:p>
-            <w:pPr>
-              <w:spacing w:after="0" w:before="0" w:line="288" w:lineRule="auto"/>
-            </w:pPr>
-            <w:r>
-              <w:rPr>
-                <w:rFonts w:ascii="Arial" w:cs="Arial" w:eastAsia="Arial" w:hAnsi="Arial"/>
-                <w:color w:val="193448"/>
-                <w:sz w:val="21"/>
-                <w:szCs w:val="21"/>
-              </w:rPr>
-              <w:t xml:space="preserve"> </w:t>
-            </w:r>
-          </w:p>
-        </w:tc>
-      </w:tr>
-      <w:tr>
-        <w:trPr>
-          <w:cantSplit/>
-        </w:trPr>
-        <w:tc>
-          <w:tcPr>
-            <w:tcW w:type="dxa" w:w="3000"/>
-            <w:tcMar>
-              <w:top w:type="dxa" w:w="90"/>
-              <w:left w:type="dxa" w:w="120"/>
-              <w:bottom w:type="dxa" w:w="90"/>
-              <w:right w:type="dxa" w:w="120"/>
-            </w:tcMar>
-          </w:tcPr>
-          <w:p>
-            <w:pPr>
-              <w:spacing w:after="0" w:before="0" w:line="288" w:lineRule="auto"/>
-            </w:pPr>
-            <w:r>
-              <w:rPr>
-                <w:rFonts w:ascii="Arial" w:cs="Arial" w:eastAsia="Arial" w:hAnsi="Arial"/>
-                <w:color w:val="193448"/>
-                <w:sz w:val="19"/>
-                <w:szCs w:val="19"/>
-              </w:rPr>
-              <w:t xml:space="preserve">Open items or findings</w:t>
-            </w:r>
-          </w:p>
-        </w:tc>
-        <w:tc>
-          <w:tcPr>
-            <w:tcW w:type="dxa" w:w="6360"/>
-            <w:tcMar>
-              <w:top w:type="dxa" w:w="90"/>
-              <w:left w:type="dxa" w:w="120"/>
-              <w:bottom w:type="dxa" w:w="90"/>
-              <w:right w:type="dxa" w:w="120"/>
-            </w:tcMar>
-          </w:tcPr>
-          <w:p>
-            <w:pPr>
-              <w:spacing w:after="0" w:before="0" w:line="288" w:lineRule="auto"/>
-            </w:pPr>
-            <w:r>
-              <w:rPr>
-                <w:rFonts w:ascii="Arial" w:cs="Arial" w:eastAsia="Arial" w:hAnsi="Arial"/>
-                <w:color w:val="193448"/>
-                <w:sz w:val="21"/>
-                <w:szCs w:val="21"/>
-              </w:rPr>
-              <w:t xml:space="preserve"> </w:t>
-            </w:r>
-          </w:p>
-          <w:p>
-            <w:pPr>
-              <w:spacing w:after="0" w:before="0" w:line="288" w:lineRule="auto"/>
-            </w:pPr>
-            <w:r>
-              <w:rPr>
-                <w:rFonts w:ascii="Arial" w:cs="Arial" w:eastAsia="Arial" w:hAnsi="Arial"/>
-                <w:color w:val="193448"/>
-                <w:sz w:val="21"/>
-                <w:szCs w:val="21"/>
-              </w:rPr>
-              <w:t xml:space="preserve"> </w:t>
-            </w:r>
-          </w:p>
-        </w:tc>
-      </w:tr>
-    </w:tbl>
-    <w:p>
-      <w:pPr>
-        <w:pStyle w:val="Heading2"/>
-        <w:keepNext/>
-        <w:spacing w:after="100" w:before="200"/>
-      </w:pPr>
-      <w:r>
-        <w:rPr>
-          <w:rFonts w:ascii="Arial" w:cs="Arial" w:eastAsia="Arial" w:hAnsi="Arial"/>
-          <w:b/>
-          <w:bCs/>
-          <w:color w:val="193448"/>
-          <w:sz w:val="26"/>
-          <w:szCs w:val="26"/>
-        </w:rPr>
-        <w:t xml:space="preserve">Think it through</w:t>
-      </w:r>
-    </w:p>
-    <w:p>
-      <w:pPr>
-        <w:spacing w:after="120" w:before="0" w:line="288" w:lineRule="auto"/>
-      </w:pPr>
-      <w:r>
-        <w:rPr>
-          <w:rFonts w:ascii="Arial" w:cs="Arial" w:eastAsia="Arial" w:hAnsi="Arial"/>
-          <w:color w:val="193448"/>
-          <w:sz w:val="21"/>
-          <w:szCs w:val="21"/>
-        </w:rPr>
-        <w:t xml:space="preserve">Why credentialed scans rather than unauthenticated ones?</w:t>
-      </w:r>
-    </w:p>
-    <w:p>
-      <w:pPr>
-        <w:pBdr>
-          <w:bottom w:val="single" w:color="C7D9E2" w:sz="4" w:space="1"/>
-        </w:pBdr>
-        <w:spacing w:after="0" w:before="0" w:line="288" w:lineRule="auto"/>
-      </w:pPr>
-      <w:r>
-        <w:rPr>
-          <w:rFonts w:ascii="Arial" w:cs="Arial" w:eastAsia="Arial" w:hAnsi="Arial"/>
-          <w:color w:val="193448"/>
-          <w:sz w:val="21"/>
-          <w:szCs w:val="21"/>
-        </w:rPr>
-        <w:t xml:space="preserve"> </w:t>
-      </w:r>
-    </w:p>
-    <w:p>
-      <w:pPr>
-        <w:spacing w:after="120" w:before="0"/>
-      </w:pPr>
-      <w:r>
-        <w:rPr>
-          <w:rFonts w:ascii="Arial" w:cs="Arial" w:eastAsia="Arial" w:hAnsi="Arial"/>
-          <w:color w:val="193448"/>
-          <w:sz w:val="8"/>
-          <w:szCs w:val="8"/>
-        </w:rPr>
-        <w:t xml:space="preserve"> </w:t>
-      </w:r>
-    </w:p>
-    <w:p>
-      <w:pPr>
-        <w:pBdr>
-          <w:bottom w:val="single" w:color="C7D9E2" w:sz="4" w:space="1"/>
-        </w:pBdr>
-        <w:spacing w:after="0" w:before="0" w:line="288" w:lineRule="auto"/>
-      </w:pPr>
-      <w:r>
-        <w:rPr>
-          <w:rFonts w:ascii="Arial" w:cs="Arial" w:eastAsia="Arial" w:hAnsi="Arial"/>
-          <w:color w:val="193448"/>
-          <w:sz w:val="21"/>
-          <w:szCs w:val="21"/>
-        </w:rPr>
-        <w:t xml:space="preserve"> </w:t>
-      </w:r>
-    </w:p>
-    <w:p>
-      <w:pPr>
-        <w:spacing w:after="120" w:before="0"/>
-      </w:pPr>
-      <w:r>
-        <w:rPr>
-          <w:rFonts w:ascii="Arial" w:cs="Arial" w:eastAsia="Arial" w:hAnsi="Arial"/>
-          <w:color w:val="193448"/>
-          <w:sz w:val="8"/>
-          <w:szCs w:val="8"/>
-        </w:rPr>
-        <w:t xml:space="preserve"> </w:t>
-      </w:r>
-    </w:p>
-    <w:p>
-      <w:pPr>
-        <w:pBdr>
-          <w:left w:val="single" w:color="20647C" w:sz="18" w:space="8"/>
-        </w:pBdr>
-        <w:shd w:fill="F1F7FA" w:color="auto" w:val="clear"/>
-        <w:spacing w:after="160" w:before="120" w:line="288" w:lineRule="auto"/>
-        <w:ind w:left="160" w:right="160"/>
-      </w:pPr>
-      <w:r>
-        <w:rPr>
-          <w:rFonts w:ascii="Arial" w:cs="Arial" w:eastAsia="Arial" w:hAnsi="Arial"/>
-          <w:b/>
-          <w:bCs/>
-          <w:color w:val="20647C"/>
-          <w:sz w:val="17"/>
-          <w:szCs w:val="17"/>
-        </w:rPr>
-        <w:t xml:space="preserve">REMEMBER  </w:t>
-      </w:r>
-      <w:r>
-        <w:rPr>
-          <w:rFonts w:ascii="Arial" w:cs="Arial" w:eastAsia="Arial" w:hAnsi="Arial"/>
-          <w:color w:val="193448"/>
-          <w:sz w:val="20"/>
-          <w:szCs w:val="20"/>
-        </w:rPr>
-        <w:t xml:space="preserve">Credentialed, least-privilege, logged — the scanner earns its wide row.  Findings end classified and flow into pipeline and records.  This course's systems are baselined; the network now maintains itself.</w:t>
-      </w:r>
-    </w:p>
-    <w:p>
-      <w:pPr>
-        <w:spacing w:after="60" w:before="0" w:line="288" w:lineRule="auto"/>
-      </w:pPr>
-      <w:hyperlink w:history="1" r:id="rIdksa0ratmw4thsihys-rc1">
-        <w:r>
-          <w:rPr>
-            <w:rFonts w:ascii="Arial" w:cs="Arial" w:eastAsia="Arial" w:hAnsi="Arial"/>
-            <w:color w:val="20647C"/>
-            <w:sz w:val="18"/>
-            <w:szCs w:val="18"/>
-            <w:u w:val="single"/>
-          </w:rPr>
-          <w:t xml:space="preserve">Tenable · Nessus documentation</w:t>
-        </w:r>
-      </w:hyperlink>
-    </w:p>
-    <w:p>
-      <w:pPr>
-        <w:spacing w:after="60" w:before="0" w:line="288" w:lineRule="auto"/>
-      </w:pPr>
-      <w:hyperlink w:history="1" r:id="rIdjiao-ct-pr6kstsdq-t2o">
-        <w:r>
-          <w:rPr>
-            <w:rFonts w:ascii="Arial" w:cs="Arial" w:eastAsia="Arial" w:hAnsi="Arial"/>
-            <w:color w:val="20647C"/>
-            <w:sz w:val="18"/>
-            <w:szCs w:val="18"/>
-            <w:u w:val="single"/>
-          </w:rPr>
-          <w:t xml:space="preserve">DISA · SRG/STIG tools (SCC and STIG Viewer)</w:t>
-        </w:r>
-      </w:hyperlink>
-    </w:p>
-    <w:p>
-      <w:pPr>
-        <w:spacing w:after="60" w:before="0" w:line="288" w:lineRule="auto"/>
-      </w:pPr>
-      <w:hyperlink w:history="1" r:id="rIdg-tzwkma4sgsevanxgxbo">
-        <w:r>
-          <w:rPr>
-            <w:rFonts w:ascii="Arial" w:cs="Arial" w:eastAsia="Arial" w:hAnsi="Arial"/>
-            <w:color w:val="20647C"/>
-            <w:sz w:val="18"/>
-            <w:szCs w:val="18"/>
-            <w:u w:val="single"/>
-          </w:rPr>
-          <w:t xml:space="preserve">NIST · SP 800-53 Rev. 5 security controls</w:t>
-        </w:r>
-      </w:hyperlink>
-    </w:p>
-    <w:p>
-      <w:r>
-        <w:br w:type="page"/>
-      </w:r>
-    </w:p>
-    <w:p>
-      <w:pPr>
-        <w:spacing w:after="80" w:before="0" w:line="288" w:lineRule="auto"/>
-      </w:pPr>
-      <w:r>
-        <w:rPr>
-          <w:rFonts w:ascii="Arial" w:cs="Arial" w:eastAsia="Arial" w:hAnsi="Arial"/>
-          <w:b/>
-          <w:bCs/>
-          <w:color w:val="20647C"/>
-          <w:sz w:val="16"/>
-          <w:szCs w:val="16"/>
-        </w:rPr>
-        <w:t xml:space="preserve">COURSE 1.8 / CLOSE OUT</w:t>
-      </w:r>
-    </w:p>
-    <w:p>
-      <w:pPr>
-        <w:pStyle w:val="Heading1"/>
-        <w:spacing w:after="120"/>
-      </w:pPr>
-      <w:bookmarkStart w:name="review" w:id="9"/>
-      <w:r>
-        <w:rPr>
-          <w:rFonts w:ascii="Arial" w:cs="Arial" w:eastAsia="Arial" w:hAnsi="Arial"/>
-          <w:b/>
-          <w:bCs/>
-          <w:color w:val="193448"/>
-          <w:sz w:val="40"/>
-          <w:szCs w:val="40"/>
-        </w:rPr>
-        <w:t xml:space="preserve">Course review and sign-off</w:t>
-      </w:r>
-      <w:bookmarkEnd w:id="9"/>
     </w:p>
     <w:p>
       <w:pPr>
@@ -6962,7 +6841,7 @@
                 <w:sz w:val="19"/>
                 <w:szCs w:val="19"/>
               </w:rPr>
-              <w:t xml:space="preserve">01  Design the rings and the software rules</w:t>
+              <w:t xml:space="preserve">01  Design the rings and the Windows update rule</w:t>
             </w:r>
           </w:p>
         </w:tc>
@@ -7042,7 +6921,7 @@
                 <w:sz w:val="19"/>
                 <w:szCs w:val="19"/>
               </w:rPr>
-              <w:t xml:space="preserve">02  Build SBD-WSUS01 and the ring policies</w:t>
+              <w:t xml:space="preserve">02  Build SBD-WSUS01 as a disconnected server</w:t>
             </w:r>
           </w:p>
         </w:tc>
@@ -7122,7 +7001,7 @@
                 <w:sz w:val="19"/>
                 <w:szCs w:val="19"/>
               </w:rPr>
-              <w:t xml:space="preserve">03  Build SBD-REPO01 for approved packages</w:t>
+              <w:t xml:space="preserve">03  Carry updates across the air gap</w:t>
             </w:r>
           </w:p>
         </w:tc>
@@ -7202,7 +7081,7 @@
                 <w:sz w:val="19"/>
                 <w:szCs w:val="19"/>
               </w:rPr>
-              <w:t xml:space="preserve">04  SBD-MGMT01 and the living inventory</w:t>
+              <w:t xml:space="preserve">04  Target the rings with computer groups and Group Policy</w:t>
             </w:r>
           </w:p>
         </w:tc>
@@ -7282,87 +7161,7 @@
                 <w:sz w:val="19"/>
                 <w:szCs w:val="19"/>
               </w:rPr>
-              <w:t xml:space="preserve">05  Endpoint protection through SBD-EPO01</w:t>
-            </w:r>
-          </w:p>
-        </w:tc>
-        <w:tc>
-          <w:tcPr>
-            <w:tcW w:type="dxa" w:w="1800"/>
-            <w:tcMar>
-              <w:top w:type="dxa" w:w="90"/>
-              <w:left w:type="dxa" w:w="120"/>
-              <w:bottom w:type="dxa" w:w="90"/>
-              <w:right w:type="dxa" w:w="120"/>
-            </w:tcMar>
-          </w:tcPr>
-          <w:p>
-            <w:pPr>
-              <w:spacing w:after="0" w:before="0" w:line="288" w:lineRule="auto"/>
-            </w:pPr>
-            <w:r>
-              <w:rPr>
-                <w:rFonts w:ascii="Arial" w:cs="Arial" w:eastAsia="Arial" w:hAnsi="Arial"/>
-                <w:color w:val="526B7E"/>
-                <w:sz w:val="19"/>
-                <w:szCs w:val="19"/>
-              </w:rPr>
-              <w:t xml:space="preserve">☐ yes</w:t>
-            </w:r>
-          </w:p>
-        </w:tc>
-        <w:tc>
-          <w:tcPr>
-            <w:tcW w:type="dxa" w:w="2000"/>
-            <w:tcMar>
-              <w:top w:type="dxa" w:w="90"/>
-              <w:left w:type="dxa" w:w="120"/>
-              <w:bottom w:type="dxa" w:w="90"/>
-              <w:right w:type="dxa" w:w="120"/>
-            </w:tcMar>
-          </w:tcPr>
-          <w:p>
-            <w:pPr>
-              <w:spacing w:after="0" w:before="0" w:line="288" w:lineRule="auto"/>
-            </w:pPr>
-            <w:r>
-              <w:rPr>
-                <w:rFonts w:ascii="Arial" w:cs="Arial" w:eastAsia="Arial" w:hAnsi="Arial"/>
-                <w:color w:val="193448"/>
-                <w:sz w:val="21"/>
-                <w:szCs w:val="21"/>
-              </w:rPr>
-              <w:t xml:space="preserve"> </w:t>
-            </w:r>
-          </w:p>
-        </w:tc>
-      </w:tr>
-      <w:tr>
-        <w:trPr>
-          <w:cantSplit/>
-        </w:trPr>
-        <w:tc>
-          <w:tcPr>
-            <w:tcW w:type="dxa" w:w="5560"/>
-            <w:tcMar>
-              <w:top w:type="dxa" w:w="90"/>
-              <w:left w:type="dxa" w:w="120"/>
-              <w:bottom w:type="dxa" w:w="90"/>
-              <w:right w:type="dxa" w:w="120"/>
-            </w:tcMar>
-          </w:tcPr>
-          <w:p>
-            <w:pPr>
-              <w:spacing w:after="0" w:before="0" w:line="288" w:lineRule="auto"/>
-            </w:pPr>
-            <w:r>
-              <w:rPr>
-                <w:rFonts w:ascii="Arial" w:cs="Arial" w:eastAsia="Arial" w:hAnsi="Arial"/>
-                <w:color w:val="193448"/>
-                <w:sz w:val="19"/>
-                <w:szCs w:val="19"/>
-              </w:rPr>
-              <w:t xml:space="preserve">06  SBD-NESSUS01 and the standing cadence</w:t>
+              <w:t xml:space="preserve">05  Run the first cycle and prove it</w:t>
             </w:r>
           </w:p>
         </w:tc>
@@ -7558,7 +7357,7 @@
           <w:sz w:val="21"/>
           <w:szCs w:val="21"/>
         </w:rPr>
-        <w:t xml:space="preserve">That completes course 1.8. Course 1.9 stands up the business services the users actually came for — file, database, licensing, and web.</w:t>
+        <w:t xml:space="preserve">That completes course 1.14. Course 1.15 builds SBD-MGMT01 and the living inventory, with this course's WSUS records among its sources.</w:t>
       </w:r>
     </w:p>
     <w:p>
@@ -7656,7 +7455,7 @@
         <w:sz w:val="15"/>
         <w:szCs w:val="15"/>
       </w:rPr>
-      <w:t xml:space="preserve">© 2026 Secure By Design Team LLC.   Course 1.8 · Materials edition 1.4     </w:t>
+      <w:t xml:space="preserve">© 2026 Secure By Design Team LLC.   Course 1.14 · Materials edition 2.0     </w:t>
     </w:r>
     <w:r>
       <w:rPr>

--- a/public/training/patch-protect/SecureByDesign-patch-protect-Workbook.docx
+++ b/public/training/patch-protect/SecureByDesign-patch-protect-Workbook.docx
@@ -465,7 +465,7 @@
           <w:sz w:val="21"/>
           <w:szCs w:val="21"/>
         </w:rPr>
-        <w:t xml:space="preserve">Complete courses 1.1–1.13: the domain with its DNS and time design, the STIG baselines and hardening policies, the PKI, DHCP, the tiered administration seats, SBD-REPO01, the logging pipeline, and the fleet of SBD-PC01–SBD-PC50 with its three pilot machines.</w:t>
+        <w:t xml:space="preserve">Complete courses 1.1–1.13: the domain with its DNS and time design, the STIG baselines and hardening policies, the PKI, DHCP, the tiered administration seats, SBD-REPO01, the logging pipeline with SBD-AUDIT01, run by its audit custodian (course 1.11), and the fleet of SBD-PC01–SBD-PC50 with its three pilot machines.</w:t>
       </w:r>
     </w:p>
     <w:p>
@@ -963,7 +963,7 @@
           <w:sz w:val="21"/>
           <w:szCs w:val="21"/>
         </w:rPr>
-        <w:t xml:space="preserve">Place every Windows system in one of four rings, in the order rule F06 names. Ring 1, the pilot: the three course 1.13 pilot PCs (SBD-PC01–SBD-PC03) and SBD-WSUS01 itself, the first server to take each server update and one whose loss stops only patching. Ring 2: the other 47 workstations. Ring 3: the member servers and the Tier 1 and Tier 2 seats — SBD-ADMIN-SRV01 and its SBD-ADMIN-PC01 virtual machine — so the seats that would fix a broken workstation update still run the proven one.</w:t>
+        <w:t xml:space="preserve">Place every Windows system in one of four rings, in the order rule F06 names. Ring 1, the pilot: the three course 1.13 pilot PCs (SBD-PC01–SBD-PC03) and SBD-WSUS01 itself, the first server to take each server update and one whose loss stops only patching. Ring 2: the other 47 workstations. Ring 3: the member servers and the Tier 1 and Tier 2 seats — SBD-ADMIN-SRV01 and its SBD-ADMIN-PC01 virtual machine — so the seats that would fix a broken workstation update still run the proven one. SBD-AUDIT01 takes Ring 3's updates at Ring 3's time but in a computer group of its own, Ring 3 - Audit archive: they download only, and its audit custodian installs them, Ring 4-style, because the custodian alone administers that server (course 1.11) — never ordinary Tier 1 operators.</w:t>
       </w:r>
     </w:p>
     <w:p>
@@ -982,7 +982,7 @@
           <w:sz w:val="21"/>
           <w:szCs w:val="21"/>
         </w:rPr>
-        <w:t xml:space="preserve">Ring 4 holds the domain controllers and the rest of Tier 0: SBD-SUBCA01, SBD-PKI-MGMT01 and AdminJumpBox01. It goes last and is Tier 0 work, approved and installed from AdminJumpBox01 with Tier 0 accounts, one system at a time.</w:t>
+        <w:t xml:space="preserve">Ring 4 holds the domain controllers and the rest of Tier 0: SBD-SUBCA01, SBD-PKI-MGMT01 and AdminJumpBox01. It goes last and is Tier 0 work, approved and installed from AdminJumpBox01 with Tier 0 accounts, one system at a time. SBD-WSUS01 itself stays a Tier 1 member server run by the patch operators: Tier 0's hold on Ring 4 is a written procedure (lesson 2), and moving SBD-WSUS01 to Tier 0 is recorded as the target.</w:t>
       </w:r>
     </w:p>
     <w:p>
@@ -1183,7 +1183,7 @@
           <w:sz w:val="20"/>
           <w:szCs w:val="20"/>
         </w:rPr>
-        <w:t xml:space="preserve">The rule names its one source and its exceptions, the ring table places every Windows computer object in exactly one ring with the reason for its place, the timing and crossing calendar are written with an approver, and F06, A01 and A02 are confirmed with owners.</w:t>
+        <w:t xml:space="preserve">The rule names its one source and its exceptions, the ring table places every Windows computer object in exactly one ring with the reason for its place, SBD-AUDIT01 in its custodian-installed group, the timing and crossing calendar are written with an approver, and F06, A01 and A02 are confirmed with owners.</w:t>
       </w:r>
     </w:p>
     <w:p>
@@ -1834,7 +1834,13 @@
       </w:hyperlink>
     </w:p>
     <w:p>
-      <w:r>
+      <w:pPr>
+        <w:spacing w:before="0" w:after="0" w:lineRule="exact" w:line="20"/>
+      </w:pPr>
+      <w:r>
+        <w:rPr>
+          <w:sz w:val="2"/>
+        </w:rPr>
         <w:br w:type="page"/>
       </w:r>
     </w:p>
@@ -2107,7 +2113,7 @@
           <w:sz w:val="21"/>
           <w:szCs w:val="21"/>
         </w:rPr>
-        <w:t xml:space="preserve">Hold the administration to the tier model: scope the 8530 and 8531 inbound rules to the VLANs that hold F06's Windows systems, install the WSUS console on SBD-ADMIN-SRV01 and AdminJumpBox01, and keep WSUS Administrators to the named patch operators and the Tier 0 task accounts that run Ring 4. From AdminJumpBox01, add SBD-WSUS01 to SBD Tier 0 Console Hosts (course 1.8's recorded network-logon exception for this console) and to SBD Event Sources (course 1.10), and restart it once the collector's WinRM scope includes 10.0.20.30 (F17). WSUS can't limit an administrator to some computer groups, so Ring 4's Tier 0 rule — like the audit custodian's separation for SBD-AUDIT01 — is a written procedure, not a technical boundary: record that residual risk in the exception record.</w:t>
+        <w:t xml:space="preserve">Hold the administration to the tier model: scope the 8530 and 8531 inbound rules to the VLANs that hold F06's Windows systems, install the WSUS console on SBD-ADMIN-SRV01 and AdminJumpBox01, and keep WSUS Administrators to the named patch operators and the Tier 0 task accounts that run Ring 4. From AdminJumpBox01, add SBD-WSUS01 to SBD Tier 0 Console Hosts (course 1.8's recorded network-logon exception for this console) and to SBD Event Sources (course 1.10), and restart it once the collector's WinRM scope includes 10.0.20.30 (F17). WSUS can't limit an administrator to some computer groups, so Ring 4's Tier 0 rule — like the audit custodian's separation for SBD-AUDIT01 — is a written procedure, not a technical boundary. Write the Ring 4 procedure — Ring 4 is approved and installed only by Tier 0 accounts from AdminJumpBox01, and every Ring 4 approval is checked by name before a controller installs (lesson 5) — and record in the exception record the residual risk that a Tier 1 operator could still approve for Ring 4, with the target that closes it: moving SBD-WSUS01 to Tier 0, administered only from AdminJumpBox01. Until then SBD-WSUS01 stays Tier 1.</w:t>
       </w:r>
     </w:p>
     <w:p>
@@ -2363,7 +2369,7 @@
           <w:sz w:val="20"/>
           <w:szCs w:val="20"/>
         </w:rPr>
-        <w:t xml:space="preserve">SBD-WSUS01 sits in the Servers OU, takes time from a domain controller, and runs WSUS on WID, stores files locally, never synchronizes, and answers metadata over TLS on 8531 with a certificate that chains to the SBD root; WSUS Administrators holds only the named operators and Tier 0 task accounts; the server is in SBD Tier 0 Console Hosts and forwards its events; and the scope, the database decision and the residual risk are recorded.</w:t>
+        <w:t xml:space="preserve">SBD-WSUS01 sits in the Servers OU, takes time from a domain controller, and runs WSUS on WID, stores files locally, never synchronizes, and answers metadata over TLS on 8531 with a certificate that chains to the SBD root; WSUS Administrators holds only the named operators and Tier 0 task accounts; the server is in SBD Tier 0 Console Hosts and forwards its events; and the scope, the database decision, the written Ring 4 procedure, and its residual risk with the Tier 0 target are recorded.</w:t>
       </w:r>
     </w:p>
     <w:p>
@@ -2395,7 +2401,7 @@
           <w:sz w:val="21"/>
           <w:szCs w:val="21"/>
         </w:rPr>
-        <w:t xml:space="preserve">Evidence to keep: Keep the installation and configuration output, the scope and database decisions, the certificate and binding details, the WSUS Administrators list, the group memberships, and the exception-record entry for the residual risk.</w:t>
+        <w:t xml:space="preserve">Evidence to keep: Keep the installation and configuration output, the scope and database decisions, the certificate and binding details, the WSUS Administrators list, the group memberships, the written Ring 4 procedure, and the exception-record entry for the residual risk and its Tier 0 target.</w:t>
       </w:r>
     </w:p>
     <w:tbl>
@@ -2942,7 +2948,7 @@
           <w:sz w:val="20"/>
           <w:szCs w:val="20"/>
         </w:rPr>
-        <w:t xml:space="preserve">A hardened member server that never synchronizes.  Metadata over TLS on 8531; signed files over HTTP on 8530.  Two consoles, named administrators, and a recorded limit WSUS can't enforce.</w:t>
+        <w:t xml:space="preserve">A hardened member server that never synchronizes.  Metadata over TLS on 8531; signed files over HTTP on 8530.  Two consoles, named administrators, and a written Ring 4 procedure for the limit WSUS can't enforce, with Tier 0 as the recorded target.</w:t>
       </w:r>
     </w:p>
     <w:p>
@@ -4261,7 +4267,7 @@
           <w:sz w:val="20"/>
           <w:szCs w:val="20"/>
         </w:rPr>
-        <w:t xml:space="preserve">Rings become mechanics: four computer groups on SBD-WSUS01, client-side targeting so each computer files itself into its ring, and one Group Policy object per ring that names the server, the ring and its install behaviour. The domain controllers get a ring of their own: they download on their own but install only when Tier 0 starts it.</w:t>
+        <w:t xml:space="preserve">Rings become mechanics: a computer group per ring on SBD-WSUS01, plus one for SBD-AUDIT01, client-side targeting so each computer files itself into its ring, and one Group Policy object per ring that names the server, the ring and its install behaviour. The domain controllers get a ring of their own: they download on their own but install only when Tier 0 starts it, and SBD-AUDIT01 waits for its audit custodian the same way.</w:t>
       </w:r>
     </w:p>
     <w:p>
@@ -4373,7 +4379,7 @@
           <w:sz w:val="21"/>
           <w:szCs w:val="21"/>
         </w:rPr>
-        <w:t xml:space="preserve">On SBD-WSUS01, create the four computer groups — Ring 1 - Pilot, Ring 2 - Workstations, Ring 3 - Member servers and Ring 4 - Tier 0 — and set the Computers option to Use Group Policy or registry settings on computers. The groups must exist first: a computer whose policy names a group WSUS doesn't have waits in Unassigned Computers until the group is created.</w:t>
+        <w:t xml:space="preserve">On SBD-WSUS01, create the four ring groups — Ring 1 - Pilot, Ring 2 - Workstations, Ring 3 - Member servers and Ring 4 - Tier 0 — and Ring 3 - Audit archive for SBD-AUDIT01 alone, and set the Computers option to Use Group Policy or registry settings on computers. The groups must exist first: a computer whose policy names a group WSUS doesn't have waits in Unassigned Computers until the group is created.</w:t>
       </w:r>
     </w:p>
     <w:p>
@@ -4392,7 +4398,7 @@
           <w:sz w:val="21"/>
           <w:szCs w:val="21"/>
         </w:rPr>
-        <w:t xml:space="preserve">From AdminJumpBox01, create one GPO per ring around the same core: Specify intranet Microsoft update service location, with https://SBD-WSUS01.sbd.test:8531 for both detection and statistics; Enable client-side targeting, with the ring's group name; and Do not connect to any Windows Update Internet locations, so no system keeps trying the public service. Leave Allow signed updates from an intranet Microsoft update service location disabled, so only Microsoft-signed updates install.</w:t>
+        <w:t xml:space="preserve">From AdminJumpBox01, create one GPO per ring, and one for Ring 3 - Audit archive, around the same core: Specify intranet Microsoft update service location, with https://SBD-WSUS01.sbd.test:8531 for both detection and statistics; Enable client-side targeting, with the ring's group name; and Do not connect to any Windows Update Internet locations, so no system keeps trying the public service. Leave Allow signed updates from an intranet Microsoft update service location disabled, so only Microsoft-signed updates install.</w:t>
       </w:r>
     </w:p>
     <w:p>
@@ -4411,7 +4417,7 @@
           <w:sz w:val="21"/>
           <w:szCs w:val="21"/>
         </w:rPr>
-        <w:t xml:space="preserve">Set each ring's install behaviour in Configure Automatic Updates: option 4, download and schedule the install, at a time that suits the ring's work for Rings 1 to 3, and option 7 — download, then notify to install and to restart, a Windows Server option — for Ring 4, so a domain controller installs only when a Tier 0 operator starts it. Deadlines go on the approvals (two days for Ring 1 and five for Rings 2 and 3 in this sample): at a deadline the update installs whatever the client's own schedule says. Ring 4's approvals carry none.</w:t>
+        <w:t xml:space="preserve">Set each ring's install behaviour in Configure Automatic Updates: option 4, download and schedule the install, at a time that suits the ring's work for Rings 1 to 3, and option 7 — download, then notify to install and to restart, a Windows Server option — for Ring 4, so a domain controller installs only when a Tier 0 operator starts it; Ring 3 - Audit archive uses option 7 too, so SBD-AUDIT01 installs only when its audit custodian starts it in a custodian session from SBD-ADMIN-SRV01. Deadlines go on the approvals (two days for Ring 1 and five for Rings 2 and 3 in this sample): at a deadline the update installs whatever the client's own schedule says. Ring 4's approvals carry none, and neither do Ring 3 - Audit archive's.</w:t>
       </w:r>
     </w:p>
     <w:p>
@@ -4430,7 +4436,7 @@
           <w:sz w:val="21"/>
           <w:szCs w:val="21"/>
         </w:rPr>
-        <w:t xml:space="preserve">Link the GPOs where the rings live: Ring 2 at the Workstations OU; Ring 3 at the Servers, Audit Servers and Admin Workstations OUs and at Admin Servers, filtered to SBD-ADMIN-SRV01; Ring 4 at the Domain Controllers and Tier 0 Servers OUs and at Admin Servers, filtered to AdminJumpBox01. Link Ring 1 above the ring GPO on the Workstations and Servers OUs (link order 1), security-filtered to a new SBD WSUS Pilot group holding SBD-PC01–SBD-PC03 and SBD-WSUS01, and restart those four so the membership reaches their Kerberos tickets.</w:t>
+        <w:t xml:space="preserve">Link the GPOs where the rings live: Ring 2 at the Workstations OU; Ring 3 at the Servers and Admin Workstations OUs and at Admin Servers, filtered to SBD-ADMIN-SRV01; Ring 3 - Audit archive at the Audit Servers OU; Ring 4 at the Domain Controllers and Tier 0 Servers OUs and at Admin Servers, filtered to AdminJumpBox01. Link Ring 1 above the ring GPO on the Workstations and Servers OUs (link order 1), security-filtered to a new SBD WSUS Pilot group holding SBD-PC01–SBD-PC03 and SBD-WSUS01, and restart those four so the membership reaches their Kerberos tickets.</w:t>
       </w:r>
     </w:p>
     <w:p>
@@ -4515,7 +4521,7 @@
           <w:sz w:val="18"/>
           <w:szCs w:val="18"/>
         </w:rPr>
-        <w:t xml:space="preserve">'Ring 1 - Pilot', 'Ring 2 - Workstations', 'Ring 3 - Member servers', 'Ring 4 - Tier 0' | ForEach-Object { [void]$wsus.CreateComputerTargetGroup($_) }</w:t>
+        <w:t xml:space="preserve">'Ring 1 - Pilot', 'Ring 2 - Workstations', 'Ring 3 - Member servers', 'Ring 3 - Audit archive', 'Ring 4 - Tier 0' | ForEach-Object { [void]$wsus.CreateComputerTargetGroup($_) }</w:t>
       </w:r>
     </w:p>
     <w:p>
@@ -4705,7 +4711,7 @@
           <w:sz w:val="20"/>
           <w:szCs w:val="20"/>
         </w:rPr>
-        <w:t xml:space="preserve">Four ring groups exist and WSUS uses client-side targeting; each ring's GPO is linked where its computers live, with the pilot filter and link order in place; one member of each ring shows SBD-WSUS01 and its ring in its policy values; every Windows computer sits in its ring's group; and Unassigned Computers is empty.</w:t>
+        <w:t xml:space="preserve">The four ring groups and Ring 3 - Audit archive exist and WSUS uses client-side targeting; each ring's GPO is linked where its computers live, with the pilot filter and link order in place; one member of each ring shows SBD-WSUS01 and its ring in its policy values; every Windows computer sits in its ring's group; and Unassigned Computers is empty.</w:t>
       </w:r>
     </w:p>
     <w:p>
@@ -4737,7 +4743,7 @@
           <w:sz w:val="21"/>
           <w:szCs w:val="21"/>
         </w:rPr>
-        <w:t xml:space="preserve">Evidence to keep: Keep the GPO reports with their links and security filtering, the pilot group's members, each ring's member list from SBD-WSUS01, the policy values from one member per ring, and the install-time and deadline table.</w:t>
+        <w:t xml:space="preserve">Evidence to keep: Keep the GPO reports with their links and security filtering, the pilot group's members, each ring's member list from SBD-WSUS01, the policy values from one member per ring, and the install-time and deadline table, with SBD-AUDIT01's custodian-started installs.</w:t>
       </w:r>
     </w:p>
     <w:tbl>
@@ -5284,7 +5290,7 @@
           <w:sz w:val="20"/>
           <w:szCs w:val="20"/>
         </w:rPr>
-        <w:t xml:space="preserve">Four groups, and computers file themselves in by Group Policy.  Rings 1–3 install on schedule and by deadline; Ring 4 waits for Tier 0.  An empty Unassigned Computers list: every machine has a ring.</w:t>
+        <w:t xml:space="preserve">A group per ring, plus SBD-AUDIT01's own, and computers file themselves in by Group Policy.  Rings 1–3 install on schedule and by deadline; Ring 4 waits for Tier 0, and SBD-AUDIT01 for its custodian.  An empty Unassigned Computers list: every machine has a ring.</w:t>
       </w:r>
     </w:p>
     <w:p>
@@ -5585,7 +5591,7 @@
           <w:sz w:val="21"/>
           <w:szCs w:val="21"/>
         </w:rPr>
-        <w:t xml:space="preserve">Approve the month's updates for Ring 1 only, with its deadline, and watch the pilots install and report. Before anything moves, check that the pilot PCs still sign in and apply policy and that SBD-WSUS01 still serves its clients; then approve Ring 2 and Ring 3 on the written soak times, recording for each promotion the numbers that justified it.</w:t>
+        <w:t xml:space="preserve">Approve the month's updates for Ring 1 only, with its deadline, and watch the pilots install and report. Before anything moves, check that the pilot PCs still sign in and apply policy and that SBD-WSUS01 still serves its clients; then approve Ring 2 and Ring 3 on the written soak times — Ring 3 - Audit archive with Ring 3, without a deadline — recording for each promotion the numbers that justified it. SBD-AUDIT01's audit custodian then starts its install in a custodian session from SBD-ADMIN-SRV01 and records it; ordinary Tier 1 operators don't install there.</w:t>
       </w:r>
     </w:p>
     <w:p>
@@ -5920,7 +5926,7 @@
           <w:sz w:val="20"/>
           <w:szCs w:val="20"/>
         </w:rPr>
-        <w:t xml:space="preserve">Each ring installed the month's updates in the written order with its promotion recorded, every Ring 4 approval names a Tier 0 account, both controllers were healthy between installs, no computer is failing or silent without an explanation, the spot checks agree with WSUS, SBD-WSUS01 has its first baseline with every open item classified, and the course's records are hashed.</w:t>
+        <w:t xml:space="preserve">Each ring installed the month's updates in the written order with its promotion recorded, SBD-AUDIT01's custodian installed its updates, every Ring 4 approval names a Tier 0 account, both controllers were healthy between installs, no computer is failing or silent without an explanation, the spot checks agree with WSUS, SBD-WSUS01 has its first baseline with every open item classified, and the course's records are hashed.</w:t>
       </w:r>
     </w:p>
     <w:p>
@@ -5952,7 +5958,7 @@
           <w:sz w:val="21"/>
           <w:szCs w:val="21"/>
         </w:rPr>
-        <w:t xml:space="preserve">Evidence to keep: Keep the per-ring approval and install timeline, the Ring 4 approval history and install record, the compliance and silent-computer reports, the spot checks, the cleanup output, the SCC results and STIG Viewer checklist with classified findings, the manifest, and the handoff note to course 1.15.</w:t>
+        <w:t xml:space="preserve">Evidence to keep: Keep the per-ring approval and install timeline with the custodian's install record for SBD-AUDIT01, the Ring 4 approval history and install record, the compliance and silent-computer reports, the spot checks, the cleanup output, the SCC results and STIG Viewer checklist with classified findings, the manifest, and the handoff note to course 1.15.</w:t>
       </w:r>
     </w:p>
     <w:tbl>

--- a/public/training/patch-protect/SecureByDesign-patch-protect-Workbook.docx
+++ b/public/training/patch-protect/SecureByDesign-patch-protect-Workbook.docx
@@ -90,7 +90,7 @@
           <w:sz w:val="16"/>
           <w:szCs w:val="16"/>
         </w:rPr>
-        <w:t xml:space="preserve">COURSE 1.14    /    COMPANION WORKBOOK</w:t>
+        <w:t xml:space="preserve">COURSE 1.7    /    COMPANION WORKBOOK</w:t>
       </w:r>
     </w:p>
     <w:p>
@@ -150,7 +150,7 @@
           <w:sz w:val="16"/>
           <w:szCs w:val="16"/>
         </w:rPr>
-        <w:t xml:space="preserve">MATERIALS EDITION 2.0    /    COURSE 1.14</w:t>
+        <w:t xml:space="preserve">MATERIALS EDITION 2.0    /    COURSE 1.7</w:t>
       </w:r>
     </w:p>
     <w:p>
@@ -395,7 +395,7 @@
           <w:sz w:val="16"/>
           <w:szCs w:val="16"/>
         </w:rPr>
-        <w:t xml:space="preserve">COURSE 1.14 / PREREQUISITES</w:t>
+        <w:t xml:space="preserve">COURSE 1.7 / PREREQUISITES</w:t>
       </w:r>
     </w:p>
     <w:p>
@@ -428,7 +428,7 @@
           <w:sz w:val="21"/>
           <w:szCs w:val="21"/>
         </w:rPr>
-        <w:t xml:space="preserve">This course gives every Windows system one road for updates. SBD-WSUS01 never touches the internet: each month a WSUS server on the connected side synchronizes the same scope, and its metadata and update files cross on hashed media to be imported inside. Microsoft deprecated WSUS in September 2024 — it gets no new features — but it still ships in Windows Server and is supported for production use, with security and quality updates under the product lifecycle. Ring timings and dates are sample values for your patch owner to set. Linux packages already have their road, SBD-REPO01 (course 1.9); endpoint protection and credentialed scanning are coming soon, as courses 1.16 and 1.17, and nothing here depends on them.</w:t>
+        <w:t xml:space="preserve">This course gives every Windows system one road for updates. SBD-WSUS01 never touches the internet: each month a WSUS server on the connected side synchronizes the same scope, and its metadata and update files cross on hashed media to be imported inside. Microsoft deprecated WSUS in September 2024 — it gets no new features — but it still ships in Windows Server and is supported for production use, with security and quality updates under the product lifecycle. Ring timings and dates are sample values for your patch owner to set. Linux packages already have their road, SBD-REPO01 (course 1.2); endpoint protection and credentialed scanning are coming soon, as courses 1.9 and 1.10, and nothing here depends on them.</w:t>
       </w:r>
     </w:p>
     <w:p>
@@ -465,7 +465,7 @@
           <w:sz w:val="21"/>
           <w:szCs w:val="21"/>
         </w:rPr>
-        <w:t xml:space="preserve">Complete courses 1.1–1.13: the domain with its DNS and time design, the STIG baselines and hardening policies, the PKI, DHCP, the tiered administration seats, SBD-REPO01, the logging pipeline with SBD-AUDIT01, run by its audit custodian (course 1.11), and the fleet of SBD-PC01–SBD-PC50 with its three pilot machines.</w:t>
+        <w:t xml:space="preserve">Complete courses 1.1–1.6: the domain with its DNS and time design, the STIG baselines and hardening policies, the PKI, DHCP, the tiered administration seats, SBD-REPO01, the logging pipeline with SBD-AUDIT01, run by its audit custodian (course 1.4), and the fleet of SBD-PC01–SBD-PC50 with its three pilot machines.</w:t>
       </w:r>
     </w:p>
     <w:p>
@@ -503,7 +503,7 @@
           <w:sz w:val="21"/>
           <w:szCs w:val="21"/>
         </w:rPr>
-        <w:t xml:space="preserve">Outside the boundary, have an approved connected system that can run a second WSUS server with access to Microsoft Update, and the course 1.4 removable-media procedure for carrying its output across.</w:t>
+        <w:t xml:space="preserve">Outside the boundary, have an approved connected system that can run a second WSUS server with access to Microsoft Update, and the course 1.1 removable-media procedure for carrying its output across.</w:t>
       </w:r>
     </w:p>
     <w:p>
@@ -944,7 +944,7 @@
           <w:sz w:val="21"/>
           <w:szCs w:val="21"/>
         </w:rPr>
-        <w:t xml:space="preserve">Write the Windows update rule — the network's one-source-per-type rule, applied to Windows: every Windows system takes updates only from SBD-WSUS01, and anything else is a documented exception. SBD-ROOTCA01 is the standing one: it has no network, so any update it takes is carried by hand at its next ceremony and recorded. Linux packages already have their one source, SBD-REPO01 (course 1.9); protection and scanner content are outside this course.</w:t>
+        <w:t xml:space="preserve">Write the Windows update rule — the network's one-source-per-type rule, applied to Windows: every Windows system takes updates only from SBD-WSUS01, and anything else is a documented exception. SBD-ROOTCA01 is the standing one: it has no network, so any update it takes is carried by hand at its next ceremony and recorded. Linux packages already have their one source, SBD-REPO01 (course 1.2); protection and scanner content are outside this course.</w:t>
       </w:r>
     </w:p>
     <w:p>
@@ -963,7 +963,7 @@
           <w:sz w:val="21"/>
           <w:szCs w:val="21"/>
         </w:rPr>
-        <w:t xml:space="preserve">Place every Windows system in one of four rings, in the order rule F06 names. Ring 1, the pilot: the three course 1.13 pilot PCs (SBD-PC01–SBD-PC03) and SBD-WSUS01 itself, the first server to take each server update and one whose loss stops only patching. Ring 2: the other 47 workstations. Ring 3: the member servers and the Tier 1 and Tier 2 seats — SBD-ADMIN-SRV01 and its SBD-ADMIN-PC01 virtual machine — so the seats that would fix a broken workstation update still run the proven one. SBD-AUDIT01 takes Ring 3's updates at Ring 3's time but in a computer group of its own, Ring 3 - Audit archive: they download only, and its audit custodian installs them, Ring 4-style, because the custodian alone administers that server (course 1.11) — never ordinary Tier 1 operators.</w:t>
+        <w:t xml:space="preserve">Place every Windows system in one of four rings, in the order rule F06 names. Ring 1, the pilot: the three course 1.6 pilot PCs (SBD-PC01–SBD-PC03) and SBD-WSUS01 itself, the first server to take each server update and one whose loss stops only patching. Ring 2: the other 47 workstations. Ring 3: the member servers and the Tier 1 and Tier 2 seats — SBD-ADMIN-SRV01 and its SBD-ADMIN-PC01 virtual machine — so the seats that would fix a broken workstation update still run the proven one. SBD-AUDIT01 takes Ring 3's updates at Ring 3's time but in a computer group of its own, Ring 3 - Audit archive: they download only, and its audit custodian installs them, Ring 4-style, because the custodian alone administers that server (course 1.4) — never ordinary Tier 1 operators.</w:t>
       </w:r>
     </w:p>
     <w:p>
@@ -1020,7 +1020,7 @@
           <w:sz w:val="21"/>
           <w:szCs w:val="21"/>
         </w:rPr>
-        <w:t xml:space="preserve">Set the crossing cadence: one crossing a month, after Microsoft's monthly security release on the second Tuesday, through the course 1.4 media procedure and on the same run as SBD-REPO01's monthly snapshot (course 1.9) — one custody record, one approval. An urgent out-of-band fix gets an expedited crossing on the same procedure, with shorter soak times the owner approves in writing.</w:t>
+        <w:t xml:space="preserve">Set the crossing cadence: one crossing a month, after Microsoft's monthly security release on the second Tuesday, through the course 1.1 media procedure and on the same run as SBD-REPO01's monthly snapshot (course 1.2) — one custody record, one approval. An urgent out-of-band fix gets an expedited crossing on the same procedure, with shorter soak times the owner approves in writing.</w:t>
       </w:r>
     </w:p>
     <w:p>
@@ -2018,7 +2018,7 @@
           <w:sz w:val="21"/>
           <w:szCs w:val="21"/>
         </w:rPr>
-        <w:t xml:space="preserve">Build SBD-WSUS01 as a Windows Server virtual machine at 10.0.20.30 on VLAN 20, with a separate data volume for the update files (D: in this sample), both domain controllers for DNS, and the hypervisor's time synchronization turned off, so it takes time from the domain hierarchy (course 1.3). Join it straight into the Servers OU, so course 1.5's member-server STIG policies, course 1.8's tier logon policies and course 1.10's enrolling GPO, linked to the Servers OU when course 1.10 enrolled SBD-DHCP01, apply from its first boot; confirm with w32tm /query /source that it takes time from a domain controller.</w:t>
+        <w:t xml:space="preserve">Build SBD-WSUS01 as a Windows Server virtual machine at 10.0.20.30 on VLAN 20, with a separate data volume for the update files (D: in this sample), both domain controllers for DNS, and the hypervisor's time synchronization turned off, so it takes time from the domain hierarchy (course 1.1). Join it straight into the Servers OU, so course 1.1's member-server STIG policies, course 1.1's tier logon policies and course 1.3's enrolling GPO, linked to the Servers OU when course 1.3 enrolled SBD-DHCP01, apply from its first boot; confirm with w32tm /query /source that it takes time from a domain controller.</w:t>
       </w:r>
     </w:p>
     <w:p>
@@ -2094,7 +2094,7 @@
           <w:sz w:val="21"/>
           <w:szCs w:val="21"/>
         </w:rPr>
-        <w:t xml:space="preserve">Protect the metadata: add SBD-WSUS01 to the SBD TLS Servers group, then request an SBD Server Authentication certificate (course 1.6) for SBD-WSUS01.sbd.test, bind it to the WSUS Administration site's HTTPS port 8531, require TLS on the five web services Microsoft lists (APIRemoting30, ClientWebService, DSSAuthWebService, ServerSyncWebService and SimpleAuthWebService), and run wsusutil configuressl. Update files stay on HTTP 8530, as F06 says: each one is signed, and its hash reaches the client inside the TLS-protected metadata, so a changed file is refused.</w:t>
+        <w:t xml:space="preserve">Protect the metadata: add SBD-WSUS01 to the SBD TLS Servers group, then request an SBD Server Authentication certificate (course 1.1) for SBD-WSUS01.sbd.test, bind it to the WSUS Administration site's HTTPS port 8531, require TLS on the five web services Microsoft lists (APIRemoting30, ClientWebService, DSSAuthWebService, ServerSyncWebService and SimpleAuthWebService), and run wsusutil configuressl. Update files stay on HTTP 8530, as F06 says: each one is signed, and its hash reaches the client inside the TLS-protected metadata, so a changed file is refused.</w:t>
       </w:r>
     </w:p>
     <w:p>
@@ -2113,7 +2113,7 @@
           <w:sz w:val="21"/>
           <w:szCs w:val="21"/>
         </w:rPr>
-        <w:t xml:space="preserve">Hold the administration to the tier model: scope the 8530 and 8531 inbound rules to the VLANs that hold F06's Windows systems, install the WSUS console on SBD-ADMIN-SRV01 and AdminJumpBox01, and keep WSUS Administrators to the named patch operators and the Tier 0 task accounts that run Ring 4. From AdminJumpBox01, add SBD-WSUS01 to SBD Tier 0 Console Hosts (course 1.8's recorded network-logon exception for this console) and to SBD Event Sources (course 1.10), and restart it once the collector's WinRM scope includes 10.0.20.30 (F17). WSUS can't limit an administrator to some computer groups, so Ring 4's Tier 0 rule — like the audit custodian's separation for SBD-AUDIT01 — is a written procedure, not a technical boundary. Write the Ring 4 procedure — Ring 4 is approved and installed only by Tier 0 accounts from AdminJumpBox01, and every Ring 4 approval is checked by name before a controller installs (lesson 5) — and record in the exception record the residual risk that a Tier 1 operator could still approve for Ring 4, with the target that closes it: moving SBD-WSUS01 to Tier 0, administered only from AdminJumpBox01. Until then SBD-WSUS01 stays Tier 1.</w:t>
+        <w:t xml:space="preserve">Hold the administration to the tier model: scope the 8530 and 8531 inbound rules to the VLANs that hold F06's Windows systems, install the WSUS console on SBD-ADMIN-SRV01 and AdminJumpBox01, and keep WSUS Administrators to the named patch operators and the Tier 0 task accounts that run Ring 4. From AdminJumpBox01, add SBD-WSUS01 to SBD Tier 0 Console Hosts (course 1.1's recorded network-logon exception for this console) and to SBD Event Sources (course 1.3), and restart it once the collector's WinRM scope includes 10.0.20.30 (F17). WSUS can't limit an administrator to some computer groups, so Ring 4's Tier 0 rule — like the audit custodian's separation for SBD-AUDIT01 — is a written procedure, not a technical boundary. Write the Ring 4 procedure — Ring 4 is approved and installed only by Tier 0 accounts from AdminJumpBox01, and every Ring 4 approval is checked by name before a controller installs (lesson 5) — and record in the exception record the residual risk that a Tier 1 operator could still approve for Ring 4, with the target that closes it: moving SBD-WSUS01 to Tier 0, administered only from AdminJumpBox01. Until then SBD-WSUS01 stays Tier 1.</w:t>
       </w:r>
     </w:p>
     <w:p>
@@ -3270,7 +3270,7 @@
           <w:sz w:val="21"/>
           <w:szCs w:val="21"/>
         </w:rPr>
-        <w:t xml:space="preserve">Hash the package and every file into connected-side-hashes.csv, which travels with the media, and carry the set under the course 1.4 media procedure with its custody record, on the run that also carries SBD-REPO01's snapshot. Declining an update doesn't stop it from being exported, so the export server's scope is the real limit on what crosses.</w:t>
+        <w:t xml:space="preserve">Hash the package and every file into connected-side-hashes.csv, which travels with the media, and carry the set under the course 1.1 media procedure with its custody record, on the run that also carries SBD-REPO01's snapshot. Declining an update doesn't stop it from being exported, so the export server's scope is the real limit on what crosses.</w:t>
       </w:r>
     </w:p>
     <w:p>
@@ -5554,7 +5554,7 @@
           <w:sz w:val="21"/>
           <w:szCs w:val="21"/>
         </w:rPr>
-        <w:t xml:space="preserve">Baseline SBD-WSUS01 and hand the course's records to course 1.15.</w:t>
+        <w:t xml:space="preserve">Baseline SBD-WSUS01 and hand the course's records to course 1.8.</w:t>
       </w:r>
     </w:p>
     <w:p>
@@ -5667,7 +5667,7 @@
           <w:sz w:val="21"/>
           <w:szCs w:val="21"/>
         </w:rPr>
-        <w:t xml:space="preserve">Close the cycle once every ring has installed: Invoke-WsusServerCleanup declines superseded updates that nothing still needs and expired ones, and removes unneeded files and computers silent for 30 days. Then take SBD-WSUS01's first SCAP baseline with course 1.4's SCC and benchmark versions, run locally in a Tier 1 session from SBD-ADMIN-SRV01, answer the IIS server and site STIG items for the WSUS web site in a STIG Viewer checklist (staged across the air gap as in course 1.4), and classify every open item as course 1.4 taught — update files on HTTP 8530 are a deviation candidate, justified by signed files whose hashes travel in TLS-protected metadata.</w:t>
+        <w:t xml:space="preserve">Close the cycle once every ring has installed: Invoke-WsusServerCleanup declines superseded updates that nothing still needs and expired ones, and removes unneeded files and computers silent for 30 days. Then take SBD-WSUS01's first SCAP baseline with course 1.1's SCC and benchmark versions, run locally in a Tier 1 session from SBD-ADMIN-SRV01, answer the IIS server and site STIG items for the WSUS web site in a STIG Viewer checklist (staged across the air gap as in course 1.1), and classify every open item as course 1.1 taught — update files on HTTP 8530 are a deviation candidate, justified by signed files whose hashes travel in TLS-protected metadata.</w:t>
       </w:r>
     </w:p>
     <w:p>
@@ -5686,7 +5686,7 @@
           <w:sz w:val="21"/>
           <w:szCs w:val="21"/>
         </w:rPr>
-        <w:t xml:space="preserve">Hand off to course 1.15: the ring table, WSUS's computer list and this cycle's compliance report become inventory sources, the crossing calendar sets when its reconciliation runs, and SBD-MGMT01 joins Ring 3 simply by landing in the Servers OU. Collect the course's records into C:\Evidence\patch-protect on SBD-ADMIN-SRV01 and hash them into a manifest.</w:t>
+        <w:t xml:space="preserve">Hand off to course 1.8: the ring table, WSUS's computer list and this cycle's compliance report become inventory sources, the crossing calendar sets when its reconciliation runs, and SBD-MGMT01 joins Ring 3 simply by landing in the Servers OU. Collect the course's records into C:\Evidence\patch-protect on SBD-ADMIN-SRV01 and hash them into a manifest.</w:t>
       </w:r>
     </w:p>
     <w:p>
@@ -5958,7 +5958,7 @@
           <w:sz w:val="21"/>
           <w:szCs w:val="21"/>
         </w:rPr>
-        <w:t xml:space="preserve">Evidence to keep: Keep the per-ring approval and install timeline with the custodian's install record for SBD-AUDIT01, the Ring 4 approval history and install record, the compliance and silent-computer reports, the spot checks, the cleanup output, the SCC results and STIG Viewer checklist with classified findings, the manifest, and the handoff note to course 1.15.</w:t>
+        <w:t xml:space="preserve">Evidence to keep: Keep the per-ring approval and install timeline with the custodian's install record for SBD-AUDIT01, the Ring 4 approval history and install record, the compliance and silent-computer reports, the spot checks, the cleanup output, the SCC results and STIG Viewer checklist with classified findings, the manifest, and the handoff note to course 1.8.</w:t>
       </w:r>
     </w:p>
     <w:tbl>
@@ -6662,7 +6662,7 @@
           <w:sz w:val="16"/>
           <w:szCs w:val="16"/>
         </w:rPr>
-        <w:t xml:space="preserve">COURSE 1.14 / CLOSE OUT</w:t>
+        <w:t xml:space="preserve">COURSE 1.7 / CLOSE OUT</w:t>
       </w:r>
     </w:p>
     <w:p>
@@ -7363,7 +7363,7 @@
           <w:sz w:val="21"/>
           <w:szCs w:val="21"/>
         </w:rPr>
-        <w:t xml:space="preserve">That completes course 1.14. Course 1.15 builds SBD-MGMT01 and the living inventory, with this course's WSUS records among its sources.</w:t>
+        <w:t xml:space="preserve">That completes course 1.7. Course 1.8 builds SBD-MGMT01 and the living inventory, with this course's WSUS records among its sources.</w:t>
       </w:r>
     </w:p>
     <w:p>
@@ -7461,7 +7461,7 @@
         <w:sz w:val="15"/>
         <w:szCs w:val="15"/>
       </w:rPr>
-      <w:t xml:space="preserve">© 2026 Secure By Design Team LLC.   Course 1.14 · Materials edition 2.0     </w:t>
+      <w:t xml:space="preserve">© 2026 Secure By Design Team LLC.   Course 1.7 · Materials edition 2.0     </w:t>
     </w:r>
     <w:r>
       <w:rPr>

--- a/public/training/patch-protect/SecureByDesign-patch-protect-Workbook.docx
+++ b/public/training/patch-protect/SecureByDesign-patch-protect-Workbook.docx
@@ -2018,7 +2018,7 @@
           <w:sz w:val="21"/>
           <w:szCs w:val="21"/>
         </w:rPr>
-        <w:t xml:space="preserve">Build SBD-WSUS01 as a Windows Server virtual machine at 10.0.20.30 on VLAN 20, with a separate data volume for the update files (D: in this sample), both domain controllers for DNS, and the hypervisor's time synchronization turned off, so it takes time from the domain hierarchy (course 1.1). Join it straight into the Servers OU, so course 1.1's member-server STIG policies, course 1.1's tier logon policies and course 1.3's enrolling GPO, linked to the Servers OU when course 1.3 enrolled SBD-DHCP01, apply from its first boot; confirm with w32tm /query /source that it takes time from a domain controller.</w:t>
+        <w:t xml:space="preserve">Build SBD-WSUS01 as a Windows Server virtual machine at 10.0.20.30 on VLAN 20, with a separate data volume for the update files (D: in this sample), both domain controllers for DNS, and the hypervisor's time synchronization turned off, so it takes time from the domain hierarchy (course 1.1, part 3). Join it straight into the Servers OU, so part 5's member-server STIG policies, part 8's tier logon policies and course 1.3's enrolling GPO, linked to the Servers OU when course 1.3 enrolled SBD-DHCP01, apply from its first boot; confirm with w32tm /query /source that it takes time from a domain controller.</w:t>
       </w:r>
     </w:p>
     <w:p>
@@ -2094,7 +2094,7 @@
           <w:sz w:val="21"/>
           <w:szCs w:val="21"/>
         </w:rPr>
-        <w:t xml:space="preserve">Protect the metadata: add SBD-WSUS01 to the SBD TLS Servers group, then request an SBD Server Authentication certificate (course 1.1) for SBD-WSUS01.sbd.test, bind it to the WSUS Administration site's HTTPS port 8531, require TLS on the five web services Microsoft lists (APIRemoting30, ClientWebService, DSSAuthWebService, ServerSyncWebService and SimpleAuthWebService), and run wsusutil configuressl. Update files stay on HTTP 8530, as F06 says: each one is signed, and its hash reaches the client inside the TLS-protected metadata, so a changed file is refused.</w:t>
+        <w:t xml:space="preserve">Protect the metadata: add SBD-WSUS01 to the SBD TLS Servers group, then request an SBD Server Authentication certificate (course 1.1, part 6) for SBD-WSUS01.sbd.test, bind it to the WSUS Administration site's HTTPS port 8531, require TLS on the five web services Microsoft lists (APIRemoting30, ClientWebService, DSSAuthWebService, ServerSyncWebService and SimpleAuthWebService), and run wsusutil configuressl. Update files stay on HTTP 8530, as F06 says: each one is signed, and its hash reaches the client inside the TLS-protected metadata, so a changed file is refused.</w:t>
       </w:r>
     </w:p>
     <w:p>
@@ -5667,7 +5667,7 @@
           <w:sz w:val="21"/>
           <w:szCs w:val="21"/>
         </w:rPr>
-        <w:t xml:space="preserve">Close the cycle once every ring has installed: Invoke-WsusServerCleanup declines superseded updates that nothing still needs and expired ones, and removes unneeded files and computers silent for 30 days. Then take SBD-WSUS01's first SCAP baseline with course 1.1's SCC and benchmark versions, run locally in a Tier 1 session from SBD-ADMIN-SRV01, answer the IIS server and site STIG items for the WSUS web site in a STIG Viewer checklist (staged across the air gap as in course 1.1), and classify every open item as course 1.1 taught — update files on HTTP 8530 are a deviation candidate, justified by signed files whose hashes travel in TLS-protected metadata.</w:t>
+        <w:t xml:space="preserve">Close the cycle once every ring has installed: Invoke-WsusServerCleanup declines superseded updates that nothing still needs and expired ones, and removes unneeded files and computers silent for 30 days. Then take SBD-WSUS01's first SCAP baseline with course 1.1's SCC and benchmark versions, run locally in a Tier 1 session from SBD-ADMIN-SRV01, answer the IIS server and site STIG items for the WSUS web site in a STIG Viewer checklist (staged across the air gap as in part 4), and classify every open item as part 4 taught — update files on HTTP 8530 are a deviation candidate, justified by signed files whose hashes travel in TLS-protected metadata.</w:t>
       </w:r>
     </w:p>
     <w:p>

--- a/public/training/patch-protect/SecureByDesign-patch-protect-Workbook.docx
+++ b/public/training/patch-protect/SecureByDesign-patch-protect-Workbook.docx
@@ -1062,6 +1062,94 @@
     </w:p>
     <w:p>
       <w:pPr>
+        <w:pBdr>
+          <w:left w:val="single" w:color="20647C" w:sz="18" w:space="8"/>
+        </w:pBdr>
+        <w:shd w:fill="F1F7FA" w:color="auto" w:val="clear"/>
+        <w:spacing w:after="160" w:before="120" w:line="288" w:lineRule="auto"/>
+        <w:ind w:left="160" w:right="160"/>
+      </w:pPr>
+      <w:r>
+        <w:rPr>
+          <w:rFonts w:ascii="Arial" w:cs="Arial" w:eastAsia="Arial" w:hAnsi="Arial"/>
+          <w:b/>
+          <w:bCs/>
+          <w:color w:val="20647C"/>
+          <w:sz w:val="17"/>
+          <w:szCs w:val="17"/>
+        </w:rPr>
+        <w:t xml:space="preserve">CHECK IT IN THE CONSOLE  </w:t>
+      </w:r>
+      <w:r>
+        <w:rPr>
+          <w:rFonts w:ascii="Arial" w:cs="Arial" w:eastAsia="Arial" w:hAnsi="Arial"/>
+          <w:color w:val="193448"/>
+          <w:sz w:val="20"/>
+          <w:szCs w:val="20"/>
+        </w:rPr>
+        <w:t xml:space="preserve">Active Directory Users and Computers (dsa.msc)</w:t>
+      </w:r>
+    </w:p>
+    <w:p>
+      <w:pPr>
+        <w:spacing w:after="160" w:before="0" w:line="288" w:lineRule="auto"/>
+      </w:pPr>
+      <w:r>
+        <w:rPr>
+          <w:rFonts w:ascii="Arial" w:cs="Arial" w:eastAsia="Arial" w:hAnsi="Arial"/>
+          <w:color w:val="526B7E"/>
+          <w:sz w:val="21"/>
+          <w:szCs w:val="21"/>
+        </w:rPr>
+        <w:t xml:space="preserve">1. Find &gt; Computers, Operating system Windows*: every Windows computer object, by OU, matches the ring table.</w:t>
+      </w:r>
+    </w:p>
+    <w:p>
+      <w:pPr>
+        <w:pBdr>
+          <w:left w:val="single" w:color="20647C" w:sz="18" w:space="8"/>
+        </w:pBdr>
+        <w:shd w:fill="F1F7FA" w:color="auto" w:val="clear"/>
+        <w:spacing w:after="160" w:before="120" w:line="288" w:lineRule="auto"/>
+        <w:ind w:left="160" w:right="160"/>
+      </w:pPr>
+      <w:r>
+        <w:rPr>
+          <w:rFonts w:ascii="Arial" w:cs="Arial" w:eastAsia="Arial" w:hAnsi="Arial"/>
+          <w:b/>
+          <w:bCs/>
+          <w:color w:val="20647C"/>
+          <w:sz w:val="17"/>
+          <w:szCs w:val="17"/>
+        </w:rPr>
+        <w:t xml:space="preserve">STAYS A COMMAND  </w:t>
+      </w:r>
+      <w:r>
+        <w:rPr>
+          <w:rFonts w:ascii="Arial" w:cs="Arial" w:eastAsia="Arial" w:hAnsi="Arial"/>
+          <w:color w:val="193448"/>
+          <w:sz w:val="20"/>
+          <w:szCs w:val="20"/>
+        </w:rPr>
+        <w:t xml:space="preserve">Building the ring table file stays a command.</w:t>
+      </w:r>
+    </w:p>
+    <w:p>
+      <w:pPr>
+        <w:spacing w:after="160" w:before="0" w:line="288" w:lineRule="auto"/>
+      </w:pPr>
+      <w:r>
+        <w:rPr>
+          <w:rFonts w:ascii="Arial" w:cs="Arial" w:eastAsia="Arial" w:hAnsi="Arial"/>
+          <w:color w:val="526B7E"/>
+          <w:sz w:val="21"/>
+          <w:szCs w:val="21"/>
+        </w:rPr>
+        <w:t xml:space="preserve">Command-line route (optional):</w:t>
+      </w:r>
+    </w:p>
+    <w:p>
+      <w:pPr>
         <w:shd w:fill="F1F7FA" w:color="auto" w:val="clear"/>
         <w:spacing w:after="0" w:before="0" w:line="252" w:lineRule="auto"/>
         <w:ind w:left="160" w:right="160"/>
@@ -2136,6 +2224,196 @@
     </w:p>
     <w:p>
       <w:pPr>
+        <w:pBdr>
+          <w:left w:val="single" w:color="20647C" w:sz="18" w:space="8"/>
+        </w:pBdr>
+        <w:shd w:fill="F1F7FA" w:color="auto" w:val="clear"/>
+        <w:spacing w:after="160" w:before="120" w:line="288" w:lineRule="auto"/>
+        <w:ind w:left="160" w:right="160"/>
+      </w:pPr>
+      <w:r>
+        <w:rPr>
+          <w:rFonts w:ascii="Arial" w:cs="Arial" w:eastAsia="Arial" w:hAnsi="Arial"/>
+          <w:b/>
+          <w:bCs/>
+          <w:color w:val="20647C"/>
+          <w:sz w:val="17"/>
+          <w:szCs w:val="17"/>
+        </w:rPr>
+        <w:t xml:space="preserve">CHECK IT IN THE CONSOLE  </w:t>
+      </w:r>
+      <w:r>
+        <w:rPr>
+          <w:rFonts w:ascii="Arial" w:cs="Arial" w:eastAsia="Arial" w:hAnsi="Arial"/>
+          <w:color w:val="193448"/>
+          <w:sz w:val="20"/>
+          <w:szCs w:val="20"/>
+        </w:rPr>
+        <w:t xml:space="preserve">Event Viewer (eventvwr.msc)</w:t>
+      </w:r>
+    </w:p>
+    <w:p>
+      <w:pPr>
+        <w:spacing w:after="160" w:before="0" w:line="288" w:lineRule="auto"/>
+      </w:pPr>
+      <w:r>
+        <w:rPr>
+          <w:rFonts w:ascii="Arial" w:cs="Arial" w:eastAsia="Arial" w:hAnsi="Arial"/>
+          <w:color w:val="526B7E"/>
+          <w:sz w:val="21"/>
+          <w:szCs w:val="21"/>
+        </w:rPr>
+        <w:t xml:space="preserve">1. Windows Logs &gt; System &gt; Filter Current Log: Event sources Time-Service. Read the newest event 35 or 37: it names the time source this system uses.</w:t>
+      </w:r>
+    </w:p>
+    <w:p>
+      <w:pPr>
+        <w:pBdr>
+          <w:left w:val="single" w:color="20647C" w:sz="18" w:space="8"/>
+        </w:pBdr>
+        <w:shd w:fill="F1F7FA" w:color="auto" w:val="clear"/>
+        <w:spacing w:after="160" w:before="120" w:line="288" w:lineRule="auto"/>
+        <w:ind w:left="160" w:right="160"/>
+      </w:pPr>
+      <w:r>
+        <w:rPr>
+          <w:rFonts w:ascii="Arial" w:cs="Arial" w:eastAsia="Arial" w:hAnsi="Arial"/>
+          <w:b/>
+          <w:bCs/>
+          <w:color w:val="20647C"/>
+          <w:sz w:val="17"/>
+          <w:szCs w:val="17"/>
+        </w:rPr>
+        <w:t xml:space="preserve">THEN, IN  </w:t>
+      </w:r>
+      <w:r>
+        <w:rPr>
+          <w:rFonts w:ascii="Arial" w:cs="Arial" w:eastAsia="Arial" w:hAnsi="Arial"/>
+          <w:color w:val="193448"/>
+          <w:sz w:val="20"/>
+          <w:szCs w:val="20"/>
+        </w:rPr>
+        <w:t xml:space="preserve">Active Directory Users and Computers (dsa.msc)</w:t>
+      </w:r>
+    </w:p>
+    <w:p>
+      <w:pPr>
+        <w:spacing w:after="160" w:before="0" w:line="288" w:lineRule="auto"/>
+      </w:pPr>
+      <w:r>
+        <w:rPr>
+          <w:rFonts w:ascii="Arial" w:cs="Arial" w:eastAsia="Arial" w:hAnsi="Arial"/>
+          <w:color w:val="526B7E"/>
+          <w:sz w:val="21"/>
+          <w:szCs w:val="21"/>
+        </w:rPr>
+        <w:t xml:space="preserve">1. Servers: SBD-WSUS01.</w:t>
+      </w:r>
+    </w:p>
+    <w:p>
+      <w:pPr>
+        <w:pBdr>
+          <w:left w:val="single" w:color="20647C" w:sz="18" w:space="8"/>
+        </w:pBdr>
+        <w:shd w:fill="F1F7FA" w:color="auto" w:val="clear"/>
+        <w:spacing w:after="160" w:before="120" w:line="288" w:lineRule="auto"/>
+        <w:ind w:left="160" w:right="160"/>
+      </w:pPr>
+      <w:r>
+        <w:rPr>
+          <w:rFonts w:ascii="Arial" w:cs="Arial" w:eastAsia="Arial" w:hAnsi="Arial"/>
+          <w:b/>
+          <w:bCs/>
+          <w:color w:val="20647C"/>
+          <w:sz w:val="17"/>
+          <w:szCs w:val="17"/>
+        </w:rPr>
+        <w:t xml:space="preserve">THEN, IN  </w:t>
+      </w:r>
+      <w:r>
+        <w:rPr>
+          <w:rFonts w:ascii="Arial" w:cs="Arial" w:eastAsia="Arial" w:hAnsi="Arial"/>
+          <w:color w:val="193448"/>
+          <w:sz w:val="20"/>
+          <w:szCs w:val="20"/>
+        </w:rPr>
+        <w:t xml:space="preserve">Update Services (WSUS console)</w:t>
+      </w:r>
+    </w:p>
+    <w:p>
+      <w:pPr>
+        <w:spacing w:after="160" w:before="0" w:line="288" w:lineRule="auto"/>
+      </w:pPr>
+      <w:r>
+        <w:rPr>
+          <w:rFonts w:ascii="Arial" w:cs="Arial" w:eastAsia="Arial" w:hAnsi="Arial"/>
+          <w:color w:val="526B7E"/>
+          <w:sz w:val="21"/>
+          <w:szCs w:val="21"/>
+        </w:rPr>
+        <w:t xml:space="preserve">1. Options &gt; Update Files and Languages: store files locally; Products and Classifications: the planned products.</w:t>
+      </w:r>
+    </w:p>
+    <w:p>
+      <w:pPr>
+        <w:spacing w:after="160" w:before="0" w:line="288" w:lineRule="auto"/>
+      </w:pPr>
+      <w:r>
+        <w:rPr>
+          <w:rFonts w:ascii="Arial" w:cs="Arial" w:eastAsia="Arial" w:hAnsi="Arial"/>
+          <w:color w:val="526B7E"/>
+          <w:sz w:val="21"/>
+          <w:szCs w:val="21"/>
+        </w:rPr>
+        <w:t xml:space="preserve">2. The server node: the database is the Windows Internal Database.</w:t>
+      </w:r>
+    </w:p>
+    <w:p>
+      <w:pPr>
+        <w:pBdr>
+          <w:left w:val="single" w:color="20647C" w:sz="18" w:space="8"/>
+        </w:pBdr>
+        <w:shd w:fill="F1F7FA" w:color="auto" w:val="clear"/>
+        <w:spacing w:after="160" w:before="120" w:line="288" w:lineRule="auto"/>
+        <w:ind w:left="160" w:right="160"/>
+      </w:pPr>
+      <w:r>
+        <w:rPr>
+          <w:rFonts w:ascii="Arial" w:cs="Arial" w:eastAsia="Arial" w:hAnsi="Arial"/>
+          <w:b/>
+          <w:bCs/>
+          <w:color w:val="20647C"/>
+          <w:sz w:val="17"/>
+          <w:szCs w:val="17"/>
+        </w:rPr>
+        <w:t xml:space="preserve">STAYS A COMMAND  </w:t>
+      </w:r>
+      <w:r>
+        <w:rPr>
+          <w:rFonts w:ascii="Arial" w:cs="Arial" w:eastAsia="Arial" w:hAnsi="Arial"/>
+          <w:color w:val="193448"/>
+          <w:sz w:val="20"/>
+          <w:szCs w:val="20"/>
+        </w:rPr>
+        <w:t xml:space="preserve">Installing the role and running wsusutil postinstall stay the lesson's changes.</w:t>
+      </w:r>
+    </w:p>
+    <w:p>
+      <w:pPr>
+        <w:spacing w:after="160" w:before="0" w:line="288" w:lineRule="auto"/>
+      </w:pPr>
+      <w:r>
+        <w:rPr>
+          <w:rFonts w:ascii="Arial" w:cs="Arial" w:eastAsia="Arial" w:hAnsi="Arial"/>
+          <w:color w:val="526B7E"/>
+          <w:sz w:val="21"/>
+          <w:szCs w:val="21"/>
+        </w:rPr>
+        <w:t xml:space="preserve">Command-line route (optional):</w:t>
+      </w:r>
+    </w:p>
+    <w:p>
+      <w:pPr>
         <w:shd w:fill="F1F7FA" w:color="auto" w:val="clear"/>
         <w:spacing w:after="0" w:before="0" w:line="252" w:lineRule="auto"/>
         <w:ind w:left="160" w:right="160"/>
@@ -3523,6 +3801,36 @@
           <w:sz w:val="17"/>
           <w:szCs w:val="17"/>
         </w:rPr>
+        <w:t xml:space="preserve">WHY THIS STAYS A COMMAND  </w:t>
+      </w:r>
+      <w:r>
+        <w:rPr>
+          <w:rFonts w:ascii="Arial" w:cs="Arial" w:eastAsia="Arial" w:hAnsi="Arial"/>
+          <w:color w:val="193448"/>
+          <w:sz w:val="20"/>
+          <w:szCs w:val="20"/>
+        </w:rPr>
+        <w:t xml:space="preserve">WSUS has no console for export and import; wsusutil export and import, and the hash comparison, stay commands.</w:t>
+      </w:r>
+    </w:p>
+    <w:p>
+      <w:pPr>
+        <w:pBdr>
+          <w:left w:val="single" w:color="20647C" w:sz="18" w:space="8"/>
+        </w:pBdr>
+        <w:shd w:fill="F1F7FA" w:color="auto" w:val="clear"/>
+        <w:spacing w:after="160" w:before="120" w:line="288" w:lineRule="auto"/>
+        <w:ind w:left="160" w:right="160"/>
+      </w:pPr>
+      <w:r>
+        <w:rPr>
+          <w:rFonts w:ascii="Arial" w:cs="Arial" w:eastAsia="Arial" w:hAnsi="Arial"/>
+          <w:b/>
+          <w:bCs/>
+          <w:color w:val="20647C"/>
+          <w:sz w:val="17"/>
+          <w:szCs w:val="17"/>
+        </w:rPr>
         <w:t xml:space="preserve">WHAT SUCCESS LOOKS LIKE  </w:t>
       </w:r>
       <w:r>
@@ -4478,6 +4786,122 @@
     </w:p>
     <w:p>
       <w:pPr>
+        <w:pBdr>
+          <w:left w:val="single" w:color="20647C" w:sz="18" w:space="8"/>
+        </w:pBdr>
+        <w:shd w:fill="F1F7FA" w:color="auto" w:val="clear"/>
+        <w:spacing w:after="160" w:before="120" w:line="288" w:lineRule="auto"/>
+        <w:ind w:left="160" w:right="160"/>
+      </w:pPr>
+      <w:r>
+        <w:rPr>
+          <w:rFonts w:ascii="Arial" w:cs="Arial" w:eastAsia="Arial" w:hAnsi="Arial"/>
+          <w:b/>
+          <w:bCs/>
+          <w:color w:val="20647C"/>
+          <w:sz w:val="17"/>
+          <w:szCs w:val="17"/>
+        </w:rPr>
+        <w:t xml:space="preserve">CHECK IT IN THE CONSOLE  </w:t>
+      </w:r>
+      <w:r>
+        <w:rPr>
+          <w:rFonts w:ascii="Arial" w:cs="Arial" w:eastAsia="Arial" w:hAnsi="Arial"/>
+          <w:color w:val="193448"/>
+          <w:sz w:val="20"/>
+          <w:szCs w:val="20"/>
+        </w:rPr>
+        <w:t xml:space="preserve">Update Services (WSUS console)</w:t>
+      </w:r>
+    </w:p>
+    <w:p>
+      <w:pPr>
+        <w:spacing w:after="160" w:before="0" w:line="288" w:lineRule="auto"/>
+      </w:pPr>
+      <w:r>
+        <w:rPr>
+          <w:rFonts w:ascii="Arial" w:cs="Arial" w:eastAsia="Arial" w:hAnsi="Arial"/>
+          <w:color w:val="526B7E"/>
+          <w:sz w:val="21"/>
+          <w:szCs w:val="21"/>
+        </w:rPr>
+        <w:t xml:space="preserve">1. Computers &gt; All Computers: the four ring groups and Ring 3 - Audit archive.</w:t>
+      </w:r>
+    </w:p>
+    <w:p>
+      <w:pPr>
+        <w:spacing w:after="160" w:before="0" w:line="288" w:lineRule="auto"/>
+      </w:pPr>
+      <w:r>
+        <w:rPr>
+          <w:rFonts w:ascii="Arial" w:cs="Arial" w:eastAsia="Arial" w:hAnsi="Arial"/>
+          <w:color w:val="526B7E"/>
+          <w:sz w:val="21"/>
+          <w:szCs w:val="21"/>
+        </w:rPr>
+        <w:t xml:space="preserve">2. Options &gt; Computers: Use Group Policy or registry settings on computers.</w:t>
+      </w:r>
+    </w:p>
+    <w:p>
+      <w:pPr>
+        <w:pBdr>
+          <w:left w:val="single" w:color="20647C" w:sz="18" w:space="8"/>
+        </w:pBdr>
+        <w:shd w:fill="F1F7FA" w:color="auto" w:val="clear"/>
+        <w:spacing w:after="160" w:before="120" w:line="288" w:lineRule="auto"/>
+        <w:ind w:left="160" w:right="160"/>
+      </w:pPr>
+      <w:r>
+        <w:rPr>
+          <w:rFonts w:ascii="Arial" w:cs="Arial" w:eastAsia="Arial" w:hAnsi="Arial"/>
+          <w:b/>
+          <w:bCs/>
+          <w:color w:val="20647C"/>
+          <w:sz w:val="17"/>
+          <w:szCs w:val="17"/>
+        </w:rPr>
+        <w:t xml:space="preserve">THEN, IN  </w:t>
+      </w:r>
+      <w:r>
+        <w:rPr>
+          <w:rFonts w:ascii="Arial" w:cs="Arial" w:eastAsia="Arial" w:hAnsi="Arial"/>
+          <w:color w:val="193448"/>
+          <w:sz w:val="20"/>
+          <w:szCs w:val="20"/>
+        </w:rPr>
+        <w:t xml:space="preserve">Group Policy Management (gpmc.msc)</w:t>
+      </w:r>
+    </w:p>
+    <w:p>
+      <w:pPr>
+        <w:spacing w:after="160" w:before="0" w:line="288" w:lineRule="auto"/>
+      </w:pPr>
+      <w:r>
+        <w:rPr>
+          <w:rFonts w:ascii="Arial" w:cs="Arial" w:eastAsia="Arial" w:hAnsi="Arial"/>
+          <w:color w:val="526B7E"/>
+          <w:sz w:val="21"/>
+          <w:szCs w:val="21"/>
+        </w:rPr>
+        <w:t xml:space="preserve">1. Each ring's GPO &gt; Settings &gt; Windows Update: the client-side targeting group name and the WSUS address.</w:t>
+      </w:r>
+    </w:p>
+    <w:p>
+      <w:pPr>
+        <w:spacing w:after="160" w:before="0" w:line="288" w:lineRule="auto"/>
+      </w:pPr>
+      <w:r>
+        <w:rPr>
+          <w:rFonts w:ascii="Arial" w:cs="Arial" w:eastAsia="Arial" w:hAnsi="Arial"/>
+          <w:color w:val="526B7E"/>
+          <w:sz w:val="21"/>
+          <w:szCs w:val="21"/>
+        </w:rPr>
+        <w:t xml:space="preserve">Command-line route (optional):</w:t>
+      </w:r>
+    </w:p>
+    <w:p>
+      <w:pPr>
         <w:shd w:fill="F1F7FA" w:color="auto" w:val="clear"/>
         <w:spacing w:after="0" w:before="0" w:line="252" w:lineRule="auto"/>
         <w:ind w:left="160" w:right="160"/>
@@ -5705,6 +6129,122 @@
           <w:szCs w:val="26"/>
         </w:rPr>
         <w:t xml:space="preserve">Check your result</w:t>
+      </w:r>
+    </w:p>
+    <w:p>
+      <w:pPr>
+        <w:pBdr>
+          <w:left w:val="single" w:color="20647C" w:sz="18" w:space="8"/>
+        </w:pBdr>
+        <w:shd w:fill="F1F7FA" w:color="auto" w:val="clear"/>
+        <w:spacing w:after="160" w:before="120" w:line="288" w:lineRule="auto"/>
+        <w:ind w:left="160" w:right="160"/>
+      </w:pPr>
+      <w:r>
+        <w:rPr>
+          <w:rFonts w:ascii="Arial" w:cs="Arial" w:eastAsia="Arial" w:hAnsi="Arial"/>
+          <w:b/>
+          <w:bCs/>
+          <w:color w:val="20647C"/>
+          <w:sz w:val="17"/>
+          <w:szCs w:val="17"/>
+        </w:rPr>
+        <w:t xml:space="preserve">CHECK IT IN THE CONSOLE  </w:t>
+      </w:r>
+      <w:r>
+        <w:rPr>
+          <w:rFonts w:ascii="Arial" w:cs="Arial" w:eastAsia="Arial" w:hAnsi="Arial"/>
+          <w:color w:val="193448"/>
+          <w:sz w:val="20"/>
+          <w:szCs w:val="20"/>
+        </w:rPr>
+        <w:t xml:space="preserve">Update Services (WSUS console)</w:t>
+      </w:r>
+    </w:p>
+    <w:p>
+      <w:pPr>
+        <w:spacing w:after="160" w:before="0" w:line="288" w:lineRule="auto"/>
+      </w:pPr>
+      <w:r>
+        <w:rPr>
+          <w:rFonts w:ascii="Arial" w:cs="Arial" w:eastAsia="Arial" w:hAnsi="Arial"/>
+          <w:color w:val="526B7E"/>
+          <w:sz w:val="21"/>
+          <w:szCs w:val="21"/>
+        </w:rPr>
+        <w:t xml:space="preserve">1. Updates &gt; All Updates: this month's approvals per ring, in the written order.</w:t>
+      </w:r>
+    </w:p>
+    <w:p>
+      <w:pPr>
+        <w:spacing w:after="160" w:before="0" w:line="288" w:lineRule="auto"/>
+      </w:pPr>
+      <w:r>
+        <w:rPr>
+          <w:rFonts w:ascii="Arial" w:cs="Arial" w:eastAsia="Arial" w:hAnsi="Arial"/>
+          <w:color w:val="526B7E"/>
+          <w:sz w:val="21"/>
+          <w:szCs w:val="21"/>
+        </w:rPr>
+        <w:t xml:space="preserve">2. Reports &gt; Computer Status Summary per ring: installed or not applicable.</w:t>
+      </w:r>
+    </w:p>
+    <w:p>
+      <w:pPr>
+        <w:pBdr>
+          <w:left w:val="single" w:color="20647C" w:sz="18" w:space="8"/>
+        </w:pBdr>
+        <w:shd w:fill="F1F7FA" w:color="auto" w:val="clear"/>
+        <w:spacing w:after="160" w:before="120" w:line="288" w:lineRule="auto"/>
+        <w:ind w:left="160" w:right="160"/>
+      </w:pPr>
+      <w:r>
+        <w:rPr>
+          <w:rFonts w:ascii="Arial" w:cs="Arial" w:eastAsia="Arial" w:hAnsi="Arial"/>
+          <w:b/>
+          <w:bCs/>
+          <w:color w:val="20647C"/>
+          <w:sz w:val="17"/>
+          <w:szCs w:val="17"/>
+        </w:rPr>
+        <w:t xml:space="preserve">THEN, IN  </w:t>
+      </w:r>
+      <w:r>
+        <w:rPr>
+          <w:rFonts w:ascii="Arial" w:cs="Arial" w:eastAsia="Arial" w:hAnsi="Arial"/>
+          <w:color w:val="193448"/>
+          <w:sz w:val="20"/>
+          <w:szCs w:val="20"/>
+        </w:rPr>
+        <w:t xml:space="preserve">Settings &gt; Windows Update, on a ring member</w:t>
+      </w:r>
+    </w:p>
+    <w:p>
+      <w:pPr>
+        <w:spacing w:after="160" w:before="0" w:line="288" w:lineRule="auto"/>
+      </w:pPr>
+      <w:r>
+        <w:rPr>
+          <w:rFonts w:ascii="Arial" w:cs="Arial" w:eastAsia="Arial" w:hAnsi="Arial"/>
+          <w:color w:val="526B7E"/>
+          <w:sz w:val="21"/>
+          <w:szCs w:val="21"/>
+        </w:rPr>
+        <w:t xml:space="preserve">1. Update history: the month's updates installed.</w:t>
+      </w:r>
+    </w:p>
+    <w:p>
+      <w:pPr>
+        <w:spacing w:after="160" w:before="0" w:line="288" w:lineRule="auto"/>
+      </w:pPr>
+      <w:r>
+        <w:rPr>
+          <w:rFonts w:ascii="Arial" w:cs="Arial" w:eastAsia="Arial" w:hAnsi="Arial"/>
+          <w:color w:val="526B7E"/>
+          <w:sz w:val="21"/>
+          <w:szCs w:val="21"/>
+        </w:rPr>
+        <w:t xml:space="preserve">Command-line route (optional):</w:t>
       </w:r>
     </w:p>
     <w:p>

--- a/public/training/patch-protect/SecureByDesign-patch-protect-Workbook.docx
+++ b/public/training/patch-protect/SecureByDesign-patch-protect-Workbook.docx
@@ -5135,7 +5135,7 @@
           <w:sz w:val="20"/>
           <w:szCs w:val="20"/>
         </w:rPr>
-        <w:t xml:space="preserve">The four ring groups and Ring 3 - Audit archive exist and WSUS uses client-side targeting; each ring's GPO is linked where its computers live, with the pilot filter and link order in place; one member of each ring shows SBD-WSUS01 and its ring in its policy values; every Windows computer sits in its ring's group; and Unassigned Computers is empty.</w:t>
+        <w:t xml:space="preserve">The WSUS console shows the four ring groups and Ring 3 - Audit archive, with Options set to use Group Policy (client-side targeting); Group Policy Management shows each ring's GPO linked where its computers live, with the pilot filter and link order in place; Group Policy Results for one member of each ring shows SBD-WSUS01 and its ring; every Windows computer sits in its ring's group; and Unassigned Computers is empty.</w:t>
       </w:r>
     </w:p>
     <w:p>
